--- a/5-人员管理/流程制度规范类文件/050104-人员招聘管理制度.docx
+++ b/5-人员管理/流程制度规范类文件/050104-人员招聘管理制度.docx
@@ -1,7 +1,6 @@
 
 <file path=word/document.xml><?xml version="1.0" encoding="utf-8"?>
-<w:document xmlns:wpc="http://schemas.microsoft.com/office/word/2010/wordprocessingCanvas" xmlns:mc="http://schemas.openxmlformats.org/markup-compatibility/2006" xmlns:o="urn:schemas-microsoft-com:office:office" xmlns:r="http://schemas.openxmlformats.org/officeDocument/2006/relationships" xmlns:m="http://schemas.openxmlformats.org/officeDocument/2006/math" xmlns:v="urn:schemas-microsoft-com:vml" xmlns:wp14="http://schemas.microsoft.com/office/word/2010/wordprocessingDrawing" xmlns:wp="http://schemas.openxmlformats.org/drawingml/2006/wordprocessingDrawing" xmlns:w10="urn:schemas-microsoft-com:office:word" xmlns:w="http://schemas.openxmlformats.org/wordprocessingml/2006/main" xmlns:w14="http://schemas.microsoft.com/office/word/2010/wordml" xmlns:w15="http://schemas.microsoft.com/office/word/2012/wordml" xmlns:wne="http://schemas.microsoft.com/office/word/2006/wordml" xmlns:wpg="http://schemas.microsoft.com/office/word/2010/wordprocessingGroup" xmlns:wpi="http://schemas.microsoft.com/office/word/2010/wordprocessingInk" xmlns:wps="http://schemas.microsoft.com/office/word/2010/wordprocessingShape" mc:Ignorable="w14 w15 wp14">
-  <!-- Generated by Aspose.Words for .NET 13.3.0.1 -->
+<w:document xmlns:wpc="http://schemas.microsoft.com/office/word/2010/wordprocessingCanvas" xmlns:mc="http://schemas.openxmlformats.org/markup-compatibility/2006" xmlns:o="urn:schemas-microsoft-com:office:office" xmlns:r="http://schemas.openxmlformats.org/officeDocument/2006/relationships" xmlns:m="http://schemas.openxmlformats.org/officeDocument/2006/math" xmlns:v="urn:schemas-microsoft-com:vml" xmlns:wp14="http://schemas.microsoft.com/office/word/2010/wordprocessingDrawing" xmlns:wp="http://schemas.openxmlformats.org/drawingml/2006/wordprocessingDrawing" xmlns:w="http://schemas.openxmlformats.org/wordprocessingml/2006/main" xmlns:w14="http://schemas.microsoft.com/office/word/2010/wordml" xmlns:w10="urn:schemas-microsoft-com:office:word" xmlns:w15="http://schemas.microsoft.com/office/word/2012/wordml" xmlns:wpg="http://schemas.microsoft.com/office/word/2010/wordprocessingGroup" xmlns:wpi="http://schemas.microsoft.com/office/word/2010/wordprocessingInk" xmlns:wne="http://schemas.microsoft.com/office/word/2006/wordml" xmlns:wps="http://schemas.microsoft.com/office/word/2010/wordprocessingShape" xmlns:wpsCustomData="http://www.wps.cn/officeDocument/2013/wpsCustomData" mc:Ignorable="w14 w15 wp14">
   <w:body>
     <w:p>
       <w:pPr>
@@ -14,7 +13,7 @@
         <w:spacing w:before="78" w:line="219" w:lineRule="auto"/>
         <w:ind w:left="25"/>
         <w:rPr>
-          <w:rFonts w:ascii="宋体" w:eastAsia="宋体" w:hAnsi="宋体" w:cs="宋体" w:hint="default"/>
+          <w:rFonts w:hint="default" w:ascii="宋体" w:hAnsi="宋体" w:eastAsia="宋体" w:cs="宋体"/>
           <w:sz w:val="24"/>
           <w:szCs w:val="24"/>
           <w:lang w:val="en-US" w:eastAsia="zh-CN"/>
@@ -22,7 +21,7 @@
       </w:pPr>
       <w:r>
         <w:rPr>
-          <w:rFonts w:ascii="宋体" w:eastAsia="宋体" w:hAnsi="宋体" w:cs="宋体"/>
+          <w:rFonts w:ascii="宋体" w:hAnsi="宋体" w:eastAsia="宋体" w:cs="宋体"/>
           <w:b/>
           <w:bCs/>
           <w:spacing w:val="-3"/>
@@ -33,7 +32,7 @@
       </w:r>
       <w:r>
         <w:rPr>
-          <w:rFonts w:ascii="宋体" w:eastAsia="宋体" w:hAnsi="宋体" w:cs="宋体" w:hint="eastAsia"/>
+          <w:rFonts w:hint="eastAsia" w:ascii="宋体" w:hAnsi="宋体" w:eastAsia="宋体" w:cs="宋体"/>
           <w:b/>
           <w:bCs/>
           <w:spacing w:val="-3"/>
@@ -45,7 +44,7 @@
       </w:r>
       <w:r>
         <w:rPr>
-          <w:rFonts w:ascii="宋体" w:eastAsia="宋体" w:hAnsi="宋体" w:cs="宋体"/>
+          <w:rFonts w:ascii="宋体" w:hAnsi="宋体" w:eastAsia="宋体" w:cs="宋体"/>
           <w:b/>
           <w:bCs/>
           <w:spacing w:val="-3"/>
@@ -56,7 +55,7 @@
       </w:r>
       <w:r>
         <w:rPr>
-          <w:rFonts w:ascii="宋体" w:eastAsia="宋体" w:hAnsi="宋体" w:cs="宋体" w:hint="eastAsia"/>
+          <w:rFonts w:hint="eastAsia" w:ascii="宋体" w:hAnsi="宋体" w:eastAsia="宋体" w:cs="宋体"/>
           <w:b/>
           <w:bCs/>
           <w:spacing w:val="-3"/>
@@ -86,14 +85,14 @@
         <w:ind w:left="23"/>
         <w:textAlignment w:val="auto"/>
         <w:rPr>
-          <w:rFonts w:ascii="宋体" w:eastAsia="宋体" w:hAnsi="宋体" w:cs="宋体"/>
-          <w:sz w:val="24"/>
-          <w:szCs w:val="24"/>
-        </w:rPr>
-      </w:pPr>
-      <w:r>
-        <w:rPr>
-          <w:rFonts w:ascii="宋体" w:eastAsia="宋体" w:hAnsi="宋体" w:cs="宋体"/>
+          <w:rFonts w:ascii="宋体" w:hAnsi="宋体" w:eastAsia="宋体" w:cs="宋体"/>
+          <w:sz w:val="24"/>
+          <w:szCs w:val="24"/>
+        </w:rPr>
+      </w:pPr>
+      <w:r>
+        <w:rPr>
+          <w:rFonts w:ascii="宋体" w:hAnsi="宋体" w:eastAsia="宋体" w:cs="宋体"/>
           <w:b/>
           <w:bCs/>
           <w:spacing w:val="240"/>
@@ -105,7 +104,7 @@
       </w:r>
       <w:r>
         <w:rPr>
-          <w:rFonts w:ascii="宋体" w:eastAsia="宋体" w:hAnsi="宋体" w:cs="宋体"/>
+          <w:rFonts w:ascii="宋体" w:hAnsi="宋体" w:eastAsia="宋体" w:cs="宋体"/>
           <w:b/>
           <w:bCs/>
           <w:spacing w:val="0"/>
@@ -117,7 +116,7 @@
       </w:r>
       <w:r>
         <w:rPr>
-          <w:rFonts w:ascii="宋体" w:eastAsia="宋体" w:hAnsi="宋体" w:cs="宋体"/>
+          <w:rFonts w:ascii="宋体" w:hAnsi="宋体" w:eastAsia="宋体" w:cs="宋体"/>
           <w:b/>
           <w:bCs/>
           <w:spacing w:val="-5"/>
@@ -129,7 +128,7 @@
     </w:p>
     <w:p>
       <w:pPr>
-        <w:pStyle w:val="a"/>
+        <w:pStyle w:val="24"/>
         <w:keepLines w:val="0"/>
         <w:pageBreakBefore w:val="0"/>
         <w:widowControl w:val="0"/>
@@ -149,7 +148,7 @@
     </w:p>
     <w:p>
       <w:pPr>
-        <w:pStyle w:val="a0"/>
+        <w:pStyle w:val="25"/>
         <w:keepLines w:val="0"/>
         <w:pageBreakBefore w:val="0"/>
         <w:widowControl w:val="0"/>
@@ -173,17 +172,18 @@
     </w:p>
     <w:tbl>
       <w:tblPr>
-        <w:tblStyle w:val="TableGrid"/>
+        <w:tblStyle w:val="21"/>
         <w:tblW w:w="0" w:type="auto"/>
         <w:tblInd w:w="2443" w:type="dxa"/>
         <w:tblBorders>
-          <w:top w:val="nil"/>
-          <w:left w:val="nil"/>
-          <w:bottom w:val="nil"/>
-          <w:right w:val="nil"/>
-          <w:insideH w:val="nil"/>
-          <w:insideV w:val="nil"/>
+          <w:top w:val="none" w:color="auto" w:sz="0" w:space="0"/>
+          <w:left w:val="none" w:color="auto" w:sz="0" w:space="0"/>
+          <w:bottom w:val="none" w:color="auto" w:sz="0" w:space="0"/>
+          <w:right w:val="none" w:color="auto" w:sz="0" w:space="0"/>
+          <w:insideH w:val="none" w:color="auto" w:sz="0" w:space="0"/>
+          <w:insideV w:val="none" w:color="auto" w:sz="0" w:space="0"/>
         </w:tblBorders>
+        <w:tblLayout w:type="autofit"/>
         <w:tblCellMar>
           <w:top w:w="0" w:type="dxa"/>
           <w:left w:w="108" w:type="dxa"/>
@@ -197,15 +197,13 @@
       </w:tblGrid>
       <w:tr>
         <w:tblPrEx>
-          <w:tblW w:w="0" w:type="auto"/>
-          <w:tblInd w:w="2443" w:type="dxa"/>
           <w:tblBorders>
-            <w:top w:val="nil"/>
-            <w:left w:val="nil"/>
-            <w:bottom w:val="nil"/>
-            <w:right w:val="nil"/>
-            <w:insideH w:val="nil"/>
-            <w:insideV w:val="nil"/>
+            <w:top w:val="none" w:color="auto" w:sz="0" w:space="0"/>
+            <w:left w:val="none" w:color="auto" w:sz="0" w:space="0"/>
+            <w:bottom w:val="none" w:color="auto" w:sz="0" w:space="0"/>
+            <w:right w:val="none" w:color="auto" w:sz="0" w:space="0"/>
+            <w:insideH w:val="none" w:color="auto" w:sz="0" w:space="0"/>
+            <w:insideV w:val="none" w:color="auto" w:sz="0" w:space="0"/>
           </w:tblBorders>
           <w:tblCellMar>
             <w:top w:w="0" w:type="dxa"/>
@@ -215,11 +213,12 @@
           </w:tblCellMar>
         </w:tblPrEx>
         <w:trPr>
-          <w:trHeight w:val="810"/>
+          <w:trHeight w:val="810" w:hRule="atLeast"/>
         </w:trPr>
         <w:tc>
           <w:tcPr>
             <w:tcW w:w="1818" w:type="dxa"/>
+            <w:vAlign w:val="top"/>
           </w:tcPr>
           <w:p>
             <w:pPr>
@@ -245,7 +244,7 @@
             </w:r>
             <w:r>
               <w:rPr>
-                <w:rFonts w:asciiTheme="minorAscii" w:eastAsiaTheme="minorEastAsia" w:hAnsiTheme="minorAscii" w:hint="default"/>
+                <w:rFonts w:hint="default" w:asciiTheme="minorAscii" w:hAnsiTheme="minorAscii" w:eastAsiaTheme="minorEastAsia"/>
                 <w:spacing w:val="227"/>
                 <w:sz w:val="21"/>
                 <w:vertAlign w:val="baseline"/>
@@ -270,6 +269,7 @@
         <w:tc>
           <w:tcPr>
             <w:tcW w:w="4261" w:type="dxa"/>
+            <w:vAlign w:val="top"/>
           </w:tcPr>
           <w:p>
             <w:pPr>
@@ -295,7 +295,7 @@
             </w:r>
             <w:r>
               <w:rPr>
-                <w:rFonts w:asciiTheme="minorAscii" w:eastAsiaTheme="minorEastAsia" w:hAnsiTheme="minorAscii" w:hint="eastAsia"/>
+                <w:rFonts w:hint="eastAsia" w:asciiTheme="minorAscii" w:hAnsiTheme="minorAscii" w:eastAsiaTheme="minorEastAsia"/>
                 <w:spacing w:val="227"/>
                 <w:sz w:val="21"/>
                 <w:vertAlign w:val="baseline"/>
@@ -317,8 +317,14 @@
       </w:tr>
       <w:tr>
         <w:tblPrEx>
-          <w:tblW w:w="0" w:type="auto"/>
-          <w:tblInd w:w="2443" w:type="dxa"/>
+          <w:tblBorders>
+            <w:top w:val="none" w:color="auto" w:sz="0" w:space="0"/>
+            <w:left w:val="none" w:color="auto" w:sz="0" w:space="0"/>
+            <w:bottom w:val="none" w:color="auto" w:sz="0" w:space="0"/>
+            <w:right w:val="none" w:color="auto" w:sz="0" w:space="0"/>
+            <w:insideH w:val="none" w:color="auto" w:sz="0" w:space="0"/>
+            <w:insideV w:val="none" w:color="auto" w:sz="0" w:space="0"/>
+          </w:tblBorders>
           <w:tblCellMar>
             <w:top w:w="0" w:type="dxa"/>
             <w:left w:w="108" w:type="dxa"/>
@@ -327,12 +333,13 @@
           </w:tblCellMar>
         </w:tblPrEx>
         <w:trPr>
-          <w:trHeight w:val="810"/>
+          <w:trHeight w:val="810" w:hRule="atLeast"/>
         </w:trPr>
         <w:tc>
           <w:tcPr>
             <w:tcW w:w="1818" w:type="dxa"/>
             <w:shd w:val="clear" w:color="auto" w:fill="auto"/>
+            <w:vAlign w:val="top"/>
           </w:tcPr>
           <w:p>
             <w:pPr>
@@ -343,7 +350,7 @@
               <w:overflowPunct/>
               <w:bidi w:val="0"/>
               <w:rPr>
-                <w:rFonts w:ascii="Arial" w:eastAsia="Arial" w:hAnsi="Arial" w:cs="Arial" w:hint="eastAsia"/>
+                <w:rFonts w:hint="eastAsia" w:ascii="Arial" w:hAnsi="Arial" w:eastAsia="Arial" w:cs="Arial"/>
                 <w:snapToGrid w:val="0"/>
                 <w:color w:val="000000"/>
                 <w:kern w:val="0"/>
@@ -363,7 +370,7 @@
             </w:r>
             <w:r>
               <w:rPr>
-                <w:rFonts w:asciiTheme="minorAscii" w:eastAsiaTheme="minorEastAsia" w:hAnsiTheme="minorAscii" w:hint="default"/>
+                <w:rFonts w:hint="default" w:asciiTheme="minorAscii" w:hAnsiTheme="minorAscii" w:eastAsiaTheme="minorEastAsia"/>
                 <w:spacing w:val="227"/>
                 <w:sz w:val="21"/>
                 <w:vertAlign w:val="baseline"/>
@@ -374,13 +381,10 @@
             <w:r>
               <w:rPr>
                 <w:rFonts w:hint="eastAsia"/>
-                <w:spacing w:val="90"/>
-                <w:kern w:val="0"/>
                 <w:u w:val="single"/>
-                <w:vertAlign w:val="baseline"/>
                 <w:lang w:val="en-US" w:eastAsia="zh-CN"/>
               </w:rPr>
-              <w:t>严长运</w:t>
+              <w:t>刘钢要</w:t>
             </w:r>
           </w:p>
         </w:tc>
@@ -388,6 +392,7 @@
           <w:tcPr>
             <w:tcW w:w="4261" w:type="dxa"/>
             <w:shd w:val="clear" w:color="auto" w:fill="auto"/>
+            <w:vAlign w:val="top"/>
           </w:tcPr>
           <w:p>
             <w:pPr>
@@ -398,7 +403,7 @@
               <w:overflowPunct/>
               <w:bidi w:val="0"/>
               <w:rPr>
-                <w:rFonts w:ascii="Arial" w:eastAsia="Arial" w:hAnsi="Arial" w:cs="Arial" w:hint="eastAsia"/>
+                <w:rFonts w:hint="eastAsia" w:ascii="Arial" w:hAnsi="Arial" w:eastAsia="Arial" w:cs="Arial"/>
                 <w:snapToGrid w:val="0"/>
                 <w:color w:val="000000"/>
                 <w:kern w:val="0"/>
@@ -418,7 +423,7 @@
             </w:r>
             <w:r>
               <w:rPr>
-                <w:rFonts w:asciiTheme="minorAscii" w:eastAsiaTheme="minorEastAsia" w:hAnsiTheme="minorAscii" w:hint="eastAsia"/>
+                <w:rFonts w:hint="eastAsia" w:asciiTheme="minorAscii" w:hAnsiTheme="minorAscii" w:eastAsiaTheme="minorEastAsia"/>
                 <w:spacing w:val="227"/>
                 <w:sz w:val="21"/>
                 <w:vertAlign w:val="baseline"/>
@@ -440,8 +445,14 @@
       </w:tr>
       <w:tr>
         <w:tblPrEx>
-          <w:tblW w:w="0" w:type="auto"/>
-          <w:tblInd w:w="2443" w:type="dxa"/>
+          <w:tblBorders>
+            <w:top w:val="none" w:color="auto" w:sz="0" w:space="0"/>
+            <w:left w:val="none" w:color="auto" w:sz="0" w:space="0"/>
+            <w:bottom w:val="none" w:color="auto" w:sz="0" w:space="0"/>
+            <w:right w:val="none" w:color="auto" w:sz="0" w:space="0"/>
+            <w:insideH w:val="none" w:color="auto" w:sz="0" w:space="0"/>
+            <w:insideV w:val="none" w:color="auto" w:sz="0" w:space="0"/>
+          </w:tblBorders>
           <w:tblCellMar>
             <w:top w:w="0" w:type="dxa"/>
             <w:left w:w="108" w:type="dxa"/>
@@ -450,11 +461,12 @@
           </w:tblCellMar>
         </w:tblPrEx>
         <w:trPr>
-          <w:trHeight w:val="635"/>
+          <w:trHeight w:val="635" w:hRule="atLeast"/>
         </w:trPr>
         <w:tc>
           <w:tcPr>
             <w:tcW w:w="1818" w:type="dxa"/>
+            <w:vAlign w:val="top"/>
           </w:tcPr>
           <w:p>
             <w:pPr>
@@ -480,7 +492,7 @@
             </w:r>
             <w:r>
               <w:rPr>
-                <w:rFonts w:asciiTheme="minorAscii" w:eastAsiaTheme="minorEastAsia" w:hAnsiTheme="minorAscii" w:hint="eastAsia"/>
+                <w:rFonts w:hint="eastAsia" w:asciiTheme="minorAscii" w:hAnsiTheme="minorAscii" w:eastAsiaTheme="minorEastAsia"/>
                 <w:spacing w:val="227"/>
                 <w:sz w:val="21"/>
                 <w:vertAlign w:val="baseline"/>
@@ -501,6 +513,7 @@
         <w:tc>
           <w:tcPr>
             <w:tcW w:w="4261" w:type="dxa"/>
+            <w:vAlign w:val="top"/>
           </w:tcPr>
           <w:p>
             <w:pPr>
@@ -526,7 +539,7 @@
             </w:r>
             <w:r>
               <w:rPr>
-                <w:rFonts w:asciiTheme="minorAscii" w:eastAsiaTheme="minorEastAsia" w:hAnsiTheme="minorAscii" w:hint="eastAsia"/>
+                <w:rFonts w:hint="eastAsia" w:asciiTheme="minorAscii" w:hAnsiTheme="minorAscii" w:eastAsiaTheme="minorEastAsia"/>
                 <w:spacing w:val="227"/>
                 <w:sz w:val="21"/>
                 <w:vertAlign w:val="baseline"/>
@@ -571,14 +584,14 @@
         <w:spacing w:before="153" w:line="225" w:lineRule="auto"/>
         <w:ind w:left="3634"/>
         <w:rPr>
-          <w:rFonts w:ascii="宋体" w:eastAsia="宋体" w:hAnsi="宋体" w:cs="宋体"/>
+          <w:rFonts w:ascii="宋体" w:hAnsi="宋体" w:eastAsia="宋体" w:cs="宋体"/>
           <w:sz w:val="31"/>
           <w:szCs w:val="31"/>
         </w:rPr>
       </w:pPr>
       <w:r>
         <w:rPr>
-          <w:rFonts w:ascii="宋体" w:eastAsia="宋体" w:hAnsi="宋体" w:cs="宋体"/>
+          <w:rFonts w:ascii="宋体" w:hAnsi="宋体" w:eastAsia="宋体" w:cs="宋体"/>
           <w:b/>
           <w:bCs/>
           <w:spacing w:val="4"/>
@@ -590,16 +603,16 @@
     </w:p>
     <w:tbl>
       <w:tblPr>
-        <w:tblStyle w:val="TableNormal0"/>
+        <w:tblStyle w:val="26"/>
         <w:tblW w:w="8301" w:type="dxa"/>
         <w:tblInd w:w="2" w:type="dxa"/>
         <w:tblBorders>
-          <w:top w:val="single" w:sz="2" w:space="0" w:color="000000"/>
-          <w:left w:val="single" w:sz="2" w:space="0" w:color="000000"/>
-          <w:bottom w:val="single" w:sz="2" w:space="0" w:color="000000"/>
-          <w:right w:val="single" w:sz="2" w:space="0" w:color="000000"/>
-          <w:insideH w:val="single" w:sz="2" w:space="0" w:color="000000"/>
-          <w:insideV w:val="single" w:sz="2" w:space="0" w:color="000000"/>
+          <w:top w:val="single" w:color="000000" w:sz="2" w:space="0"/>
+          <w:left w:val="single" w:color="000000" w:sz="2" w:space="0"/>
+          <w:bottom w:val="single" w:color="000000" w:sz="2" w:space="0"/>
+          <w:right w:val="single" w:color="000000" w:sz="2" w:space="0"/>
+          <w:insideH w:val="single" w:color="000000" w:sz="2" w:space="0"/>
+          <w:insideV w:val="single" w:color="000000" w:sz="2" w:space="0"/>
         </w:tblBorders>
         <w:tblLayout w:type="fixed"/>
         <w:tblCellMar>
@@ -619,17 +632,14 @@
       </w:tblGrid>
       <w:tr>
         <w:tblPrEx>
-          <w:tblW w:w="8301" w:type="dxa"/>
-          <w:tblInd w:w="2" w:type="dxa"/>
           <w:tblBorders>
-            <w:top w:val="single" w:sz="2" w:space="0" w:color="000000"/>
-            <w:left w:val="single" w:sz="2" w:space="0" w:color="000000"/>
-            <w:bottom w:val="single" w:sz="2" w:space="0" w:color="000000"/>
-            <w:right w:val="single" w:sz="2" w:space="0" w:color="000000"/>
-            <w:insideH w:val="single" w:sz="2" w:space="0" w:color="000000"/>
-            <w:insideV w:val="single" w:sz="2" w:space="0" w:color="000000"/>
+            <w:top w:val="single" w:color="000000" w:sz="2" w:space="0"/>
+            <w:left w:val="single" w:color="000000" w:sz="2" w:space="0"/>
+            <w:bottom w:val="single" w:color="000000" w:sz="2" w:space="0"/>
+            <w:right w:val="single" w:color="000000" w:sz="2" w:space="0"/>
+            <w:insideH w:val="single" w:color="000000" w:sz="2" w:space="0"/>
+            <w:insideV w:val="single" w:color="000000" w:sz="2" w:space="0"/>
           </w:tblBorders>
-          <w:tblLayout w:type="fixed"/>
           <w:tblCellMar>
             <w:top w:w="0" w:type="dxa"/>
             <w:left w:w="0" w:type="dxa"/>
@@ -638,7 +648,7 @@
           </w:tblCellMar>
         </w:tblPrEx>
         <w:trPr>
-          <w:trHeight w:val="593"/>
+          <w:trHeight w:val="593" w:hRule="atLeast"/>
         </w:trPr>
         <w:tc>
           <w:tcPr>
@@ -655,14 +665,14 @@
               <w:spacing w:before="176" w:line="228" w:lineRule="auto"/>
               <w:ind w:left="607"/>
               <w:rPr>
-                <w:rFonts w:ascii="宋体" w:eastAsia="宋体" w:hAnsi="宋体" w:cs="宋体"/>
+                <w:rFonts w:ascii="宋体" w:hAnsi="宋体" w:eastAsia="宋体" w:cs="宋体"/>
                 <w:sz w:val="20"/>
                 <w:szCs w:val="20"/>
               </w:rPr>
             </w:pPr>
             <w:r>
               <w:rPr>
-                <w:rFonts w:ascii="宋体" w:eastAsia="宋体" w:hAnsi="宋体" w:cs="宋体"/>
+                <w:rFonts w:ascii="宋体" w:hAnsi="宋体" w:eastAsia="宋体" w:cs="宋体"/>
                 <w:spacing w:val="-14"/>
                 <w:sz w:val="20"/>
                 <w:szCs w:val="20"/>
@@ -686,14 +696,14 @@
               <w:spacing w:before="175" w:line="227" w:lineRule="auto"/>
               <w:ind w:left="253"/>
               <w:rPr>
-                <w:rFonts w:ascii="宋体" w:eastAsia="宋体" w:hAnsi="宋体" w:cs="宋体"/>
+                <w:rFonts w:ascii="宋体" w:hAnsi="宋体" w:eastAsia="宋体" w:cs="宋体"/>
                 <w:sz w:val="20"/>
                 <w:szCs w:val="20"/>
               </w:rPr>
             </w:pPr>
             <w:r>
               <w:rPr>
-                <w:rFonts w:ascii="宋体" w:eastAsia="宋体" w:hAnsi="宋体" w:cs="宋体"/>
+                <w:rFonts w:ascii="宋体" w:hAnsi="宋体" w:eastAsia="宋体" w:cs="宋体"/>
                 <w:spacing w:val="4"/>
                 <w:sz w:val="20"/>
                 <w:szCs w:val="20"/>
@@ -717,14 +727,14 @@
               <w:spacing w:before="175" w:line="228" w:lineRule="auto"/>
               <w:ind w:left="730"/>
               <w:rPr>
-                <w:rFonts w:ascii="宋体" w:eastAsia="宋体" w:hAnsi="宋体" w:cs="宋体"/>
+                <w:rFonts w:ascii="宋体" w:hAnsi="宋体" w:eastAsia="宋体" w:cs="宋体"/>
                 <w:sz w:val="20"/>
                 <w:szCs w:val="20"/>
               </w:rPr>
             </w:pPr>
             <w:r>
               <w:rPr>
-                <w:rFonts w:ascii="宋体" w:eastAsia="宋体" w:hAnsi="宋体" w:cs="宋体"/>
+                <w:rFonts w:ascii="宋体" w:hAnsi="宋体" w:eastAsia="宋体" w:cs="宋体"/>
                 <w:spacing w:val="7"/>
                 <w:sz w:val="20"/>
                 <w:szCs w:val="20"/>
@@ -748,14 +758,14 @@
               <w:spacing w:before="175" w:line="228" w:lineRule="auto"/>
               <w:ind w:left="310"/>
               <w:rPr>
-                <w:rFonts w:ascii="宋体" w:eastAsia="宋体" w:hAnsi="宋体" w:cs="宋体"/>
+                <w:rFonts w:ascii="宋体" w:hAnsi="宋体" w:eastAsia="宋体" w:cs="宋体"/>
                 <w:sz w:val="20"/>
                 <w:szCs w:val="20"/>
               </w:rPr>
             </w:pPr>
             <w:r>
               <w:rPr>
-                <w:rFonts w:ascii="宋体" w:eastAsia="宋体" w:hAnsi="宋体" w:cs="宋体"/>
+                <w:rFonts w:ascii="宋体" w:hAnsi="宋体" w:eastAsia="宋体" w:cs="宋体"/>
                 <w:spacing w:val="6"/>
                 <w:sz w:val="20"/>
                 <w:szCs w:val="20"/>
@@ -779,7 +789,7 @@
               <w:spacing w:before="175" w:line="228" w:lineRule="auto"/>
               <w:ind w:left="310"/>
               <w:rPr>
-                <w:rFonts w:ascii="宋体" w:eastAsia="宋体" w:hAnsi="宋体" w:cs="宋体" w:hint="eastAsia"/>
+                <w:rFonts w:hint="eastAsia" w:ascii="宋体" w:hAnsi="宋体" w:eastAsia="宋体" w:cs="宋体"/>
                 <w:spacing w:val="6"/>
                 <w:sz w:val="20"/>
                 <w:szCs w:val="20"/>
@@ -788,7 +798,7 @@
             </w:pPr>
             <w:r>
               <w:rPr>
-                <w:rFonts w:ascii="宋体" w:eastAsia="宋体" w:hAnsi="宋体" w:cs="宋体" w:hint="eastAsia"/>
+                <w:rFonts w:hint="eastAsia" w:ascii="宋体" w:hAnsi="宋体" w:eastAsia="宋体" w:cs="宋体"/>
                 <w:spacing w:val="6"/>
                 <w:sz w:val="20"/>
                 <w:szCs w:val="20"/>
@@ -813,14 +823,14 @@
               <w:spacing w:before="176" w:line="229" w:lineRule="auto"/>
               <w:ind w:left="311"/>
               <w:rPr>
-                <w:rFonts w:ascii="宋体" w:eastAsia="宋体" w:hAnsi="宋体" w:cs="宋体"/>
+                <w:rFonts w:ascii="宋体" w:hAnsi="宋体" w:eastAsia="宋体" w:cs="宋体"/>
                 <w:sz w:val="20"/>
                 <w:szCs w:val="20"/>
               </w:rPr>
             </w:pPr>
             <w:r>
               <w:rPr>
-                <w:rFonts w:ascii="宋体" w:eastAsia="宋体" w:hAnsi="宋体" w:cs="宋体"/>
+                <w:rFonts w:ascii="宋体" w:hAnsi="宋体" w:eastAsia="宋体" w:cs="宋体"/>
                 <w:spacing w:val="7"/>
                 <w:sz w:val="20"/>
                 <w:szCs w:val="20"/>
@@ -832,9 +842,14 @@
       </w:tr>
       <w:tr>
         <w:tblPrEx>
-          <w:tblW w:w="8301" w:type="dxa"/>
-          <w:tblInd w:w="2" w:type="dxa"/>
-          <w:tblLayout w:type="fixed"/>
+          <w:tblBorders>
+            <w:top w:val="single" w:color="000000" w:sz="2" w:space="0"/>
+            <w:left w:val="single" w:color="000000" w:sz="2" w:space="0"/>
+            <w:bottom w:val="single" w:color="000000" w:sz="2" w:space="0"/>
+            <w:right w:val="single" w:color="000000" w:sz="2" w:space="0"/>
+            <w:insideH w:val="single" w:color="000000" w:sz="2" w:space="0"/>
+            <w:insideV w:val="single" w:color="000000" w:sz="2" w:space="0"/>
+          </w:tblBorders>
           <w:tblCellMar>
             <w:top w:w="0" w:type="dxa"/>
             <w:left w:w="0" w:type="dxa"/>
@@ -843,7 +858,7 @@
           </w:tblCellMar>
         </w:tblPrEx>
         <w:trPr>
-          <w:trHeight w:val="556"/>
+          <w:trHeight w:val="556" w:hRule="atLeast"/>
         </w:trPr>
         <w:tc>
           <w:tcPr>
@@ -860,14 +875,14 @@
               <w:spacing w:before="173" w:line="267" w:lineRule="exact"/>
               <w:ind w:left="260"/>
               <w:rPr>
-                <w:rFonts w:ascii="宋体" w:eastAsia="宋体" w:hAnsi="宋体" w:cs="宋体"/>
+                <w:rFonts w:ascii="宋体" w:hAnsi="宋体" w:eastAsia="宋体" w:cs="宋体"/>
                 <w:sz w:val="20"/>
                 <w:szCs w:val="20"/>
               </w:rPr>
             </w:pPr>
             <w:r>
               <w:rPr>
-                <w:rFonts w:ascii="宋体" w:eastAsia="宋体" w:hAnsi="宋体" w:cs="宋体"/>
+                <w:rFonts w:ascii="宋体" w:hAnsi="宋体" w:eastAsia="宋体" w:cs="宋体"/>
                 <w:spacing w:val="3"/>
                 <w:position w:val="1"/>
                 <w:sz w:val="20"/>
@@ -892,14 +907,14 @@
               <w:spacing w:before="173" w:line="267" w:lineRule="exact"/>
               <w:ind w:left="248"/>
               <w:rPr>
-                <w:rFonts w:ascii="宋体" w:eastAsia="宋体" w:hAnsi="宋体" w:cs="宋体"/>
+                <w:rFonts w:ascii="宋体" w:hAnsi="宋体" w:eastAsia="宋体" w:cs="宋体"/>
                 <w:sz w:val="20"/>
                 <w:szCs w:val="20"/>
               </w:rPr>
             </w:pPr>
             <w:r>
               <w:rPr>
-                <w:rFonts w:ascii="宋体" w:eastAsia="宋体" w:hAnsi="宋体" w:cs="宋体"/>
+                <w:rFonts w:ascii="宋体" w:hAnsi="宋体" w:eastAsia="宋体" w:cs="宋体"/>
                 <w:spacing w:val="4"/>
                 <w:position w:val="1"/>
                 <w:sz w:val="20"/>
@@ -925,14 +940,14 @@
               <w:ind w:left="114"/>
               <w:jc w:val="center"/>
               <w:rPr>
-                <w:rFonts w:ascii="宋体" w:eastAsia="宋体" w:hAnsi="宋体" w:cs="宋体"/>
+                <w:rFonts w:ascii="宋体" w:hAnsi="宋体" w:eastAsia="宋体" w:cs="宋体"/>
                 <w:sz w:val="20"/>
                 <w:szCs w:val="20"/>
               </w:rPr>
             </w:pPr>
             <w:r>
               <w:rPr>
-                <w:rFonts w:ascii="宋体" w:eastAsia="宋体" w:hAnsi="宋体" w:cs="宋体"/>
+                <w:rFonts w:ascii="宋体" w:hAnsi="宋体" w:eastAsia="宋体" w:cs="宋体"/>
                 <w:spacing w:val="7"/>
                 <w:sz w:val="20"/>
                 <w:szCs w:val="20"/>
@@ -956,7 +971,7 @@
               <w:spacing w:before="172" w:line="228" w:lineRule="auto"/>
               <w:ind w:left="313"/>
               <w:rPr>
-                <w:rFonts w:ascii="宋体" w:eastAsia="宋体" w:hAnsi="宋体" w:cs="宋体"/>
+                <w:rFonts w:ascii="宋体" w:hAnsi="宋体" w:eastAsia="宋体" w:cs="宋体"/>
                 <w:sz w:val="20"/>
                 <w:szCs w:val="20"/>
               </w:rPr>
@@ -990,7 +1005,7 @@
               <w:spacing w:before="172" w:line="228" w:lineRule="auto"/>
               <w:ind w:left="313"/>
               <w:rPr>
-                <w:rFonts w:ascii="宋体" w:eastAsia="宋体" w:hAnsi="宋体" w:cs="宋体" w:hint="eastAsia"/>
+                <w:rFonts w:hint="eastAsia" w:ascii="宋体" w:hAnsi="宋体" w:eastAsia="宋体" w:cs="宋体"/>
                 <w:spacing w:val="5"/>
                 <w:sz w:val="20"/>
                 <w:szCs w:val="20"/>
@@ -998,15 +1013,13 @@
             </w:pPr>
             <w:r>
               <w:rPr>
-                <w:rFonts w:ascii="宋体" w:eastAsia="宋体" w:hAnsi="宋体" w:cs="宋体" w:hint="eastAsia"/>
-                <w:spacing w:val="100"/>
-                <w:kern w:val="0"/>
-                <w:sz w:val="20"/>
-                <w:szCs w:val="20"/>
+                <w:rFonts w:hint="eastAsia"/>
                 <w:lang w:val="en-US" w:eastAsia="zh-CN"/>
               </w:rPr>
-              <w:t>严长运</w:t>
+              <w:t>刘钢要</w:t>
             </w:r>
+            <w:bookmarkStart w:id="34" w:name="_GoBack"/>
+            <w:bookmarkEnd w:id="34"/>
           </w:p>
         </w:tc>
         <w:tc>
@@ -1024,14 +1037,14 @@
               <w:spacing w:before="173" w:line="229" w:lineRule="auto"/>
               <w:ind w:left="314"/>
               <w:rPr>
-                <w:rFonts w:ascii="宋体" w:eastAsia="宋体" w:hAnsi="宋体" w:cs="宋体"/>
+                <w:rFonts w:ascii="宋体" w:hAnsi="宋体" w:eastAsia="宋体" w:cs="宋体"/>
                 <w:sz w:val="20"/>
                 <w:szCs w:val="20"/>
               </w:rPr>
             </w:pPr>
             <w:r>
               <w:rPr>
-                <w:rFonts w:ascii="宋体" w:eastAsia="宋体" w:hAnsi="宋体" w:cs="宋体" w:hint="eastAsia"/>
+                <w:rFonts w:hint="eastAsia" w:ascii="宋体" w:hAnsi="宋体" w:eastAsia="宋体" w:cs="宋体"/>
                 <w:spacing w:val="6"/>
                 <w:sz w:val="20"/>
                 <w:szCs w:val="20"/>
@@ -1044,9 +1057,14 @@
       </w:tr>
       <w:tr>
         <w:tblPrEx>
-          <w:tblW w:w="8301" w:type="dxa"/>
-          <w:tblInd w:w="2" w:type="dxa"/>
-          <w:tblLayout w:type="fixed"/>
+          <w:tblBorders>
+            <w:top w:val="single" w:color="000000" w:sz="2" w:space="0"/>
+            <w:left w:val="single" w:color="000000" w:sz="2" w:space="0"/>
+            <w:bottom w:val="single" w:color="000000" w:sz="2" w:space="0"/>
+            <w:right w:val="single" w:color="000000" w:sz="2" w:space="0"/>
+            <w:insideH w:val="single" w:color="000000" w:sz="2" w:space="0"/>
+            <w:insideV w:val="single" w:color="000000" w:sz="2" w:space="0"/>
+          </w:tblBorders>
           <w:tblCellMar>
             <w:top w:w="0" w:type="dxa"/>
             <w:left w:w="0" w:type="dxa"/>
@@ -1055,7 +1073,7 @@
           </w:tblCellMar>
         </w:tblPrEx>
         <w:trPr>
-          <w:trHeight w:val="556"/>
+          <w:trHeight w:val="556" w:hRule="atLeast"/>
         </w:trPr>
         <w:tc>
           <w:tcPr>
@@ -1063,7 +1081,7 @@
           </w:tcPr>
           <w:p>
             <w:pPr>
-              <w:pStyle w:val="TableText"/>
+              <w:pStyle w:val="27"/>
               <w:keepLines w:val="0"/>
               <w:pageBreakBefore w:val="0"/>
               <w:widowControl w:val="0"/>
@@ -1079,7 +1097,7 @@
           </w:tcPr>
           <w:p>
             <w:pPr>
-              <w:pStyle w:val="TableText"/>
+              <w:pStyle w:val="27"/>
               <w:keepLines w:val="0"/>
               <w:pageBreakBefore w:val="0"/>
               <w:widowControl w:val="0"/>
@@ -1095,7 +1113,7 @@
           </w:tcPr>
           <w:p>
             <w:pPr>
-              <w:pStyle w:val="TableText"/>
+              <w:pStyle w:val="27"/>
               <w:keepLines w:val="0"/>
               <w:pageBreakBefore w:val="0"/>
               <w:widowControl w:val="0"/>
@@ -1145,7 +1163,7 @@
           </w:tcPr>
           <w:p>
             <w:pPr>
-              <w:pStyle w:val="TableText"/>
+              <w:pStyle w:val="27"/>
               <w:keepLines w:val="0"/>
               <w:pageBreakBefore w:val="0"/>
               <w:widowControl w:val="0"/>
@@ -1158,9 +1176,14 @@
       </w:tr>
       <w:tr>
         <w:tblPrEx>
-          <w:tblW w:w="8301" w:type="dxa"/>
-          <w:tblInd w:w="2" w:type="dxa"/>
-          <w:tblLayout w:type="fixed"/>
+          <w:tblBorders>
+            <w:top w:val="single" w:color="000000" w:sz="2" w:space="0"/>
+            <w:left w:val="single" w:color="000000" w:sz="2" w:space="0"/>
+            <w:bottom w:val="single" w:color="000000" w:sz="2" w:space="0"/>
+            <w:right w:val="single" w:color="000000" w:sz="2" w:space="0"/>
+            <w:insideH w:val="single" w:color="000000" w:sz="2" w:space="0"/>
+            <w:insideV w:val="single" w:color="000000" w:sz="2" w:space="0"/>
+          </w:tblBorders>
           <w:tblCellMar>
             <w:top w:w="0" w:type="dxa"/>
             <w:left w:w="0" w:type="dxa"/>
@@ -1169,7 +1192,7 @@
           </w:tblCellMar>
         </w:tblPrEx>
         <w:trPr>
-          <w:trHeight w:val="556"/>
+          <w:trHeight w:val="556" w:hRule="atLeast"/>
         </w:trPr>
         <w:tc>
           <w:tcPr>
@@ -1177,7 +1200,7 @@
           </w:tcPr>
           <w:p>
             <w:pPr>
-              <w:pStyle w:val="TableText"/>
+              <w:pStyle w:val="27"/>
               <w:keepLines w:val="0"/>
               <w:pageBreakBefore w:val="0"/>
               <w:widowControl w:val="0"/>
@@ -1193,7 +1216,7 @@
           </w:tcPr>
           <w:p>
             <w:pPr>
-              <w:pStyle w:val="TableText"/>
+              <w:pStyle w:val="27"/>
               <w:keepLines w:val="0"/>
               <w:pageBreakBefore w:val="0"/>
               <w:widowControl w:val="0"/>
@@ -1209,7 +1232,7 @@
           </w:tcPr>
           <w:p>
             <w:pPr>
-              <w:pStyle w:val="TableText"/>
+              <w:pStyle w:val="27"/>
               <w:keepLines w:val="0"/>
               <w:pageBreakBefore w:val="0"/>
               <w:widowControl w:val="0"/>
@@ -1259,7 +1282,7 @@
           </w:tcPr>
           <w:p>
             <w:pPr>
-              <w:pStyle w:val="TableText"/>
+              <w:pStyle w:val="27"/>
               <w:keepLines w:val="0"/>
               <w:pageBreakBefore w:val="0"/>
               <w:widowControl w:val="0"/>
@@ -1272,9 +1295,14 @@
       </w:tr>
       <w:tr>
         <w:tblPrEx>
-          <w:tblW w:w="8301" w:type="dxa"/>
-          <w:tblInd w:w="2" w:type="dxa"/>
-          <w:tblLayout w:type="fixed"/>
+          <w:tblBorders>
+            <w:top w:val="single" w:color="000000" w:sz="2" w:space="0"/>
+            <w:left w:val="single" w:color="000000" w:sz="2" w:space="0"/>
+            <w:bottom w:val="single" w:color="000000" w:sz="2" w:space="0"/>
+            <w:right w:val="single" w:color="000000" w:sz="2" w:space="0"/>
+            <w:insideH w:val="single" w:color="000000" w:sz="2" w:space="0"/>
+            <w:insideV w:val="single" w:color="000000" w:sz="2" w:space="0"/>
+          </w:tblBorders>
           <w:tblCellMar>
             <w:top w:w="0" w:type="dxa"/>
             <w:left w:w="0" w:type="dxa"/>
@@ -1283,7 +1311,7 @@
           </w:tblCellMar>
         </w:tblPrEx>
         <w:trPr>
-          <w:trHeight w:val="557"/>
+          <w:trHeight w:val="557" w:hRule="atLeast"/>
         </w:trPr>
         <w:tc>
           <w:tcPr>
@@ -1291,7 +1319,7 @@
           </w:tcPr>
           <w:p>
             <w:pPr>
-              <w:pStyle w:val="TableText"/>
+              <w:pStyle w:val="27"/>
               <w:keepLines w:val="0"/>
               <w:pageBreakBefore w:val="0"/>
               <w:widowControl w:val="0"/>
@@ -1307,7 +1335,7 @@
           </w:tcPr>
           <w:p>
             <w:pPr>
-              <w:pStyle w:val="TableText"/>
+              <w:pStyle w:val="27"/>
               <w:keepLines w:val="0"/>
               <w:pageBreakBefore w:val="0"/>
               <w:widowControl w:val="0"/>
@@ -1323,7 +1351,7 @@
           </w:tcPr>
           <w:p>
             <w:pPr>
-              <w:pStyle w:val="TableText"/>
+              <w:pStyle w:val="27"/>
               <w:keepLines w:val="0"/>
               <w:pageBreakBefore w:val="0"/>
               <w:widowControl w:val="0"/>
@@ -1339,7 +1367,7 @@
           </w:tcPr>
           <w:p>
             <w:pPr>
-              <w:pStyle w:val="TableText"/>
+              <w:pStyle w:val="27"/>
               <w:keepLines w:val="0"/>
               <w:pageBreakBefore w:val="0"/>
               <w:widowControl w:val="0"/>
@@ -1355,7 +1383,7 @@
           </w:tcPr>
           <w:p>
             <w:pPr>
-              <w:pStyle w:val="TableText"/>
+              <w:pStyle w:val="27"/>
               <w:keepLines w:val="0"/>
               <w:pageBreakBefore w:val="0"/>
               <w:widowControl w:val="0"/>
@@ -1371,7 +1399,7 @@
           </w:tcPr>
           <w:p>
             <w:pPr>
-              <w:pStyle w:val="TableText"/>
+              <w:pStyle w:val="27"/>
               <w:keepLines w:val="0"/>
               <w:pageBreakBefore w:val="0"/>
               <w:widowControl w:val="0"/>
@@ -1384,9 +1412,14 @@
       </w:tr>
       <w:tr>
         <w:tblPrEx>
-          <w:tblW w:w="8301" w:type="dxa"/>
-          <w:tblInd w:w="2" w:type="dxa"/>
-          <w:tblLayout w:type="fixed"/>
+          <w:tblBorders>
+            <w:top w:val="single" w:color="000000" w:sz="2" w:space="0"/>
+            <w:left w:val="single" w:color="000000" w:sz="2" w:space="0"/>
+            <w:bottom w:val="single" w:color="000000" w:sz="2" w:space="0"/>
+            <w:right w:val="single" w:color="000000" w:sz="2" w:space="0"/>
+            <w:insideH w:val="single" w:color="000000" w:sz="2" w:space="0"/>
+            <w:insideV w:val="single" w:color="000000" w:sz="2" w:space="0"/>
+          </w:tblBorders>
           <w:tblCellMar>
             <w:top w:w="0" w:type="dxa"/>
             <w:left w:w="0" w:type="dxa"/>
@@ -1395,7 +1428,7 @@
           </w:tblCellMar>
         </w:tblPrEx>
         <w:trPr>
-          <w:trHeight w:val="556"/>
+          <w:trHeight w:val="556" w:hRule="atLeast"/>
         </w:trPr>
         <w:tc>
           <w:tcPr>
@@ -1403,7 +1436,7 @@
           </w:tcPr>
           <w:p>
             <w:pPr>
-              <w:pStyle w:val="TableText"/>
+              <w:pStyle w:val="27"/>
               <w:keepLines w:val="0"/>
               <w:pageBreakBefore w:val="0"/>
               <w:widowControl w:val="0"/>
@@ -1419,7 +1452,7 @@
           </w:tcPr>
           <w:p>
             <w:pPr>
-              <w:pStyle w:val="TableText"/>
+              <w:pStyle w:val="27"/>
               <w:keepLines w:val="0"/>
               <w:pageBreakBefore w:val="0"/>
               <w:widowControl w:val="0"/>
@@ -1435,7 +1468,7 @@
           </w:tcPr>
           <w:p>
             <w:pPr>
-              <w:pStyle w:val="TableText"/>
+              <w:pStyle w:val="27"/>
               <w:keepLines w:val="0"/>
               <w:pageBreakBefore w:val="0"/>
               <w:widowControl w:val="0"/>
@@ -1451,7 +1484,7 @@
           </w:tcPr>
           <w:p>
             <w:pPr>
-              <w:pStyle w:val="TableText"/>
+              <w:pStyle w:val="27"/>
               <w:keepLines w:val="0"/>
               <w:pageBreakBefore w:val="0"/>
               <w:widowControl w:val="0"/>
@@ -1467,7 +1500,7 @@
           </w:tcPr>
           <w:p>
             <w:pPr>
-              <w:pStyle w:val="TableText"/>
+              <w:pStyle w:val="27"/>
               <w:keepLines w:val="0"/>
               <w:pageBreakBefore w:val="0"/>
               <w:widowControl w:val="0"/>
@@ -1483,7 +1516,7 @@
           </w:tcPr>
           <w:p>
             <w:pPr>
-              <w:pStyle w:val="TableText"/>
+              <w:pStyle w:val="27"/>
               <w:keepLines w:val="0"/>
               <w:pageBreakBefore w:val="0"/>
               <w:widowControl w:val="0"/>
@@ -1496,9 +1529,14 @@
       </w:tr>
       <w:tr>
         <w:tblPrEx>
-          <w:tblW w:w="8301" w:type="dxa"/>
-          <w:tblInd w:w="2" w:type="dxa"/>
-          <w:tblLayout w:type="fixed"/>
+          <w:tblBorders>
+            <w:top w:val="single" w:color="000000" w:sz="2" w:space="0"/>
+            <w:left w:val="single" w:color="000000" w:sz="2" w:space="0"/>
+            <w:bottom w:val="single" w:color="000000" w:sz="2" w:space="0"/>
+            <w:right w:val="single" w:color="000000" w:sz="2" w:space="0"/>
+            <w:insideH w:val="single" w:color="000000" w:sz="2" w:space="0"/>
+            <w:insideV w:val="single" w:color="000000" w:sz="2" w:space="0"/>
+          </w:tblBorders>
           <w:tblCellMar>
             <w:top w:w="0" w:type="dxa"/>
             <w:left w:w="0" w:type="dxa"/>
@@ -1507,7 +1545,7 @@
           </w:tblCellMar>
         </w:tblPrEx>
         <w:trPr>
-          <w:trHeight w:val="561"/>
+          <w:trHeight w:val="561" w:hRule="atLeast"/>
         </w:trPr>
         <w:tc>
           <w:tcPr>
@@ -1515,7 +1553,7 @@
           </w:tcPr>
           <w:p>
             <w:pPr>
-              <w:pStyle w:val="TableText"/>
+              <w:pStyle w:val="27"/>
               <w:keepLines w:val="0"/>
               <w:pageBreakBefore w:val="0"/>
               <w:widowControl w:val="0"/>
@@ -1531,7 +1569,7 @@
           </w:tcPr>
           <w:p>
             <w:pPr>
-              <w:pStyle w:val="TableText"/>
+              <w:pStyle w:val="27"/>
               <w:keepLines w:val="0"/>
               <w:pageBreakBefore w:val="0"/>
               <w:widowControl w:val="0"/>
@@ -1547,7 +1585,7 @@
           </w:tcPr>
           <w:p>
             <w:pPr>
-              <w:pStyle w:val="TableText"/>
+              <w:pStyle w:val="27"/>
               <w:keepLines w:val="0"/>
               <w:pageBreakBefore w:val="0"/>
               <w:widowControl w:val="0"/>
@@ -1563,7 +1601,7 @@
           </w:tcPr>
           <w:p>
             <w:pPr>
-              <w:pStyle w:val="TableText"/>
+              <w:pStyle w:val="27"/>
               <w:keepLines w:val="0"/>
               <w:pageBreakBefore w:val="0"/>
               <w:widowControl w:val="0"/>
@@ -1579,7 +1617,7 @@
           </w:tcPr>
           <w:p>
             <w:pPr>
-              <w:pStyle w:val="TableText"/>
+              <w:pStyle w:val="27"/>
               <w:keepLines w:val="0"/>
               <w:pageBreakBefore w:val="0"/>
               <w:widowControl w:val="0"/>
@@ -1595,7 +1633,7 @@
           </w:tcPr>
           <w:p>
             <w:pPr>
-              <w:pStyle w:val="TableText"/>
+              <w:pStyle w:val="27"/>
               <w:keepLines w:val="0"/>
               <w:pageBreakBefore w:val="0"/>
               <w:widowControl w:val="0"/>
@@ -1623,7 +1661,7 @@
     <w:sdt>
       <w:sdtPr>
         <w:rPr>
-          <w:rFonts w:ascii="宋体" w:eastAsia="宋体" w:hAnsi="宋体" w:cs="宋体" w:hint="eastAsia"/>
+          <w:rFonts w:hint="eastAsia" w:ascii="宋体" w:hAnsi="宋体" w:eastAsia="宋体" w:cs="宋体"/>
           <w:snapToGrid w:val="0"/>
           <w:color w:val="000000"/>
           <w:kern w:val="0"/>
@@ -1639,7 +1677,7 @@
       </w:sdtPr>
       <w:sdtEndPr>
         <w:rPr>
-          <w:rFonts w:ascii="宋体" w:eastAsia="宋体" w:hAnsi="宋体" w:cs="宋体" w:hint="eastAsia"/>
+          <w:rFonts w:hint="eastAsia" w:ascii="宋体" w:hAnsi="宋体" w:eastAsia="宋体" w:cs="宋体"/>
           <w:snapToGrid w:val="0"/>
           <w:color w:val="000000"/>
           <w:kern w:val="0"/>
@@ -1658,17 +1696,17 @@
             <w:overflowPunct/>
             <w:bidi w:val="0"/>
             <w:spacing w:before="0" w:beforeLines="0" w:after="0" w:afterLines="0" w:line="240" w:lineRule="auto"/>
-            <w:ind w:left="0" w:right="0" w:firstLine="0" w:leftChars="0" w:rightChars="0" w:firstLineChars="0"/>
+            <w:ind w:left="0" w:leftChars="0" w:right="0" w:rightChars="0" w:firstLine="0" w:firstLineChars="0"/>
             <w:jc w:val="center"/>
             <w:rPr>
-              <w:rFonts w:ascii="宋体" w:eastAsia="宋体" w:hAnsi="宋体" w:cs="宋体" w:hint="eastAsia"/>
+              <w:rFonts w:hint="eastAsia" w:ascii="宋体" w:hAnsi="宋体" w:eastAsia="宋体" w:cs="宋体"/>
               <w:sz w:val="24"/>
               <w:szCs w:val="24"/>
             </w:rPr>
           </w:pPr>
           <w:r>
             <w:rPr>
-              <w:rFonts w:ascii="宋体" w:eastAsia="宋体" w:hAnsi="宋体" w:cs="宋体" w:hint="eastAsia"/>
+              <w:rFonts w:hint="eastAsia" w:ascii="宋体" w:hAnsi="宋体" w:eastAsia="宋体" w:cs="宋体"/>
               <w:sz w:val="24"/>
               <w:szCs w:val="24"/>
             </w:rPr>
@@ -1677,14 +1715,14 @@
         </w:p>
         <w:p>
           <w:pPr>
-            <w:pStyle w:val="TOC1"/>
+            <w:pStyle w:val="16"/>
             <w:tabs>
               <w:tab w:val="right" w:leader="dot" w:pos="8306"/>
             </w:tabs>
           </w:pPr>
           <w:r>
             <w:rPr>
-              <w:rFonts w:ascii="宋体" w:eastAsia="宋体" w:hAnsi="宋体" w:cs="宋体" w:hint="eastAsia"/>
+              <w:rFonts w:hint="eastAsia" w:ascii="宋体" w:hAnsi="宋体" w:eastAsia="宋体" w:cs="宋体"/>
               <w:sz w:val="24"/>
               <w:szCs w:val="24"/>
             </w:rPr>
@@ -1692,7 +1730,7 @@
           </w:r>
           <w:r>
             <w:rPr>
-              <w:rFonts w:ascii="宋体" w:eastAsia="宋体" w:hAnsi="宋体" w:cs="宋体" w:hint="eastAsia"/>
+              <w:rFonts w:hint="eastAsia" w:ascii="宋体" w:hAnsi="宋体" w:eastAsia="宋体" w:cs="宋体"/>
               <w:sz w:val="24"/>
               <w:szCs w:val="24"/>
             </w:rPr>
@@ -1700,7 +1738,7 @@
           </w:r>
           <w:r>
             <w:rPr>
-              <w:rFonts w:ascii="宋体" w:eastAsia="宋体" w:hAnsi="宋体" w:cs="宋体" w:hint="eastAsia"/>
+              <w:rFonts w:hint="eastAsia" w:ascii="宋体" w:hAnsi="宋体" w:eastAsia="宋体" w:cs="宋体"/>
               <w:sz w:val="24"/>
               <w:szCs w:val="24"/>
             </w:rPr>
@@ -1708,21 +1746,21 @@
           </w:r>
           <w:r>
             <w:rPr>
-              <w:rFonts w:ascii="宋体" w:eastAsia="宋体" w:hAnsi="宋体" w:cs="宋体" w:hint="eastAsia"/>
+              <w:rFonts w:hint="eastAsia" w:ascii="宋体" w:hAnsi="宋体" w:eastAsia="宋体" w:cs="宋体"/>
               <w:szCs w:val="24"/>
             </w:rPr>
             <w:fldChar w:fldCharType="begin"/>
           </w:r>
           <w:r>
             <w:rPr>
-              <w:rFonts w:ascii="宋体" w:eastAsia="宋体" w:hAnsi="宋体" w:cs="宋体" w:hint="eastAsia"/>
+              <w:rFonts w:hint="eastAsia" w:ascii="宋体" w:hAnsi="宋体" w:eastAsia="宋体" w:cs="宋体"/>
               <w:szCs w:val="24"/>
             </w:rPr>
             <w:instrText xml:space="preserve"> HYPERLINK \l _Toc13369 </w:instrText>
           </w:r>
           <w:r>
             <w:rPr>
-              <w:rFonts w:ascii="宋体" w:eastAsia="宋体" w:hAnsi="宋体" w:cs="宋体" w:hint="eastAsia"/>
+              <w:rFonts w:hint="eastAsia" w:ascii="宋体" w:hAnsi="宋体" w:eastAsia="宋体" w:cs="宋体"/>
               <w:szCs w:val="24"/>
             </w:rPr>
             <w:fldChar w:fldCharType="separate"/>
@@ -1754,7 +1792,7 @@
           </w:r>
           <w:r>
             <w:rPr>
-              <w:rFonts w:ascii="宋体" w:eastAsia="宋体" w:hAnsi="宋体" w:cs="宋体" w:hint="eastAsia"/>
+              <w:rFonts w:hint="eastAsia" w:ascii="宋体" w:hAnsi="宋体" w:eastAsia="宋体" w:cs="宋体"/>
               <w:szCs w:val="24"/>
             </w:rPr>
             <w:fldChar w:fldCharType="end"/>
@@ -1762,28 +1800,28 @@
         </w:p>
         <w:p>
           <w:pPr>
-            <w:pStyle w:val="TOC1"/>
+            <w:pStyle w:val="16"/>
             <w:tabs>
               <w:tab w:val="right" w:leader="dot" w:pos="8306"/>
             </w:tabs>
           </w:pPr>
           <w:r>
             <w:rPr>
-              <w:rFonts w:ascii="宋体" w:eastAsia="宋体" w:hAnsi="宋体" w:cs="宋体" w:hint="eastAsia"/>
+              <w:rFonts w:hint="eastAsia" w:ascii="宋体" w:hAnsi="宋体" w:eastAsia="宋体" w:cs="宋体"/>
               <w:szCs w:val="24"/>
             </w:rPr>
             <w:fldChar w:fldCharType="begin"/>
           </w:r>
           <w:r>
             <w:rPr>
-              <w:rFonts w:ascii="宋体" w:eastAsia="宋体" w:hAnsi="宋体" w:cs="宋体" w:hint="eastAsia"/>
+              <w:rFonts w:hint="eastAsia" w:ascii="宋体" w:hAnsi="宋体" w:eastAsia="宋体" w:cs="宋体"/>
               <w:szCs w:val="24"/>
             </w:rPr>
             <w:instrText xml:space="preserve"> HYPERLINK \l _Toc32148 </w:instrText>
           </w:r>
           <w:r>
             <w:rPr>
-              <w:rFonts w:ascii="宋体" w:eastAsia="宋体" w:hAnsi="宋体" w:cs="宋体" w:hint="eastAsia"/>
+              <w:rFonts w:hint="eastAsia" w:ascii="宋体" w:hAnsi="宋体" w:eastAsia="宋体" w:cs="宋体"/>
               <w:szCs w:val="24"/>
             </w:rPr>
             <w:fldChar w:fldCharType="separate"/>
@@ -1815,7 +1853,7 @@
           </w:r>
           <w:r>
             <w:rPr>
-              <w:rFonts w:ascii="宋体" w:eastAsia="宋体" w:hAnsi="宋体" w:cs="宋体" w:hint="eastAsia"/>
+              <w:rFonts w:hint="eastAsia" w:ascii="宋体" w:hAnsi="宋体" w:eastAsia="宋体" w:cs="宋体"/>
               <w:szCs w:val="24"/>
             </w:rPr>
             <w:fldChar w:fldCharType="end"/>
@@ -1823,28 +1861,28 @@
         </w:p>
         <w:p>
           <w:pPr>
-            <w:pStyle w:val="TOC1"/>
+            <w:pStyle w:val="16"/>
             <w:tabs>
               <w:tab w:val="right" w:leader="dot" w:pos="8306"/>
             </w:tabs>
           </w:pPr>
           <w:r>
             <w:rPr>
-              <w:rFonts w:ascii="宋体" w:eastAsia="宋体" w:hAnsi="宋体" w:cs="宋体" w:hint="eastAsia"/>
+              <w:rFonts w:hint="eastAsia" w:ascii="宋体" w:hAnsi="宋体" w:eastAsia="宋体" w:cs="宋体"/>
               <w:szCs w:val="24"/>
             </w:rPr>
             <w:fldChar w:fldCharType="begin"/>
           </w:r>
           <w:r>
             <w:rPr>
-              <w:rFonts w:ascii="宋体" w:eastAsia="宋体" w:hAnsi="宋体" w:cs="宋体" w:hint="eastAsia"/>
+              <w:rFonts w:hint="eastAsia" w:ascii="宋体" w:hAnsi="宋体" w:eastAsia="宋体" w:cs="宋体"/>
               <w:szCs w:val="24"/>
             </w:rPr>
             <w:instrText xml:space="preserve"> HYPERLINK \l _Toc7584 </w:instrText>
           </w:r>
           <w:r>
             <w:rPr>
-              <w:rFonts w:ascii="宋体" w:eastAsia="宋体" w:hAnsi="宋体" w:cs="宋体" w:hint="eastAsia"/>
+              <w:rFonts w:hint="eastAsia" w:ascii="宋体" w:hAnsi="宋体" w:eastAsia="宋体" w:cs="宋体"/>
               <w:szCs w:val="24"/>
             </w:rPr>
             <w:fldChar w:fldCharType="separate"/>
@@ -1883,7 +1921,7 @@
           </w:r>
           <w:r>
             <w:rPr>
-              <w:rFonts w:ascii="宋体" w:eastAsia="宋体" w:hAnsi="宋体" w:cs="宋体" w:hint="eastAsia"/>
+              <w:rFonts w:hint="eastAsia" w:ascii="宋体" w:hAnsi="宋体" w:eastAsia="宋体" w:cs="宋体"/>
               <w:szCs w:val="24"/>
             </w:rPr>
             <w:fldChar w:fldCharType="end"/>
@@ -1891,28 +1929,28 @@
         </w:p>
         <w:p>
           <w:pPr>
-            <w:pStyle w:val="TOC1"/>
+            <w:pStyle w:val="16"/>
             <w:tabs>
               <w:tab w:val="right" w:leader="dot" w:pos="8306"/>
             </w:tabs>
           </w:pPr>
           <w:r>
             <w:rPr>
-              <w:rFonts w:ascii="宋体" w:eastAsia="宋体" w:hAnsi="宋体" w:cs="宋体" w:hint="eastAsia"/>
+              <w:rFonts w:hint="eastAsia" w:ascii="宋体" w:hAnsi="宋体" w:eastAsia="宋体" w:cs="宋体"/>
               <w:szCs w:val="24"/>
             </w:rPr>
             <w:fldChar w:fldCharType="begin"/>
           </w:r>
           <w:r>
             <w:rPr>
-              <w:rFonts w:ascii="宋体" w:eastAsia="宋体" w:hAnsi="宋体" w:cs="宋体" w:hint="eastAsia"/>
+              <w:rFonts w:hint="eastAsia" w:ascii="宋体" w:hAnsi="宋体" w:eastAsia="宋体" w:cs="宋体"/>
               <w:szCs w:val="24"/>
             </w:rPr>
             <w:instrText xml:space="preserve"> HYPERLINK \l _Toc23320 </w:instrText>
           </w:r>
           <w:r>
             <w:rPr>
-              <w:rFonts w:ascii="宋体" w:eastAsia="宋体" w:hAnsi="宋体" w:cs="宋体" w:hint="eastAsia"/>
+              <w:rFonts w:hint="eastAsia" w:ascii="宋体" w:hAnsi="宋体" w:eastAsia="宋体" w:cs="宋体"/>
               <w:szCs w:val="24"/>
             </w:rPr>
             <w:fldChar w:fldCharType="separate"/>
@@ -1950,7 +1988,7 @@
           </w:r>
           <w:r>
             <w:rPr>
-              <w:rFonts w:ascii="宋体" w:eastAsia="宋体" w:hAnsi="宋体" w:cs="宋体" w:hint="eastAsia"/>
+              <w:rFonts w:hint="eastAsia" w:ascii="宋体" w:hAnsi="宋体" w:eastAsia="宋体" w:cs="宋体"/>
               <w:szCs w:val="24"/>
             </w:rPr>
             <w:fldChar w:fldCharType="end"/>
@@ -1958,28 +1996,28 @@
         </w:p>
         <w:p>
           <w:pPr>
-            <w:pStyle w:val="TOC1"/>
+            <w:pStyle w:val="16"/>
             <w:tabs>
               <w:tab w:val="right" w:leader="dot" w:pos="8306"/>
             </w:tabs>
           </w:pPr>
           <w:r>
             <w:rPr>
-              <w:rFonts w:ascii="宋体" w:eastAsia="宋体" w:hAnsi="宋体" w:cs="宋体" w:hint="eastAsia"/>
+              <w:rFonts w:hint="eastAsia" w:ascii="宋体" w:hAnsi="宋体" w:eastAsia="宋体" w:cs="宋体"/>
               <w:szCs w:val="24"/>
             </w:rPr>
             <w:fldChar w:fldCharType="begin"/>
           </w:r>
           <w:r>
             <w:rPr>
-              <w:rFonts w:ascii="宋体" w:eastAsia="宋体" w:hAnsi="宋体" w:cs="宋体" w:hint="eastAsia"/>
+              <w:rFonts w:hint="eastAsia" w:ascii="宋体" w:hAnsi="宋体" w:eastAsia="宋体" w:cs="宋体"/>
               <w:szCs w:val="24"/>
             </w:rPr>
             <w:instrText xml:space="preserve"> HYPERLINK \l _Toc21514 </w:instrText>
           </w:r>
           <w:r>
             <w:rPr>
-              <w:rFonts w:ascii="宋体" w:eastAsia="宋体" w:hAnsi="宋体" w:cs="宋体" w:hint="eastAsia"/>
+              <w:rFonts w:hint="eastAsia" w:ascii="宋体" w:hAnsi="宋体" w:eastAsia="宋体" w:cs="宋体"/>
               <w:szCs w:val="24"/>
             </w:rPr>
             <w:fldChar w:fldCharType="separate"/>
@@ -2018,7 +2056,7 @@
           </w:r>
           <w:r>
             <w:rPr>
-              <w:rFonts w:ascii="宋体" w:eastAsia="宋体" w:hAnsi="宋体" w:cs="宋体" w:hint="eastAsia"/>
+              <w:rFonts w:hint="eastAsia" w:ascii="宋体" w:hAnsi="宋体" w:eastAsia="宋体" w:cs="宋体"/>
               <w:szCs w:val="24"/>
             </w:rPr>
             <w:fldChar w:fldCharType="end"/>
@@ -2026,28 +2064,28 @@
         </w:p>
         <w:p>
           <w:pPr>
-            <w:pStyle w:val="TOC1"/>
+            <w:pStyle w:val="16"/>
             <w:tabs>
               <w:tab w:val="right" w:leader="dot" w:pos="8306"/>
             </w:tabs>
           </w:pPr>
           <w:r>
             <w:rPr>
-              <w:rFonts w:ascii="宋体" w:eastAsia="宋体" w:hAnsi="宋体" w:cs="宋体" w:hint="eastAsia"/>
+              <w:rFonts w:hint="eastAsia" w:ascii="宋体" w:hAnsi="宋体" w:eastAsia="宋体" w:cs="宋体"/>
               <w:szCs w:val="24"/>
             </w:rPr>
             <w:fldChar w:fldCharType="begin"/>
           </w:r>
           <w:r>
             <w:rPr>
-              <w:rFonts w:ascii="宋体" w:eastAsia="宋体" w:hAnsi="宋体" w:cs="宋体" w:hint="eastAsia"/>
+              <w:rFonts w:hint="eastAsia" w:ascii="宋体" w:hAnsi="宋体" w:eastAsia="宋体" w:cs="宋体"/>
               <w:szCs w:val="24"/>
             </w:rPr>
             <w:instrText xml:space="preserve"> HYPERLINK \l _Toc30359 </w:instrText>
           </w:r>
           <w:r>
             <w:rPr>
-              <w:rFonts w:ascii="宋体" w:eastAsia="宋体" w:hAnsi="宋体" w:cs="宋体" w:hint="eastAsia"/>
+              <w:rFonts w:hint="eastAsia" w:ascii="宋体" w:hAnsi="宋体" w:eastAsia="宋体" w:cs="宋体"/>
               <w:szCs w:val="24"/>
             </w:rPr>
             <w:fldChar w:fldCharType="separate"/>
@@ -2085,7 +2123,7 @@
           </w:r>
           <w:r>
             <w:rPr>
-              <w:rFonts w:ascii="宋体" w:eastAsia="宋体" w:hAnsi="宋体" w:cs="宋体" w:hint="eastAsia"/>
+              <w:rFonts w:hint="eastAsia" w:ascii="宋体" w:hAnsi="宋体" w:eastAsia="宋体" w:cs="宋体"/>
               <w:szCs w:val="24"/>
             </w:rPr>
             <w:fldChar w:fldCharType="end"/>
@@ -2093,28 +2131,28 @@
         </w:p>
         <w:p>
           <w:pPr>
-            <w:pStyle w:val="TOC2"/>
+            <w:pStyle w:val="17"/>
             <w:tabs>
               <w:tab w:val="right" w:leader="dot" w:pos="8306"/>
             </w:tabs>
           </w:pPr>
           <w:r>
             <w:rPr>
-              <w:rFonts w:ascii="宋体" w:eastAsia="宋体" w:hAnsi="宋体" w:cs="宋体" w:hint="eastAsia"/>
+              <w:rFonts w:hint="eastAsia" w:ascii="宋体" w:hAnsi="宋体" w:eastAsia="宋体" w:cs="宋体"/>
               <w:szCs w:val="24"/>
             </w:rPr>
             <w:fldChar w:fldCharType="begin"/>
           </w:r>
           <w:r>
             <w:rPr>
-              <w:rFonts w:ascii="宋体" w:eastAsia="宋体" w:hAnsi="宋体" w:cs="宋体" w:hint="eastAsia"/>
+              <w:rFonts w:hint="eastAsia" w:ascii="宋体" w:hAnsi="宋体" w:eastAsia="宋体" w:cs="宋体"/>
               <w:szCs w:val="24"/>
             </w:rPr>
             <w:instrText xml:space="preserve"> HYPERLINK \l _Toc17012 </w:instrText>
           </w:r>
           <w:r>
             <w:rPr>
-              <w:rFonts w:ascii="宋体" w:eastAsia="宋体" w:hAnsi="宋体" w:cs="宋体" w:hint="eastAsia"/>
+              <w:rFonts w:hint="eastAsia" w:ascii="宋体" w:hAnsi="宋体" w:eastAsia="宋体" w:cs="宋体"/>
               <w:szCs w:val="24"/>
             </w:rPr>
             <w:fldChar w:fldCharType="separate"/>
@@ -2153,7 +2191,7 @@
           </w:r>
           <w:r>
             <w:rPr>
-              <w:rFonts w:ascii="宋体" w:eastAsia="宋体" w:hAnsi="宋体" w:cs="宋体" w:hint="eastAsia"/>
+              <w:rFonts w:hint="eastAsia" w:ascii="宋体" w:hAnsi="宋体" w:eastAsia="宋体" w:cs="宋体"/>
               <w:szCs w:val="24"/>
             </w:rPr>
             <w:fldChar w:fldCharType="end"/>
@@ -2161,35 +2199,35 @@
         </w:p>
         <w:p>
           <w:pPr>
-            <w:pStyle w:val="TOC2"/>
+            <w:pStyle w:val="17"/>
             <w:tabs>
               <w:tab w:val="right" w:leader="dot" w:pos="8306"/>
             </w:tabs>
           </w:pPr>
           <w:r>
             <w:rPr>
-              <w:rFonts w:ascii="宋体" w:eastAsia="宋体" w:hAnsi="宋体" w:cs="宋体" w:hint="eastAsia"/>
+              <w:rFonts w:hint="eastAsia" w:ascii="宋体" w:hAnsi="宋体" w:eastAsia="宋体" w:cs="宋体"/>
               <w:szCs w:val="24"/>
             </w:rPr>
             <w:fldChar w:fldCharType="begin"/>
           </w:r>
           <w:r>
             <w:rPr>
-              <w:rFonts w:ascii="宋体" w:eastAsia="宋体" w:hAnsi="宋体" w:cs="宋体" w:hint="eastAsia"/>
+              <w:rFonts w:hint="eastAsia" w:ascii="宋体" w:hAnsi="宋体" w:eastAsia="宋体" w:cs="宋体"/>
               <w:szCs w:val="24"/>
             </w:rPr>
             <w:instrText xml:space="preserve"> HYPERLINK \l _Toc28986 </w:instrText>
           </w:r>
           <w:r>
             <w:rPr>
-              <w:rFonts w:ascii="宋体" w:eastAsia="宋体" w:hAnsi="宋体" w:cs="宋体" w:hint="eastAsia"/>
+              <w:rFonts w:hint="eastAsia" w:ascii="宋体" w:hAnsi="宋体" w:eastAsia="宋体" w:cs="宋体"/>
               <w:szCs w:val="24"/>
             </w:rPr>
             <w:fldChar w:fldCharType="separate"/>
           </w:r>
           <w:r>
             <w:rPr>
-              <w:rFonts w:ascii="宋体" w:eastAsia="宋体" w:hAnsi="宋体" w:cs="宋体" w:hint="default"/>
+              <w:rFonts w:hint="default" w:ascii="宋体" w:hAnsi="宋体" w:eastAsia="宋体" w:cs="宋体"/>
               <w:spacing w:val="-1"/>
               <w:szCs w:val="24"/>
               <w:lang w:val="en-US" w:eastAsia="zh-CN"/>
@@ -2223,7 +2261,7 @@
           </w:r>
           <w:r>
             <w:rPr>
-              <w:rFonts w:ascii="宋体" w:eastAsia="宋体" w:hAnsi="宋体" w:cs="宋体" w:hint="eastAsia"/>
+              <w:rFonts w:hint="eastAsia" w:ascii="宋体" w:hAnsi="宋体" w:eastAsia="宋体" w:cs="宋体"/>
               <w:szCs w:val="24"/>
             </w:rPr>
             <w:fldChar w:fldCharType="end"/>
@@ -2231,28 +2269,28 @@
         </w:p>
         <w:p>
           <w:pPr>
-            <w:pStyle w:val="TOC1"/>
+            <w:pStyle w:val="16"/>
             <w:tabs>
               <w:tab w:val="right" w:leader="dot" w:pos="8306"/>
             </w:tabs>
           </w:pPr>
           <w:r>
             <w:rPr>
-              <w:rFonts w:ascii="宋体" w:eastAsia="宋体" w:hAnsi="宋体" w:cs="宋体" w:hint="eastAsia"/>
+              <w:rFonts w:hint="eastAsia" w:ascii="宋体" w:hAnsi="宋体" w:eastAsia="宋体" w:cs="宋体"/>
               <w:szCs w:val="24"/>
             </w:rPr>
             <w:fldChar w:fldCharType="begin"/>
           </w:r>
           <w:r>
             <w:rPr>
-              <w:rFonts w:ascii="宋体" w:eastAsia="宋体" w:hAnsi="宋体" w:cs="宋体" w:hint="eastAsia"/>
+              <w:rFonts w:hint="eastAsia" w:ascii="宋体" w:hAnsi="宋体" w:eastAsia="宋体" w:cs="宋体"/>
               <w:szCs w:val="24"/>
             </w:rPr>
             <w:instrText xml:space="preserve"> HYPERLINK \l _Toc26371 </w:instrText>
           </w:r>
           <w:r>
             <w:rPr>
-              <w:rFonts w:ascii="宋体" w:eastAsia="宋体" w:hAnsi="宋体" w:cs="宋体" w:hint="eastAsia"/>
+              <w:rFonts w:hint="eastAsia" w:ascii="宋体" w:hAnsi="宋体" w:eastAsia="宋体" w:cs="宋体"/>
               <w:szCs w:val="24"/>
             </w:rPr>
             <w:fldChar w:fldCharType="separate"/>
@@ -2290,7 +2328,7 @@
           </w:r>
           <w:r>
             <w:rPr>
-              <w:rFonts w:ascii="宋体" w:eastAsia="宋体" w:hAnsi="宋体" w:cs="宋体" w:hint="eastAsia"/>
+              <w:rFonts w:hint="eastAsia" w:ascii="宋体" w:hAnsi="宋体" w:eastAsia="宋体" w:cs="宋体"/>
               <w:szCs w:val="24"/>
             </w:rPr>
             <w:fldChar w:fldCharType="end"/>
@@ -2298,28 +2336,28 @@
         </w:p>
         <w:p>
           <w:pPr>
-            <w:pStyle w:val="TOC2"/>
+            <w:pStyle w:val="17"/>
             <w:tabs>
               <w:tab w:val="right" w:leader="dot" w:pos="8306"/>
             </w:tabs>
           </w:pPr>
           <w:r>
             <w:rPr>
-              <w:rFonts w:ascii="宋体" w:eastAsia="宋体" w:hAnsi="宋体" w:cs="宋体" w:hint="eastAsia"/>
+              <w:rFonts w:hint="eastAsia" w:ascii="宋体" w:hAnsi="宋体" w:eastAsia="宋体" w:cs="宋体"/>
               <w:szCs w:val="24"/>
             </w:rPr>
             <w:fldChar w:fldCharType="begin"/>
           </w:r>
           <w:r>
             <w:rPr>
-              <w:rFonts w:ascii="宋体" w:eastAsia="宋体" w:hAnsi="宋体" w:cs="宋体" w:hint="eastAsia"/>
+              <w:rFonts w:hint="eastAsia" w:ascii="宋体" w:hAnsi="宋体" w:eastAsia="宋体" w:cs="宋体"/>
               <w:szCs w:val="24"/>
             </w:rPr>
             <w:instrText xml:space="preserve"> HYPERLINK \l _Toc5064 </w:instrText>
           </w:r>
           <w:r>
             <w:rPr>
-              <w:rFonts w:ascii="宋体" w:eastAsia="宋体" w:hAnsi="宋体" w:cs="宋体" w:hint="eastAsia"/>
+              <w:rFonts w:hint="eastAsia" w:ascii="宋体" w:hAnsi="宋体" w:eastAsia="宋体" w:cs="宋体"/>
               <w:szCs w:val="24"/>
             </w:rPr>
             <w:fldChar w:fldCharType="separate"/>
@@ -2353,7 +2391,7 @@
           </w:r>
           <w:r>
             <w:rPr>
-              <w:rFonts w:ascii="宋体" w:eastAsia="宋体" w:hAnsi="宋体" w:cs="宋体" w:hint="eastAsia"/>
+              <w:rFonts w:hint="eastAsia" w:ascii="宋体" w:hAnsi="宋体" w:eastAsia="宋体" w:cs="宋体"/>
               <w:szCs w:val="24"/>
             </w:rPr>
             <w:fldChar w:fldCharType="end"/>
@@ -2361,28 +2399,28 @@
         </w:p>
         <w:p>
           <w:pPr>
-            <w:pStyle w:val="TOC2"/>
+            <w:pStyle w:val="17"/>
             <w:tabs>
               <w:tab w:val="right" w:leader="dot" w:pos="8306"/>
             </w:tabs>
           </w:pPr>
           <w:r>
             <w:rPr>
-              <w:rFonts w:ascii="宋体" w:eastAsia="宋体" w:hAnsi="宋体" w:cs="宋体" w:hint="eastAsia"/>
+              <w:rFonts w:hint="eastAsia" w:ascii="宋体" w:hAnsi="宋体" w:eastAsia="宋体" w:cs="宋体"/>
               <w:szCs w:val="24"/>
             </w:rPr>
             <w:fldChar w:fldCharType="begin"/>
           </w:r>
           <w:r>
             <w:rPr>
-              <w:rFonts w:ascii="宋体" w:eastAsia="宋体" w:hAnsi="宋体" w:cs="宋体" w:hint="eastAsia"/>
+              <w:rFonts w:hint="eastAsia" w:ascii="宋体" w:hAnsi="宋体" w:eastAsia="宋体" w:cs="宋体"/>
               <w:szCs w:val="24"/>
             </w:rPr>
             <w:instrText xml:space="preserve"> HYPERLINK \l _Toc26055 </w:instrText>
           </w:r>
           <w:r>
             <w:rPr>
-              <w:rFonts w:ascii="宋体" w:eastAsia="宋体" w:hAnsi="宋体" w:cs="宋体" w:hint="eastAsia"/>
+              <w:rFonts w:hint="eastAsia" w:ascii="宋体" w:hAnsi="宋体" w:eastAsia="宋体" w:cs="宋体"/>
               <w:szCs w:val="24"/>
             </w:rPr>
             <w:fldChar w:fldCharType="separate"/>
@@ -2416,7 +2454,7 @@
           </w:r>
           <w:r>
             <w:rPr>
-              <w:rFonts w:ascii="宋体" w:eastAsia="宋体" w:hAnsi="宋体" w:cs="宋体" w:hint="eastAsia"/>
+              <w:rFonts w:hint="eastAsia" w:ascii="宋体" w:hAnsi="宋体" w:eastAsia="宋体" w:cs="宋体"/>
               <w:szCs w:val="24"/>
             </w:rPr>
             <w:fldChar w:fldCharType="end"/>
@@ -2424,28 +2462,28 @@
         </w:p>
         <w:p>
           <w:pPr>
-            <w:pStyle w:val="TOC2"/>
+            <w:pStyle w:val="17"/>
             <w:tabs>
               <w:tab w:val="right" w:leader="dot" w:pos="8306"/>
             </w:tabs>
           </w:pPr>
           <w:r>
             <w:rPr>
-              <w:rFonts w:ascii="宋体" w:eastAsia="宋体" w:hAnsi="宋体" w:cs="宋体" w:hint="eastAsia"/>
+              <w:rFonts w:hint="eastAsia" w:ascii="宋体" w:hAnsi="宋体" w:eastAsia="宋体" w:cs="宋体"/>
               <w:szCs w:val="24"/>
             </w:rPr>
             <w:fldChar w:fldCharType="begin"/>
           </w:r>
           <w:r>
             <w:rPr>
-              <w:rFonts w:ascii="宋体" w:eastAsia="宋体" w:hAnsi="宋体" w:cs="宋体" w:hint="eastAsia"/>
+              <w:rFonts w:hint="eastAsia" w:ascii="宋体" w:hAnsi="宋体" w:eastAsia="宋体" w:cs="宋体"/>
               <w:szCs w:val="24"/>
             </w:rPr>
             <w:instrText xml:space="preserve"> HYPERLINK \l _Toc7891 </w:instrText>
           </w:r>
           <w:r>
             <w:rPr>
-              <w:rFonts w:ascii="宋体" w:eastAsia="宋体" w:hAnsi="宋体" w:cs="宋体" w:hint="eastAsia"/>
+              <w:rFonts w:hint="eastAsia" w:ascii="宋体" w:hAnsi="宋体" w:eastAsia="宋体" w:cs="宋体"/>
               <w:szCs w:val="24"/>
             </w:rPr>
             <w:fldChar w:fldCharType="separate"/>
@@ -2479,7 +2517,7 @@
           </w:r>
           <w:r>
             <w:rPr>
-              <w:rFonts w:ascii="宋体" w:eastAsia="宋体" w:hAnsi="宋体" w:cs="宋体" w:hint="eastAsia"/>
+              <w:rFonts w:hint="eastAsia" w:ascii="宋体" w:hAnsi="宋体" w:eastAsia="宋体" w:cs="宋体"/>
               <w:szCs w:val="24"/>
             </w:rPr>
             <w:fldChar w:fldCharType="end"/>
@@ -2487,28 +2525,28 @@
         </w:p>
         <w:p>
           <w:pPr>
-            <w:pStyle w:val="TOC2"/>
+            <w:pStyle w:val="17"/>
             <w:tabs>
               <w:tab w:val="right" w:leader="dot" w:pos="8306"/>
             </w:tabs>
           </w:pPr>
           <w:r>
             <w:rPr>
-              <w:rFonts w:ascii="宋体" w:eastAsia="宋体" w:hAnsi="宋体" w:cs="宋体" w:hint="eastAsia"/>
+              <w:rFonts w:hint="eastAsia" w:ascii="宋体" w:hAnsi="宋体" w:eastAsia="宋体" w:cs="宋体"/>
               <w:szCs w:val="24"/>
             </w:rPr>
             <w:fldChar w:fldCharType="begin"/>
           </w:r>
           <w:r>
             <w:rPr>
-              <w:rFonts w:ascii="宋体" w:eastAsia="宋体" w:hAnsi="宋体" w:cs="宋体" w:hint="eastAsia"/>
+              <w:rFonts w:hint="eastAsia" w:ascii="宋体" w:hAnsi="宋体" w:eastAsia="宋体" w:cs="宋体"/>
               <w:szCs w:val="24"/>
             </w:rPr>
             <w:instrText xml:space="preserve"> HYPERLINK \l _Toc32454 </w:instrText>
           </w:r>
           <w:r>
             <w:rPr>
-              <w:rFonts w:ascii="宋体" w:eastAsia="宋体" w:hAnsi="宋体" w:cs="宋体" w:hint="eastAsia"/>
+              <w:rFonts w:hint="eastAsia" w:ascii="宋体" w:hAnsi="宋体" w:eastAsia="宋体" w:cs="宋体"/>
               <w:szCs w:val="24"/>
             </w:rPr>
             <w:fldChar w:fldCharType="separate"/>
@@ -2542,7 +2580,7 @@
           </w:r>
           <w:r>
             <w:rPr>
-              <w:rFonts w:ascii="宋体" w:eastAsia="宋体" w:hAnsi="宋体" w:cs="宋体" w:hint="eastAsia"/>
+              <w:rFonts w:hint="eastAsia" w:ascii="宋体" w:hAnsi="宋体" w:eastAsia="宋体" w:cs="宋体"/>
               <w:szCs w:val="24"/>
             </w:rPr>
             <w:fldChar w:fldCharType="end"/>
@@ -2550,28 +2588,28 @@
         </w:p>
         <w:p>
           <w:pPr>
-            <w:pStyle w:val="TOC2"/>
+            <w:pStyle w:val="17"/>
             <w:tabs>
               <w:tab w:val="right" w:leader="dot" w:pos="8306"/>
             </w:tabs>
           </w:pPr>
           <w:r>
             <w:rPr>
-              <w:rFonts w:ascii="宋体" w:eastAsia="宋体" w:hAnsi="宋体" w:cs="宋体" w:hint="eastAsia"/>
+              <w:rFonts w:hint="eastAsia" w:ascii="宋体" w:hAnsi="宋体" w:eastAsia="宋体" w:cs="宋体"/>
               <w:szCs w:val="24"/>
             </w:rPr>
             <w:fldChar w:fldCharType="begin"/>
           </w:r>
           <w:r>
             <w:rPr>
-              <w:rFonts w:ascii="宋体" w:eastAsia="宋体" w:hAnsi="宋体" w:cs="宋体" w:hint="eastAsia"/>
+              <w:rFonts w:hint="eastAsia" w:ascii="宋体" w:hAnsi="宋体" w:eastAsia="宋体" w:cs="宋体"/>
               <w:szCs w:val="24"/>
             </w:rPr>
             <w:instrText xml:space="preserve"> HYPERLINK \l _Toc13593 </w:instrText>
           </w:r>
           <w:r>
             <w:rPr>
-              <w:rFonts w:ascii="宋体" w:eastAsia="宋体" w:hAnsi="宋体" w:cs="宋体" w:hint="eastAsia"/>
+              <w:rFonts w:hint="eastAsia" w:ascii="宋体" w:hAnsi="宋体" w:eastAsia="宋体" w:cs="宋体"/>
               <w:szCs w:val="24"/>
             </w:rPr>
             <w:fldChar w:fldCharType="separate"/>
@@ -2605,7 +2643,7 @@
           </w:r>
           <w:r>
             <w:rPr>
-              <w:rFonts w:ascii="宋体" w:eastAsia="宋体" w:hAnsi="宋体" w:cs="宋体" w:hint="eastAsia"/>
+              <w:rFonts w:hint="eastAsia" w:ascii="宋体" w:hAnsi="宋体" w:eastAsia="宋体" w:cs="宋体"/>
               <w:szCs w:val="24"/>
             </w:rPr>
             <w:fldChar w:fldCharType="end"/>
@@ -2613,28 +2651,28 @@
         </w:p>
         <w:p>
           <w:pPr>
-            <w:pStyle w:val="TOC2"/>
+            <w:pStyle w:val="17"/>
             <w:tabs>
               <w:tab w:val="right" w:leader="dot" w:pos="8306"/>
             </w:tabs>
           </w:pPr>
           <w:r>
             <w:rPr>
-              <w:rFonts w:ascii="宋体" w:eastAsia="宋体" w:hAnsi="宋体" w:cs="宋体" w:hint="eastAsia"/>
+              <w:rFonts w:hint="eastAsia" w:ascii="宋体" w:hAnsi="宋体" w:eastAsia="宋体" w:cs="宋体"/>
               <w:szCs w:val="24"/>
             </w:rPr>
             <w:fldChar w:fldCharType="begin"/>
           </w:r>
           <w:r>
             <w:rPr>
-              <w:rFonts w:ascii="宋体" w:eastAsia="宋体" w:hAnsi="宋体" w:cs="宋体" w:hint="eastAsia"/>
+              <w:rFonts w:hint="eastAsia" w:ascii="宋体" w:hAnsi="宋体" w:eastAsia="宋体" w:cs="宋体"/>
               <w:szCs w:val="24"/>
             </w:rPr>
             <w:instrText xml:space="preserve"> HYPERLINK \l _Toc26958 </w:instrText>
           </w:r>
           <w:r>
             <w:rPr>
-              <w:rFonts w:ascii="宋体" w:eastAsia="宋体" w:hAnsi="宋体" w:cs="宋体" w:hint="eastAsia"/>
+              <w:rFonts w:hint="eastAsia" w:ascii="宋体" w:hAnsi="宋体" w:eastAsia="宋体" w:cs="宋体"/>
               <w:szCs w:val="24"/>
             </w:rPr>
             <w:fldChar w:fldCharType="separate"/>
@@ -2668,7 +2706,7 @@
           </w:r>
           <w:r>
             <w:rPr>
-              <w:rFonts w:ascii="宋体" w:eastAsia="宋体" w:hAnsi="宋体" w:cs="宋体" w:hint="eastAsia"/>
+              <w:rFonts w:hint="eastAsia" w:ascii="宋体" w:hAnsi="宋体" w:eastAsia="宋体" w:cs="宋体"/>
               <w:szCs w:val="24"/>
             </w:rPr>
             <w:fldChar w:fldCharType="end"/>
@@ -2676,28 +2714,28 @@
         </w:p>
         <w:p>
           <w:pPr>
-            <w:pStyle w:val="TOC2"/>
+            <w:pStyle w:val="17"/>
             <w:tabs>
               <w:tab w:val="right" w:leader="dot" w:pos="8306"/>
             </w:tabs>
           </w:pPr>
           <w:r>
             <w:rPr>
-              <w:rFonts w:ascii="宋体" w:eastAsia="宋体" w:hAnsi="宋体" w:cs="宋体" w:hint="eastAsia"/>
+              <w:rFonts w:hint="eastAsia" w:ascii="宋体" w:hAnsi="宋体" w:eastAsia="宋体" w:cs="宋体"/>
               <w:szCs w:val="24"/>
             </w:rPr>
             <w:fldChar w:fldCharType="begin"/>
           </w:r>
           <w:r>
             <w:rPr>
-              <w:rFonts w:ascii="宋体" w:eastAsia="宋体" w:hAnsi="宋体" w:cs="宋体" w:hint="eastAsia"/>
+              <w:rFonts w:hint="eastAsia" w:ascii="宋体" w:hAnsi="宋体" w:eastAsia="宋体" w:cs="宋体"/>
               <w:szCs w:val="24"/>
             </w:rPr>
             <w:instrText xml:space="preserve"> HYPERLINK \l _Toc31248 </w:instrText>
           </w:r>
           <w:r>
             <w:rPr>
-              <w:rFonts w:ascii="宋体" w:eastAsia="宋体" w:hAnsi="宋体" w:cs="宋体" w:hint="eastAsia"/>
+              <w:rFonts w:hint="eastAsia" w:ascii="宋体" w:hAnsi="宋体" w:eastAsia="宋体" w:cs="宋体"/>
               <w:szCs w:val="24"/>
             </w:rPr>
             <w:fldChar w:fldCharType="separate"/>
@@ -2731,7 +2769,7 @@
           </w:r>
           <w:r>
             <w:rPr>
-              <w:rFonts w:ascii="宋体" w:eastAsia="宋体" w:hAnsi="宋体" w:cs="宋体" w:hint="eastAsia"/>
+              <w:rFonts w:hint="eastAsia" w:ascii="宋体" w:hAnsi="宋体" w:eastAsia="宋体" w:cs="宋体"/>
               <w:szCs w:val="24"/>
             </w:rPr>
             <w:fldChar w:fldCharType="end"/>
@@ -2739,28 +2777,28 @@
         </w:p>
         <w:p>
           <w:pPr>
-            <w:pStyle w:val="TOC2"/>
+            <w:pStyle w:val="17"/>
             <w:tabs>
               <w:tab w:val="right" w:leader="dot" w:pos="8306"/>
             </w:tabs>
           </w:pPr>
           <w:r>
             <w:rPr>
-              <w:rFonts w:ascii="宋体" w:eastAsia="宋体" w:hAnsi="宋体" w:cs="宋体" w:hint="eastAsia"/>
+              <w:rFonts w:hint="eastAsia" w:ascii="宋体" w:hAnsi="宋体" w:eastAsia="宋体" w:cs="宋体"/>
               <w:szCs w:val="24"/>
             </w:rPr>
             <w:fldChar w:fldCharType="begin"/>
           </w:r>
           <w:r>
             <w:rPr>
-              <w:rFonts w:ascii="宋体" w:eastAsia="宋体" w:hAnsi="宋体" w:cs="宋体" w:hint="eastAsia"/>
+              <w:rFonts w:hint="eastAsia" w:ascii="宋体" w:hAnsi="宋体" w:eastAsia="宋体" w:cs="宋体"/>
               <w:szCs w:val="24"/>
             </w:rPr>
             <w:instrText xml:space="preserve"> HYPERLINK \l _Toc26331 </w:instrText>
           </w:r>
           <w:r>
             <w:rPr>
-              <w:rFonts w:ascii="宋体" w:eastAsia="宋体" w:hAnsi="宋体" w:cs="宋体" w:hint="eastAsia"/>
+              <w:rFonts w:hint="eastAsia" w:ascii="宋体" w:hAnsi="宋体" w:eastAsia="宋体" w:cs="宋体"/>
               <w:szCs w:val="24"/>
             </w:rPr>
             <w:fldChar w:fldCharType="separate"/>
@@ -2798,7 +2836,7 @@
           </w:r>
           <w:r>
             <w:rPr>
-              <w:rFonts w:ascii="宋体" w:eastAsia="宋体" w:hAnsi="宋体" w:cs="宋体" w:hint="eastAsia"/>
+              <w:rFonts w:hint="eastAsia" w:ascii="宋体" w:hAnsi="宋体" w:eastAsia="宋体" w:cs="宋体"/>
               <w:szCs w:val="24"/>
             </w:rPr>
             <w:fldChar w:fldCharType="end"/>
@@ -2806,42 +2844,42 @@
         </w:p>
         <w:p>
           <w:pPr>
-            <w:pStyle w:val="TOC1"/>
+            <w:pStyle w:val="16"/>
             <w:tabs>
               <w:tab w:val="right" w:leader="dot" w:pos="8306"/>
             </w:tabs>
           </w:pPr>
           <w:r>
             <w:rPr>
-              <w:rFonts w:ascii="宋体" w:eastAsia="宋体" w:hAnsi="宋体" w:cs="宋体" w:hint="eastAsia"/>
+              <w:rFonts w:hint="eastAsia" w:ascii="宋体" w:hAnsi="宋体" w:eastAsia="宋体" w:cs="宋体"/>
               <w:szCs w:val="24"/>
             </w:rPr>
             <w:fldChar w:fldCharType="begin"/>
           </w:r>
           <w:r>
             <w:rPr>
-              <w:rFonts w:ascii="宋体" w:eastAsia="宋体" w:hAnsi="宋体" w:cs="宋体" w:hint="eastAsia"/>
+              <w:rFonts w:hint="eastAsia" w:ascii="宋体" w:hAnsi="宋体" w:eastAsia="宋体" w:cs="宋体"/>
               <w:szCs w:val="24"/>
             </w:rPr>
             <w:instrText xml:space="preserve"> HYPERLINK \l _Toc3513 </w:instrText>
           </w:r>
           <w:r>
             <w:rPr>
-              <w:rFonts w:ascii="宋体" w:eastAsia="宋体" w:hAnsi="宋体" w:cs="宋体" w:hint="eastAsia"/>
+              <w:rFonts w:hint="eastAsia" w:ascii="宋体" w:hAnsi="宋体" w:eastAsia="宋体" w:cs="宋体"/>
               <w:szCs w:val="24"/>
             </w:rPr>
             <w:fldChar w:fldCharType="separate"/>
           </w:r>
           <w:r>
             <w:rPr>
-              <w:rFonts w:eastAsia="宋体" w:hint="default"/>
+              <w:rFonts w:hint="default" w:eastAsia="宋体"/>
               <w:lang w:val="en-US" w:eastAsia="zh-CN"/>
             </w:rPr>
             <w:t xml:space="preserve">6. </w:t>
           </w:r>
           <w:r>
             <w:rPr>
-              <w:rFonts w:eastAsia="宋体" w:hint="eastAsia"/>
+              <w:rFonts w:hint="eastAsia" w:eastAsia="宋体"/>
               <w:lang w:val="en-US" w:eastAsia="zh-CN"/>
             </w:rPr>
             <w:t>附则</w:t>
@@ -2866,7 +2904,7 @@
           </w:r>
           <w:r>
             <w:rPr>
-              <w:rFonts w:ascii="宋体" w:eastAsia="宋体" w:hAnsi="宋体" w:cs="宋体" w:hint="eastAsia"/>
+              <w:rFonts w:hint="eastAsia" w:ascii="宋体" w:hAnsi="宋体" w:eastAsia="宋体" w:cs="宋体"/>
               <w:szCs w:val="24"/>
             </w:rPr>
             <w:fldChar w:fldCharType="end"/>
@@ -2874,28 +2912,28 @@
         </w:p>
         <w:p>
           <w:pPr>
-            <w:pStyle w:val="TOC1"/>
+            <w:pStyle w:val="16"/>
             <w:tabs>
               <w:tab w:val="right" w:leader="dot" w:pos="8306"/>
             </w:tabs>
           </w:pPr>
           <w:r>
             <w:rPr>
-              <w:rFonts w:ascii="宋体" w:eastAsia="宋体" w:hAnsi="宋体" w:cs="宋体" w:hint="eastAsia"/>
+              <w:rFonts w:hint="eastAsia" w:ascii="宋体" w:hAnsi="宋体" w:eastAsia="宋体" w:cs="宋体"/>
               <w:szCs w:val="24"/>
             </w:rPr>
             <w:fldChar w:fldCharType="begin"/>
           </w:r>
           <w:r>
             <w:rPr>
-              <w:rFonts w:ascii="宋体" w:eastAsia="宋体" w:hAnsi="宋体" w:cs="宋体" w:hint="eastAsia"/>
+              <w:rFonts w:hint="eastAsia" w:ascii="宋体" w:hAnsi="宋体" w:eastAsia="宋体" w:cs="宋体"/>
               <w:szCs w:val="24"/>
             </w:rPr>
             <w:instrText xml:space="preserve"> HYPERLINK \l _Toc12815 </w:instrText>
           </w:r>
           <w:r>
             <w:rPr>
-              <w:rFonts w:ascii="宋体" w:eastAsia="宋体" w:hAnsi="宋体" w:cs="宋体" w:hint="eastAsia"/>
+              <w:rFonts w:hint="eastAsia" w:ascii="宋体" w:hAnsi="宋体" w:eastAsia="宋体" w:cs="宋体"/>
               <w:szCs w:val="24"/>
             </w:rPr>
             <w:fldChar w:fldCharType="separate"/>
@@ -2934,7 +2972,7 @@
           </w:r>
           <w:r>
             <w:rPr>
-              <w:rFonts w:ascii="宋体" w:eastAsia="宋体" w:hAnsi="宋体" w:cs="宋体" w:hint="eastAsia"/>
+              <w:rFonts w:hint="eastAsia" w:ascii="宋体" w:hAnsi="宋体" w:eastAsia="宋体" w:cs="宋体"/>
               <w:szCs w:val="24"/>
             </w:rPr>
             <w:fldChar w:fldCharType="end"/>
@@ -2942,28 +2980,28 @@
         </w:p>
         <w:p>
           <w:pPr>
-            <w:pStyle w:val="TOC1"/>
+            <w:pStyle w:val="16"/>
             <w:tabs>
               <w:tab w:val="right" w:leader="dot" w:pos="8306"/>
             </w:tabs>
           </w:pPr>
           <w:r>
             <w:rPr>
-              <w:rFonts w:ascii="宋体" w:eastAsia="宋体" w:hAnsi="宋体" w:cs="宋体" w:hint="eastAsia"/>
+              <w:rFonts w:hint="eastAsia" w:ascii="宋体" w:hAnsi="宋体" w:eastAsia="宋体" w:cs="宋体"/>
               <w:szCs w:val="24"/>
             </w:rPr>
             <w:fldChar w:fldCharType="begin"/>
           </w:r>
           <w:r>
             <w:rPr>
-              <w:rFonts w:ascii="宋体" w:eastAsia="宋体" w:hAnsi="宋体" w:cs="宋体" w:hint="eastAsia"/>
+              <w:rFonts w:hint="eastAsia" w:ascii="宋体" w:hAnsi="宋体" w:eastAsia="宋体" w:cs="宋体"/>
               <w:szCs w:val="24"/>
             </w:rPr>
             <w:instrText xml:space="preserve"> HYPERLINK \l _Toc6193 </w:instrText>
           </w:r>
           <w:r>
             <w:rPr>
-              <w:rFonts w:ascii="宋体" w:eastAsia="宋体" w:hAnsi="宋体" w:cs="宋体" w:hint="eastAsia"/>
+              <w:rFonts w:hint="eastAsia" w:ascii="宋体" w:hAnsi="宋体" w:eastAsia="宋体" w:cs="宋体"/>
               <w:szCs w:val="24"/>
             </w:rPr>
             <w:fldChar w:fldCharType="separate"/>
@@ -3002,7 +3040,7 @@
           </w:r>
           <w:r>
             <w:rPr>
-              <w:rFonts w:ascii="宋体" w:eastAsia="宋体" w:hAnsi="宋体" w:cs="宋体" w:hint="eastAsia"/>
+              <w:rFonts w:hint="eastAsia" w:ascii="宋体" w:hAnsi="宋体" w:eastAsia="宋体" w:cs="宋体"/>
               <w:szCs w:val="24"/>
             </w:rPr>
             <w:fldChar w:fldCharType="end"/>
@@ -3022,7 +3060,7 @@
           </w:pPr>
           <w:r>
             <w:rPr>
-              <w:rFonts w:ascii="宋体" w:eastAsia="宋体" w:hAnsi="宋体" w:cs="宋体" w:hint="eastAsia"/>
+              <w:rFonts w:hint="eastAsia" w:ascii="宋体" w:hAnsi="宋体" w:eastAsia="宋体" w:cs="宋体"/>
               <w:szCs w:val="24"/>
             </w:rPr>
             <w:fldChar w:fldCharType="end"/>
@@ -3039,7 +3077,7 @@
         <w:overflowPunct/>
         <w:bidi w:val="0"/>
         <w:rPr>
-          <w:rFonts w:ascii="Arial" w:eastAsia="Arial" w:hAnsi="Arial" w:cs="Arial"/>
+          <w:rFonts w:ascii="Arial" w:hAnsi="Arial" w:eastAsia="Arial" w:cs="Arial"/>
           <w:snapToGrid w:val="0"/>
           <w:color w:val="000000"/>
           <w:kern w:val="0"/>
@@ -3050,7 +3088,7 @@
       </w:pPr>
       <w:r>
         <w:rPr>
-          <w:rFonts w:ascii="Arial" w:eastAsia="Arial" w:hAnsi="Arial" w:cs="Arial"/>
+          <w:rFonts w:ascii="Arial" w:hAnsi="Arial" w:eastAsia="Arial" w:cs="Arial"/>
           <w:snapToGrid w:val="0"/>
           <w:color w:val="000000"/>
           <w:kern w:val="0"/>
@@ -3063,7 +3101,7 @@
     </w:p>
     <w:p>
       <w:pPr>
-        <w:pStyle w:val="1"/>
+        <w:pStyle w:val="28"/>
         <w:keepLines w:val="0"/>
         <w:pageBreakBefore w:val="0"/>
         <w:widowControl w:val="0"/>
@@ -3087,7 +3125,7 @@
     </w:p>
     <w:p>
       <w:pPr>
-        <w:pStyle w:val="a1"/>
+        <w:pStyle w:val="29"/>
         <w:keepLines w:val="0"/>
         <w:pageBreakBefore w:val="0"/>
         <w:widowControl w:val="0"/>
@@ -3121,7 +3159,7 @@
     </w:p>
     <w:p>
       <w:pPr>
-        <w:pStyle w:val="1"/>
+        <w:pStyle w:val="28"/>
         <w:keepLines w:val="0"/>
         <w:pageBreakBefore w:val="0"/>
         <w:widowControl w:val="0"/>
@@ -3143,7 +3181,7 @@
     </w:p>
     <w:p>
       <w:pPr>
-        <w:pStyle w:val="a1"/>
+        <w:pStyle w:val="29"/>
         <w:keepLines w:val="0"/>
         <w:pageBreakBefore w:val="0"/>
         <w:widowControl w:val="0"/>
@@ -3165,7 +3203,7 @@
     </w:p>
     <w:p>
       <w:pPr>
-        <w:pStyle w:val="1"/>
+        <w:pStyle w:val="28"/>
         <w:keepLines w:val="0"/>
         <w:pageBreakBefore w:val="0"/>
         <w:widowControl w:val="0"/>
@@ -3189,7 +3227,7 @@
     </w:p>
     <w:p>
       <w:pPr>
-        <w:pStyle w:val="a1"/>
+        <w:pStyle w:val="29"/>
         <w:keepLines w:val="0"/>
         <w:pageBreakBefore w:val="0"/>
         <w:widowControl w:val="0"/>
@@ -3211,7 +3249,7 @@
     </w:p>
     <w:p>
       <w:pPr>
-        <w:pStyle w:val="1"/>
+        <w:pStyle w:val="28"/>
         <w:keepLines w:val="0"/>
         <w:pageBreakBefore w:val="0"/>
         <w:widowControl w:val="0"/>
@@ -3233,7 +3271,7 @@
     </w:p>
     <w:p>
       <w:pPr>
-        <w:pStyle w:val="2"/>
+        <w:pStyle w:val="30"/>
         <w:keepLines w:val="0"/>
         <w:pageBreakBefore w:val="0"/>
         <w:widowControl w:val="0"/>
@@ -3257,7 +3295,7 @@
     </w:p>
     <w:p>
       <w:pPr>
-        <w:pStyle w:val="a1"/>
+        <w:pStyle w:val="29"/>
         <w:keepNext w:val="0"/>
         <w:keepLines w:val="0"/>
         <w:pageBreakBefore w:val="0"/>
@@ -3275,7 +3313,7 @@
         <w:bidi w:val="0"/>
         <w:adjustRightInd w:val="0"/>
         <w:snapToGrid w:val="0"/>
-        <w:ind w:left="425" w:hanging="425" w:leftChars="0" w:firstLineChars="0"/>
+        <w:ind w:left="425" w:leftChars="0" w:hanging="425" w:firstLineChars="0"/>
         <w:textAlignment w:val="baseline"/>
         <w:rPr>
           <w:rFonts w:hint="eastAsia"/>
@@ -3292,7 +3330,7 @@
     </w:p>
     <w:p>
       <w:pPr>
-        <w:pStyle w:val="a1"/>
+        <w:pStyle w:val="29"/>
         <w:keepNext w:val="0"/>
         <w:keepLines w:val="0"/>
         <w:pageBreakBefore w:val="0"/>
@@ -3310,7 +3348,7 @@
         <w:bidi w:val="0"/>
         <w:adjustRightInd w:val="0"/>
         <w:snapToGrid w:val="0"/>
-        <w:ind w:left="425" w:hanging="425" w:leftChars="0" w:firstLineChars="0"/>
+        <w:ind w:left="425" w:leftChars="0" w:hanging="425" w:firstLineChars="0"/>
         <w:textAlignment w:val="baseline"/>
         <w:rPr>
           <w:rFonts w:hint="eastAsia"/>
@@ -3327,7 +3365,7 @@
     </w:p>
     <w:p>
       <w:pPr>
-        <w:pStyle w:val="a1"/>
+        <w:pStyle w:val="29"/>
         <w:keepNext w:val="0"/>
         <w:keepLines w:val="0"/>
         <w:pageBreakBefore w:val="0"/>
@@ -3345,7 +3383,7 @@
         <w:bidi w:val="0"/>
         <w:adjustRightInd w:val="0"/>
         <w:snapToGrid w:val="0"/>
-        <w:ind w:left="425" w:hanging="425" w:leftChars="0" w:firstLineChars="0"/>
+        <w:ind w:left="425" w:leftChars="0" w:hanging="425" w:firstLineChars="0"/>
         <w:textAlignment w:val="baseline"/>
         <w:rPr>
           <w:rFonts w:hint="eastAsia"/>
@@ -3362,7 +3400,7 @@
     </w:p>
     <w:p>
       <w:pPr>
-        <w:pStyle w:val="a1"/>
+        <w:pStyle w:val="29"/>
         <w:keepNext w:val="0"/>
         <w:keepLines w:val="0"/>
         <w:pageBreakBefore w:val="0"/>
@@ -3380,7 +3418,7 @@
         <w:bidi w:val="0"/>
         <w:adjustRightInd w:val="0"/>
         <w:snapToGrid w:val="0"/>
-        <w:ind w:left="425" w:hanging="425" w:leftChars="0" w:firstLineChars="0"/>
+        <w:ind w:left="425" w:leftChars="0" w:hanging="425" w:firstLineChars="0"/>
         <w:textAlignment w:val="baseline"/>
         <w:rPr>
           <w:rFonts w:hint="default"/>
@@ -3397,15 +3435,15 @@
     </w:p>
     <w:p>
       <w:pPr>
-        <w:pStyle w:val="2"/>
-        <w:keepLines w:val="0"/>
-        <w:pageBreakBefore w:val="0"/>
-        <w:widowControl w:val="0"/>
-        <w:wordWrap/>
-        <w:overflowPunct/>
-        <w:bidi w:val="0"/>
-        <w:rPr>
-          <w:rFonts w:ascii="宋体" w:eastAsia="宋体" w:hAnsi="宋体" w:cs="宋体" w:hint="eastAsia"/>
+        <w:pStyle w:val="30"/>
+        <w:keepLines w:val="0"/>
+        <w:pageBreakBefore w:val="0"/>
+        <w:widowControl w:val="0"/>
+        <w:wordWrap/>
+        <w:overflowPunct/>
+        <w:bidi w:val="0"/>
+        <w:rPr>
+          <w:rFonts w:hint="eastAsia" w:ascii="宋体" w:hAnsi="宋体" w:eastAsia="宋体" w:cs="宋体"/>
           <w:spacing w:val="-1"/>
           <w:sz w:val="24"/>
           <w:szCs w:val="24"/>
@@ -3426,7 +3464,7 @@
     </w:p>
     <w:p>
       <w:pPr>
-        <w:pStyle w:val="a1"/>
+        <w:pStyle w:val="29"/>
         <w:keepLines w:val="0"/>
         <w:pageBreakBefore w:val="0"/>
         <w:widowControl w:val="0"/>
@@ -3437,7 +3475,7 @@
         <w:wordWrap/>
         <w:overflowPunct/>
         <w:bidi w:val="0"/>
-        <w:ind w:left="425" w:hanging="425" w:leftChars="0" w:firstLineChars="0"/>
+        <w:ind w:left="425" w:leftChars="0" w:hanging="425" w:firstLineChars="0"/>
         <w:rPr>
           <w:rFonts w:hint="eastAsia"/>
           <w:lang w:val="en-US" w:eastAsia="zh-CN"/>
@@ -3453,7 +3491,7 @@
     </w:p>
     <w:p>
       <w:pPr>
-        <w:pStyle w:val="a1"/>
+        <w:pStyle w:val="29"/>
         <w:keepLines w:val="0"/>
         <w:pageBreakBefore w:val="0"/>
         <w:widowControl w:val="0"/>
@@ -3464,7 +3502,7 @@
         <w:wordWrap/>
         <w:overflowPunct/>
         <w:bidi w:val="0"/>
-        <w:ind w:left="425" w:hanging="425" w:leftChars="0" w:firstLineChars="0"/>
+        <w:ind w:left="425" w:leftChars="0" w:hanging="425" w:firstLineChars="0"/>
         <w:rPr>
           <w:rFonts w:hint="default"/>
           <w:lang w:val="en-US" w:eastAsia="zh-CN"/>
@@ -3480,7 +3518,7 @@
     </w:p>
     <w:p>
       <w:pPr>
-        <w:pStyle w:val="1"/>
+        <w:pStyle w:val="28"/>
         <w:keepLines w:val="0"/>
         <w:pageBreakBefore w:val="0"/>
         <w:widowControl w:val="0"/>
@@ -3500,7 +3538,7 @@
     </w:p>
     <w:p>
       <w:pPr>
-        <w:pStyle w:val="2"/>
+        <w:pStyle w:val="30"/>
         <w:keepLines w:val="0"/>
         <w:pageBreakBefore w:val="0"/>
         <w:widowControl w:val="0"/>
@@ -3516,7 +3554,7 @@
     </w:p>
     <w:p>
       <w:pPr>
-        <w:pStyle w:val="a1"/>
+        <w:pStyle w:val="29"/>
         <w:keepLines w:val="0"/>
         <w:pageBreakBefore w:val="0"/>
         <w:widowControl w:val="0"/>
@@ -3550,7 +3588,7 @@
     </w:p>
     <w:p>
       <w:pPr>
-        <w:pStyle w:val="2"/>
+        <w:pStyle w:val="30"/>
         <w:keepLines w:val="0"/>
         <w:pageBreakBefore w:val="0"/>
         <w:widowControl w:val="0"/>
@@ -3586,17 +3624,17 @@
         <w:adjustRightInd w:val="0"/>
         <w:snapToGrid w:val="0"/>
         <w:spacing w:line="360" w:lineRule="auto"/>
-        <w:ind w:left="425" w:right="0" w:hanging="425" w:leftChars="0" w:firstLineChars="0"/>
+        <w:ind w:left="425" w:leftChars="0" w:right="0" w:hanging="425" w:firstLineChars="0"/>
         <w:textAlignment w:val="baseline"/>
         <w:rPr>
-          <w:rFonts w:ascii="宋体" w:eastAsia="宋体" w:hAnsi="宋体" w:cs="宋体"/>
-          <w:sz w:val="24"/>
-          <w:szCs w:val="24"/>
-        </w:rPr>
-      </w:pPr>
-      <w:r>
-        <w:rPr>
-          <w:rFonts w:ascii="宋体" w:eastAsia="宋体" w:hAnsi="宋体" w:cs="宋体" w:hint="eastAsia"/>
+          <w:rFonts w:ascii="宋体" w:hAnsi="宋体" w:eastAsia="宋体" w:cs="宋体"/>
+          <w:sz w:val="24"/>
+          <w:szCs w:val="24"/>
+        </w:rPr>
+      </w:pPr>
+      <w:r>
+        <w:rPr>
+          <w:rFonts w:hint="eastAsia" w:ascii="宋体" w:hAnsi="宋体" w:eastAsia="宋体" w:cs="宋体"/>
           <w:spacing w:val="1"/>
           <w:sz w:val="24"/>
           <w:szCs w:val="24"/>
@@ -3606,7 +3644,7 @@
       </w:r>
       <w:r>
         <w:rPr>
-          <w:rFonts w:ascii="宋体" w:eastAsia="宋体" w:hAnsi="宋体" w:cs="宋体"/>
+          <w:rFonts w:ascii="宋体" w:hAnsi="宋体" w:eastAsia="宋体" w:cs="宋体"/>
           <w:spacing w:val="1"/>
           <w:sz w:val="24"/>
           <w:szCs w:val="24"/>
@@ -3615,7 +3653,7 @@
       </w:r>
       <w:r>
         <w:rPr>
-          <w:rFonts w:ascii="宋体" w:eastAsia="宋体" w:hAnsi="宋体" w:cs="宋体" w:hint="eastAsia"/>
+          <w:rFonts w:hint="eastAsia" w:ascii="宋体" w:hAnsi="宋体" w:eastAsia="宋体" w:cs="宋体"/>
           <w:spacing w:val="1"/>
           <w:sz w:val="24"/>
           <w:szCs w:val="24"/>
@@ -3625,7 +3663,7 @@
       </w:r>
       <w:r>
         <w:rPr>
-          <w:rFonts w:ascii="宋体" w:eastAsia="宋体" w:hAnsi="宋体" w:cs="宋体"/>
+          <w:rFonts w:ascii="宋体" w:hAnsi="宋体" w:eastAsia="宋体" w:cs="宋体"/>
           <w:spacing w:val="1"/>
           <w:sz w:val="24"/>
           <w:szCs w:val="24"/>
@@ -3634,7 +3672,7 @@
       </w:r>
       <w:r>
         <w:rPr>
-          <w:rFonts w:ascii="宋体" w:eastAsia="宋体" w:hAnsi="宋体" w:cs="宋体"/>
+          <w:rFonts w:ascii="宋体" w:hAnsi="宋体" w:eastAsia="宋体" w:cs="宋体"/>
           <w:spacing w:val="-1"/>
           <w:sz w:val="24"/>
           <w:szCs w:val="24"/>
@@ -3643,7 +3681,7 @@
       </w:r>
       <w:r>
         <w:rPr>
-          <w:rFonts w:ascii="宋体" w:eastAsia="宋体" w:hAnsi="宋体" w:cs="宋体" w:hint="eastAsia"/>
+          <w:rFonts w:hint="eastAsia" w:ascii="宋体" w:hAnsi="宋体" w:eastAsia="宋体" w:cs="宋体"/>
           <w:spacing w:val="-1"/>
           <w:sz w:val="24"/>
           <w:szCs w:val="24"/>
@@ -3653,7 +3691,7 @@
       </w:r>
       <w:r>
         <w:rPr>
-          <w:rFonts w:ascii="宋体" w:eastAsia="宋体" w:hAnsi="宋体" w:cs="宋体"/>
+          <w:rFonts w:ascii="宋体" w:hAnsi="宋体" w:eastAsia="宋体" w:cs="宋体"/>
           <w:spacing w:val="-1"/>
           <w:sz w:val="24"/>
           <w:szCs w:val="24"/>
@@ -3681,17 +3719,17 @@
         <w:adjustRightInd w:val="0"/>
         <w:snapToGrid w:val="0"/>
         <w:spacing w:line="360" w:lineRule="auto"/>
-        <w:ind w:left="425" w:right="0" w:hanging="425" w:leftChars="0" w:firstLineChars="0"/>
+        <w:ind w:left="425" w:leftChars="0" w:right="0" w:hanging="425" w:firstLineChars="0"/>
         <w:textAlignment w:val="baseline"/>
         <w:rPr>
-          <w:rFonts w:ascii="宋体" w:eastAsia="宋体" w:hAnsi="宋体" w:cs="宋体"/>
-          <w:sz w:val="24"/>
-          <w:szCs w:val="24"/>
-        </w:rPr>
-      </w:pPr>
-      <w:r>
-        <w:rPr>
-          <w:rFonts w:ascii="宋体" w:eastAsia="宋体" w:hAnsi="宋体" w:cs="宋体"/>
+          <w:rFonts w:ascii="宋体" w:hAnsi="宋体" w:eastAsia="宋体" w:cs="宋体"/>
+          <w:sz w:val="24"/>
+          <w:szCs w:val="24"/>
+        </w:rPr>
+      </w:pPr>
+      <w:r>
+        <w:rPr>
+          <w:rFonts w:ascii="宋体" w:hAnsi="宋体" w:eastAsia="宋体" w:cs="宋体"/>
           <w:spacing w:val="-1"/>
           <w:sz w:val="24"/>
           <w:szCs w:val="24"/>
@@ -3700,7 +3738,7 @@
       </w:r>
       <w:r>
         <w:rPr>
-          <w:rFonts w:ascii="宋体" w:eastAsia="宋体" w:hAnsi="宋体" w:cs="宋体" w:hint="eastAsia"/>
+          <w:rFonts w:hint="eastAsia" w:ascii="宋体" w:hAnsi="宋体" w:eastAsia="宋体" w:cs="宋体"/>
           <w:spacing w:val="-1"/>
           <w:sz w:val="24"/>
           <w:szCs w:val="24"/>
@@ -3710,7 +3748,7 @@
       </w:r>
       <w:r>
         <w:rPr>
-          <w:rFonts w:ascii="宋体" w:eastAsia="宋体" w:hAnsi="宋体" w:cs="宋体"/>
+          <w:rFonts w:ascii="宋体" w:hAnsi="宋体" w:eastAsia="宋体" w:cs="宋体"/>
           <w:spacing w:val="-1"/>
           <w:sz w:val="24"/>
           <w:szCs w:val="24"/>
@@ -3738,17 +3776,17 @@
         <w:adjustRightInd w:val="0"/>
         <w:snapToGrid w:val="0"/>
         <w:spacing w:line="360" w:lineRule="auto"/>
-        <w:ind w:left="425" w:right="0" w:hanging="425" w:leftChars="0" w:firstLineChars="0"/>
+        <w:ind w:left="425" w:leftChars="0" w:right="0" w:hanging="425" w:firstLineChars="0"/>
         <w:textAlignment w:val="baseline"/>
         <w:rPr>
-          <w:rFonts w:ascii="宋体" w:eastAsia="宋体" w:hAnsi="宋体" w:cs="宋体"/>
-          <w:sz w:val="24"/>
-          <w:szCs w:val="24"/>
-        </w:rPr>
-      </w:pPr>
-      <w:r>
-        <w:rPr>
-          <w:rFonts w:ascii="宋体" w:eastAsia="宋体" w:hAnsi="宋体" w:cs="宋体"/>
+          <w:rFonts w:ascii="宋体" w:hAnsi="宋体" w:eastAsia="宋体" w:cs="宋体"/>
+          <w:sz w:val="24"/>
+          <w:szCs w:val="24"/>
+        </w:rPr>
+      </w:pPr>
+      <w:r>
+        <w:rPr>
+          <w:rFonts w:ascii="宋体" w:hAnsi="宋体" w:eastAsia="宋体" w:cs="宋体"/>
           <w:spacing w:val="-6"/>
           <w:sz w:val="24"/>
           <w:szCs w:val="24"/>
@@ -3757,7 +3795,7 @@
       </w:r>
       <w:r>
         <w:rPr>
-          <w:rFonts w:ascii="宋体" w:eastAsia="宋体" w:hAnsi="宋体" w:cs="宋体" w:hint="eastAsia"/>
+          <w:rFonts w:hint="eastAsia" w:ascii="宋体" w:hAnsi="宋体" w:eastAsia="宋体" w:cs="宋体"/>
           <w:spacing w:val="-6"/>
           <w:sz w:val="24"/>
           <w:szCs w:val="24"/>
@@ -3767,7 +3805,7 @@
       </w:r>
       <w:r>
         <w:rPr>
-          <w:rFonts w:ascii="宋体" w:eastAsia="宋体" w:hAnsi="宋体" w:cs="宋体"/>
+          <w:rFonts w:ascii="宋体" w:hAnsi="宋体" w:eastAsia="宋体" w:cs="宋体"/>
           <w:spacing w:val="-6"/>
           <w:sz w:val="24"/>
           <w:szCs w:val="24"/>
@@ -3776,7 +3814,7 @@
       </w:r>
       <w:r>
         <w:rPr>
-          <w:rFonts w:ascii="宋体" w:eastAsia="宋体" w:hAnsi="宋体" w:cs="宋体"/>
+          <w:rFonts w:ascii="宋体" w:hAnsi="宋体" w:eastAsia="宋体" w:cs="宋体"/>
           <w:spacing w:val="-7"/>
           <w:sz w:val="24"/>
           <w:szCs w:val="24"/>
@@ -3785,7 +3823,7 @@
       </w:r>
       <w:r>
         <w:rPr>
-          <w:rFonts w:ascii="宋体" w:eastAsia="宋体" w:hAnsi="宋体" w:cs="宋体"/>
+          <w:rFonts w:ascii="宋体" w:hAnsi="宋体" w:eastAsia="宋体" w:cs="宋体"/>
           <w:spacing w:val="-1"/>
           <w:sz w:val="24"/>
           <w:szCs w:val="24"/>
@@ -3795,7 +3833,7 @@
     </w:p>
     <w:p>
       <w:pPr>
-        <w:pStyle w:val="2"/>
+        <w:pStyle w:val="30"/>
         <w:keepLines w:val="0"/>
         <w:pageBreakBefore w:val="0"/>
         <w:widowControl w:val="0"/>
@@ -3813,7 +3851,7 @@
     </w:p>
     <w:p>
       <w:pPr>
-        <w:pStyle w:val="a1"/>
+        <w:pStyle w:val="29"/>
         <w:keepLines w:val="0"/>
         <w:pageBreakBefore w:val="0"/>
         <w:widowControl w:val="0"/>
@@ -3834,7 +3872,7 @@
     </w:p>
     <w:p>
       <w:pPr>
-        <w:pStyle w:val="2"/>
+        <w:pStyle w:val="30"/>
         <w:keepLines w:val="0"/>
         <w:pageBreakBefore w:val="0"/>
         <w:widowControl w:val="0"/>
@@ -3850,7 +3888,7 @@
     </w:p>
     <w:p>
       <w:pPr>
-        <w:pStyle w:val="a1"/>
+        <w:pStyle w:val="29"/>
         <w:keepLines w:val="0"/>
         <w:pageBreakBefore w:val="0"/>
         <w:widowControl w:val="0"/>
@@ -3864,7 +3902,7 @@
     </w:p>
     <w:p>
       <w:pPr>
-        <w:pStyle w:val="2"/>
+        <w:pStyle w:val="30"/>
         <w:keepLines w:val="0"/>
         <w:pageBreakBefore w:val="0"/>
         <w:widowControl w:val="0"/>
@@ -3900,17 +3938,17 @@
         <w:adjustRightInd w:val="0"/>
         <w:snapToGrid w:val="0"/>
         <w:spacing w:line="360" w:lineRule="auto"/>
-        <w:ind w:left="425" w:right="0" w:hanging="425" w:leftChars="0" w:firstLineChars="0"/>
+        <w:ind w:left="425" w:leftChars="0" w:right="0" w:hanging="425" w:firstLineChars="0"/>
         <w:textAlignment w:val="baseline"/>
         <w:rPr>
-          <w:rFonts w:ascii="宋体" w:eastAsia="宋体" w:hAnsi="宋体" w:cs="宋体"/>
-          <w:sz w:val="24"/>
-          <w:szCs w:val="24"/>
-        </w:rPr>
-      </w:pPr>
-      <w:r>
-        <w:rPr>
-          <w:rFonts w:ascii="宋体" w:eastAsia="宋体" w:hAnsi="宋体" w:cs="宋体"/>
+          <w:rFonts w:ascii="宋体" w:hAnsi="宋体" w:eastAsia="宋体" w:cs="宋体"/>
+          <w:sz w:val="24"/>
+          <w:szCs w:val="24"/>
+        </w:rPr>
+      </w:pPr>
+      <w:r>
+        <w:rPr>
+          <w:rFonts w:ascii="宋体" w:hAnsi="宋体" w:eastAsia="宋体" w:cs="宋体"/>
           <w:spacing w:val="-2"/>
           <w:sz w:val="24"/>
           <w:szCs w:val="24"/>
@@ -3919,7 +3957,7 @@
       </w:r>
       <w:r>
         <w:rPr>
-          <w:rFonts w:ascii="宋体" w:eastAsia="宋体" w:hAnsi="宋体" w:cs="宋体"/>
+          <w:rFonts w:ascii="宋体" w:hAnsi="宋体" w:eastAsia="宋体" w:cs="宋体"/>
           <w:spacing w:val="-3"/>
           <w:sz w:val="24"/>
           <w:szCs w:val="24"/>
@@ -3947,17 +3985,17 @@
         <w:adjustRightInd w:val="0"/>
         <w:snapToGrid w:val="0"/>
         <w:spacing w:line="360" w:lineRule="auto"/>
-        <w:ind w:left="425" w:right="0" w:hanging="425" w:leftChars="0" w:firstLineChars="0"/>
+        <w:ind w:left="425" w:leftChars="0" w:right="0" w:hanging="425" w:firstLineChars="0"/>
         <w:textAlignment w:val="baseline"/>
         <w:rPr>
-          <w:rFonts w:ascii="宋体" w:eastAsia="宋体" w:hAnsi="宋体" w:cs="宋体"/>
-          <w:sz w:val="24"/>
-          <w:szCs w:val="24"/>
-        </w:rPr>
-      </w:pPr>
-      <w:r>
-        <w:rPr>
-          <w:rFonts w:ascii="宋体" w:eastAsia="宋体" w:hAnsi="宋体" w:cs="宋体"/>
+          <w:rFonts w:ascii="宋体" w:hAnsi="宋体" w:eastAsia="宋体" w:cs="宋体"/>
+          <w:sz w:val="24"/>
+          <w:szCs w:val="24"/>
+        </w:rPr>
+      </w:pPr>
+      <w:r>
+        <w:rPr>
+          <w:rFonts w:ascii="宋体" w:hAnsi="宋体" w:eastAsia="宋体" w:cs="宋体"/>
           <w:spacing w:val="-1"/>
           <w:sz w:val="24"/>
           <w:szCs w:val="24"/>
@@ -3966,7 +4004,7 @@
       </w:r>
       <w:r>
         <w:rPr>
-          <w:rFonts w:ascii="宋体" w:eastAsia="宋体" w:hAnsi="宋体" w:cs="宋体"/>
+          <w:rFonts w:ascii="宋体" w:hAnsi="宋体" w:eastAsia="宋体" w:cs="宋体"/>
           <w:spacing w:val="-2"/>
           <w:sz w:val="24"/>
           <w:szCs w:val="24"/>
@@ -3975,7 +4013,7 @@
       </w:r>
       <w:r>
         <w:rPr>
-          <w:rFonts w:ascii="宋体" w:eastAsia="宋体" w:hAnsi="宋体" w:cs="宋体" w:hint="eastAsia"/>
+          <w:rFonts w:hint="eastAsia" w:ascii="宋体" w:hAnsi="宋体" w:eastAsia="宋体" w:cs="宋体"/>
           <w:spacing w:val="-2"/>
           <w:sz w:val="24"/>
           <w:szCs w:val="24"/>
@@ -3985,7 +4023,7 @@
       </w:r>
       <w:r>
         <w:rPr>
-          <w:rFonts w:ascii="宋体" w:eastAsia="宋体" w:hAnsi="宋体" w:cs="宋体"/>
+          <w:rFonts w:ascii="宋体" w:hAnsi="宋体" w:eastAsia="宋体" w:cs="宋体"/>
           <w:spacing w:val="-2"/>
           <w:sz w:val="24"/>
           <w:szCs w:val="24"/>
@@ -3994,7 +4032,7 @@
       </w:r>
       <w:r>
         <w:rPr>
-          <w:rFonts w:ascii="宋体" w:eastAsia="宋体" w:hAnsi="宋体" w:cs="宋体"/>
+          <w:rFonts w:ascii="宋体" w:hAnsi="宋体" w:eastAsia="宋体" w:cs="宋体"/>
           <w:spacing w:val="-1"/>
           <w:sz w:val="24"/>
           <w:szCs w:val="24"/>
@@ -4003,7 +4041,7 @@
       </w:r>
       <w:r>
         <w:rPr>
-          <w:rFonts w:ascii="宋体" w:eastAsia="宋体" w:hAnsi="宋体" w:cs="宋体" w:hint="eastAsia"/>
+          <w:rFonts w:hint="eastAsia" w:ascii="宋体" w:hAnsi="宋体" w:eastAsia="宋体" w:cs="宋体"/>
           <w:spacing w:val="-1"/>
           <w:sz w:val="24"/>
           <w:szCs w:val="24"/>
@@ -4013,7 +4051,7 @@
       </w:r>
       <w:r>
         <w:rPr>
-          <w:rFonts w:ascii="宋体" w:eastAsia="宋体" w:hAnsi="宋体" w:cs="宋体"/>
+          <w:rFonts w:ascii="宋体" w:hAnsi="宋体" w:eastAsia="宋体" w:cs="宋体"/>
           <w:spacing w:val="-1"/>
           <w:sz w:val="24"/>
           <w:szCs w:val="24"/>
@@ -4023,7 +4061,7 @@
     </w:p>
     <w:p>
       <w:pPr>
-        <w:pStyle w:val="2"/>
+        <w:pStyle w:val="30"/>
         <w:keepLines w:val="0"/>
         <w:pageBreakBefore w:val="0"/>
         <w:widowControl w:val="0"/>
@@ -4059,17 +4097,17 @@
         <w:adjustRightInd w:val="0"/>
         <w:snapToGrid w:val="0"/>
         <w:spacing w:line="360" w:lineRule="auto"/>
-        <w:ind w:left="425" w:hanging="425" w:leftChars="0" w:firstLineChars="0"/>
+        <w:ind w:left="425" w:leftChars="0" w:hanging="425" w:firstLineChars="0"/>
         <w:textAlignment w:val="baseline"/>
         <w:rPr>
-          <w:rFonts w:ascii="宋体" w:eastAsia="宋体" w:hAnsi="宋体" w:cs="宋体"/>
-          <w:sz w:val="24"/>
-          <w:szCs w:val="24"/>
-        </w:rPr>
-      </w:pPr>
-      <w:r>
-        <w:rPr>
-          <w:rFonts w:ascii="宋体" w:eastAsia="宋体" w:hAnsi="宋体" w:cs="宋体"/>
+          <w:rFonts w:ascii="宋体" w:hAnsi="宋体" w:eastAsia="宋体" w:cs="宋体"/>
+          <w:sz w:val="24"/>
+          <w:szCs w:val="24"/>
+        </w:rPr>
+      </w:pPr>
+      <w:r>
+        <w:rPr>
+          <w:rFonts w:ascii="宋体" w:hAnsi="宋体" w:eastAsia="宋体" w:cs="宋体"/>
           <w:spacing w:val="-1"/>
           <w:sz w:val="24"/>
           <w:szCs w:val="24"/>
@@ -4097,17 +4135,17 @@
         <w:adjustRightInd w:val="0"/>
         <w:snapToGrid w:val="0"/>
         <w:spacing w:line="360" w:lineRule="auto"/>
-        <w:ind w:left="425" w:hanging="425" w:leftChars="0" w:firstLineChars="0"/>
+        <w:ind w:left="425" w:leftChars="0" w:hanging="425" w:firstLineChars="0"/>
         <w:textAlignment w:val="baseline"/>
         <w:rPr>
-          <w:rFonts w:ascii="宋体" w:eastAsia="宋体" w:hAnsi="宋体" w:cs="宋体"/>
-          <w:sz w:val="24"/>
-          <w:szCs w:val="24"/>
-        </w:rPr>
-      </w:pPr>
-      <w:r>
-        <w:rPr>
-          <w:rFonts w:ascii="宋体" w:eastAsia="宋体" w:hAnsi="宋体" w:cs="宋体"/>
+          <w:rFonts w:ascii="宋体" w:hAnsi="宋体" w:eastAsia="宋体" w:cs="宋体"/>
+          <w:sz w:val="24"/>
+          <w:szCs w:val="24"/>
+        </w:rPr>
+      </w:pPr>
+      <w:r>
+        <w:rPr>
+          <w:rFonts w:ascii="宋体" w:hAnsi="宋体" w:eastAsia="宋体" w:cs="宋体"/>
           <w:spacing w:val="-1"/>
           <w:sz w:val="24"/>
           <w:szCs w:val="24"/>
@@ -4135,17 +4173,17 @@
         <w:adjustRightInd w:val="0"/>
         <w:snapToGrid w:val="0"/>
         <w:spacing w:line="360" w:lineRule="auto"/>
-        <w:ind w:left="845" w:hanging="425" w:leftChars="0" w:firstLineChars="0"/>
+        <w:ind w:left="845" w:leftChars="0" w:hanging="425" w:firstLineChars="0"/>
         <w:textAlignment w:val="baseline"/>
         <w:rPr>
-          <w:rFonts w:ascii="宋体" w:eastAsia="宋体" w:hAnsi="宋体" w:cs="宋体"/>
-          <w:sz w:val="24"/>
-          <w:szCs w:val="24"/>
-        </w:rPr>
-      </w:pPr>
-      <w:r>
-        <w:rPr>
-          <w:rFonts w:ascii="宋体" w:eastAsia="宋体" w:hAnsi="宋体" w:cs="宋体"/>
+          <w:rFonts w:ascii="宋体" w:hAnsi="宋体" w:eastAsia="宋体" w:cs="宋体"/>
+          <w:sz w:val="24"/>
+          <w:szCs w:val="24"/>
+        </w:rPr>
+      </w:pPr>
+      <w:r>
+        <w:rPr>
+          <w:rFonts w:ascii="宋体" w:hAnsi="宋体" w:eastAsia="宋体" w:cs="宋体"/>
           <w:spacing w:val="-2"/>
           <w:sz w:val="24"/>
           <w:szCs w:val="24"/>
@@ -4173,17 +4211,17 @@
         <w:adjustRightInd w:val="0"/>
         <w:snapToGrid w:val="0"/>
         <w:spacing w:line="360" w:lineRule="auto"/>
-        <w:ind w:left="845" w:hanging="425" w:leftChars="0" w:firstLineChars="0"/>
+        <w:ind w:left="845" w:leftChars="0" w:hanging="425" w:firstLineChars="0"/>
         <w:textAlignment w:val="baseline"/>
         <w:rPr>
-          <w:rFonts w:ascii="宋体" w:eastAsia="宋体" w:hAnsi="宋体" w:cs="宋体"/>
-          <w:sz w:val="24"/>
-          <w:szCs w:val="24"/>
-        </w:rPr>
-      </w:pPr>
-      <w:r>
-        <w:rPr>
-          <w:rFonts w:ascii="宋体" w:eastAsia="宋体" w:hAnsi="宋体" w:cs="宋体"/>
+          <w:rFonts w:ascii="宋体" w:hAnsi="宋体" w:eastAsia="宋体" w:cs="宋体"/>
+          <w:sz w:val="24"/>
+          <w:szCs w:val="24"/>
+        </w:rPr>
+      </w:pPr>
+      <w:r>
+        <w:rPr>
+          <w:rFonts w:ascii="宋体" w:hAnsi="宋体" w:eastAsia="宋体" w:cs="宋体"/>
           <w:spacing w:val="-1"/>
           <w:sz w:val="24"/>
           <w:szCs w:val="24"/>
@@ -4211,17 +4249,17 @@
         <w:adjustRightInd w:val="0"/>
         <w:snapToGrid w:val="0"/>
         <w:spacing w:line="360" w:lineRule="auto"/>
-        <w:ind w:left="845" w:hanging="425" w:leftChars="0" w:firstLineChars="0"/>
+        <w:ind w:left="845" w:leftChars="0" w:hanging="425" w:firstLineChars="0"/>
         <w:textAlignment w:val="baseline"/>
         <w:rPr>
-          <w:rFonts w:ascii="宋体" w:eastAsia="宋体" w:hAnsi="宋体" w:cs="宋体"/>
-          <w:sz w:val="24"/>
-          <w:szCs w:val="24"/>
-        </w:rPr>
-      </w:pPr>
-      <w:r>
-        <w:rPr>
-          <w:rFonts w:ascii="宋体" w:eastAsia="宋体" w:hAnsi="宋体" w:cs="宋体"/>
+          <w:rFonts w:ascii="宋体" w:hAnsi="宋体" w:eastAsia="宋体" w:cs="宋体"/>
+          <w:sz w:val="24"/>
+          <w:szCs w:val="24"/>
+        </w:rPr>
+      </w:pPr>
+      <w:r>
+        <w:rPr>
+          <w:rFonts w:ascii="宋体" w:hAnsi="宋体" w:eastAsia="宋体" w:cs="宋体"/>
           <w:spacing w:val="-1"/>
           <w:sz w:val="24"/>
           <w:szCs w:val="24"/>
@@ -4249,17 +4287,17 @@
         <w:adjustRightInd w:val="0"/>
         <w:snapToGrid w:val="0"/>
         <w:spacing w:line="360" w:lineRule="auto"/>
-        <w:ind w:left="845" w:hanging="425" w:leftChars="0" w:firstLineChars="0"/>
+        <w:ind w:left="845" w:leftChars="0" w:hanging="425" w:firstLineChars="0"/>
         <w:textAlignment w:val="baseline"/>
         <w:rPr>
-          <w:rFonts w:ascii="宋体" w:eastAsia="宋体" w:hAnsi="宋体" w:cs="宋体"/>
-          <w:sz w:val="24"/>
-          <w:szCs w:val="24"/>
-        </w:rPr>
-      </w:pPr>
-      <w:r>
-        <w:rPr>
-          <w:rFonts w:ascii="宋体" w:eastAsia="宋体" w:hAnsi="宋体" w:cs="宋体"/>
+          <w:rFonts w:ascii="宋体" w:hAnsi="宋体" w:eastAsia="宋体" w:cs="宋体"/>
+          <w:sz w:val="24"/>
+          <w:szCs w:val="24"/>
+        </w:rPr>
+      </w:pPr>
+      <w:r>
+        <w:rPr>
+          <w:rFonts w:ascii="宋体" w:hAnsi="宋体" w:eastAsia="宋体" w:cs="宋体"/>
           <w:spacing w:val="-1"/>
           <w:sz w:val="24"/>
           <w:szCs w:val="24"/>
@@ -4287,17 +4325,17 @@
         <w:adjustRightInd w:val="0"/>
         <w:snapToGrid w:val="0"/>
         <w:spacing w:line="360" w:lineRule="auto"/>
-        <w:ind w:left="845" w:hanging="425" w:leftChars="0" w:firstLineChars="0"/>
+        <w:ind w:left="845" w:leftChars="0" w:hanging="425" w:firstLineChars="0"/>
         <w:textAlignment w:val="baseline"/>
         <w:rPr>
-          <w:rFonts w:ascii="宋体" w:eastAsia="宋体" w:hAnsi="宋体" w:cs="宋体"/>
-          <w:sz w:val="24"/>
-          <w:szCs w:val="24"/>
-        </w:rPr>
-      </w:pPr>
-      <w:r>
-        <w:rPr>
-          <w:rFonts w:ascii="宋体" w:eastAsia="宋体" w:hAnsi="宋体" w:cs="宋体"/>
+          <w:rFonts w:ascii="宋体" w:hAnsi="宋体" w:eastAsia="宋体" w:cs="宋体"/>
+          <w:sz w:val="24"/>
+          <w:szCs w:val="24"/>
+        </w:rPr>
+      </w:pPr>
+      <w:r>
+        <w:rPr>
+          <w:rFonts w:ascii="宋体" w:hAnsi="宋体" w:eastAsia="宋体" w:cs="宋体"/>
           <w:spacing w:val="-1"/>
           <w:sz w:val="24"/>
           <w:szCs w:val="24"/>
@@ -4325,17 +4363,17 @@
         <w:adjustRightInd w:val="0"/>
         <w:snapToGrid w:val="0"/>
         <w:spacing w:line="360" w:lineRule="auto"/>
-        <w:ind w:left="845" w:hanging="425" w:leftChars="0" w:firstLineChars="0"/>
+        <w:ind w:left="845" w:leftChars="0" w:hanging="425" w:firstLineChars="0"/>
         <w:textAlignment w:val="baseline"/>
         <w:rPr>
-          <w:rFonts w:ascii="宋体" w:eastAsia="宋体" w:hAnsi="宋体" w:cs="宋体"/>
-          <w:sz w:val="24"/>
-          <w:szCs w:val="24"/>
-        </w:rPr>
-      </w:pPr>
-      <w:r>
-        <w:rPr>
-          <w:rFonts w:ascii="宋体" w:eastAsia="宋体" w:hAnsi="宋体" w:cs="宋体"/>
+          <w:rFonts w:ascii="宋体" w:hAnsi="宋体" w:eastAsia="宋体" w:cs="宋体"/>
+          <w:sz w:val="24"/>
+          <w:szCs w:val="24"/>
+        </w:rPr>
+      </w:pPr>
+      <w:r>
+        <w:rPr>
+          <w:rFonts w:ascii="宋体" w:hAnsi="宋体" w:eastAsia="宋体" w:cs="宋体"/>
           <w:spacing w:val="-1"/>
           <w:sz w:val="24"/>
           <w:szCs w:val="24"/>
@@ -4363,17 +4401,17 @@
         <w:adjustRightInd w:val="0"/>
         <w:snapToGrid w:val="0"/>
         <w:spacing w:line="360" w:lineRule="auto"/>
-        <w:ind w:left="425" w:hanging="425" w:leftChars="0" w:firstLineChars="0"/>
+        <w:ind w:left="425" w:leftChars="0" w:hanging="425" w:firstLineChars="0"/>
         <w:textAlignment w:val="baseline"/>
         <w:rPr>
-          <w:rFonts w:ascii="宋体" w:eastAsia="宋体" w:hAnsi="宋体" w:cs="宋体"/>
-          <w:sz w:val="24"/>
-          <w:szCs w:val="24"/>
-        </w:rPr>
-      </w:pPr>
-      <w:r>
-        <w:rPr>
-          <w:rFonts w:ascii="宋体" w:eastAsia="宋体" w:hAnsi="宋体" w:cs="宋体"/>
+          <w:rFonts w:ascii="宋体" w:hAnsi="宋体" w:eastAsia="宋体" w:cs="宋体"/>
+          <w:sz w:val="24"/>
+          <w:szCs w:val="24"/>
+        </w:rPr>
+      </w:pPr>
+      <w:r>
+        <w:rPr>
+          <w:rFonts w:ascii="宋体" w:hAnsi="宋体" w:eastAsia="宋体" w:cs="宋体"/>
           <w:spacing w:val="-1"/>
           <w:sz w:val="24"/>
           <w:szCs w:val="24"/>
@@ -4401,17 +4439,17 @@
         <w:adjustRightInd w:val="0"/>
         <w:snapToGrid w:val="0"/>
         <w:spacing w:line="360" w:lineRule="auto"/>
-        <w:ind w:left="845" w:hanging="425" w:leftChars="0" w:firstLineChars="0"/>
+        <w:ind w:left="845" w:leftChars="0" w:hanging="425" w:firstLineChars="0"/>
         <w:textAlignment w:val="baseline"/>
         <w:rPr>
-          <w:rFonts w:ascii="宋体" w:eastAsia="宋体" w:hAnsi="宋体" w:cs="宋体"/>
-          <w:sz w:val="24"/>
-          <w:szCs w:val="24"/>
-        </w:rPr>
-      </w:pPr>
-      <w:r>
-        <w:rPr>
-          <w:rFonts w:ascii="宋体" w:eastAsia="宋体" w:hAnsi="宋体" w:cs="宋体"/>
+          <w:rFonts w:ascii="宋体" w:hAnsi="宋体" w:eastAsia="宋体" w:cs="宋体"/>
+          <w:sz w:val="24"/>
+          <w:szCs w:val="24"/>
+        </w:rPr>
+      </w:pPr>
+      <w:r>
+        <w:rPr>
+          <w:rFonts w:ascii="宋体" w:hAnsi="宋体" w:eastAsia="宋体" w:cs="宋体"/>
           <w:spacing w:val="-3"/>
           <w:sz w:val="24"/>
           <w:szCs w:val="24"/>
@@ -4439,17 +4477,17 @@
         <w:adjustRightInd w:val="0"/>
         <w:snapToGrid w:val="0"/>
         <w:spacing w:line="360" w:lineRule="auto"/>
-        <w:ind w:left="845" w:hanging="425" w:leftChars="0" w:firstLineChars="0"/>
+        <w:ind w:left="845" w:leftChars="0" w:hanging="425" w:firstLineChars="0"/>
         <w:textAlignment w:val="baseline"/>
         <w:rPr>
-          <w:rFonts w:ascii="宋体" w:eastAsia="宋体" w:hAnsi="宋体" w:cs="宋体"/>
-          <w:sz w:val="24"/>
-          <w:szCs w:val="24"/>
-        </w:rPr>
-      </w:pPr>
-      <w:r>
-        <w:rPr>
-          <w:rFonts w:ascii="宋体" w:eastAsia="宋体" w:hAnsi="宋体" w:cs="宋体"/>
+          <w:rFonts w:ascii="宋体" w:hAnsi="宋体" w:eastAsia="宋体" w:cs="宋体"/>
+          <w:sz w:val="24"/>
+          <w:szCs w:val="24"/>
+        </w:rPr>
+      </w:pPr>
+      <w:r>
+        <w:rPr>
+          <w:rFonts w:ascii="宋体" w:hAnsi="宋体" w:eastAsia="宋体" w:cs="宋体"/>
           <w:spacing w:val="-1"/>
           <w:sz w:val="24"/>
           <w:szCs w:val="24"/>
@@ -4477,17 +4515,17 @@
         <w:adjustRightInd w:val="0"/>
         <w:snapToGrid w:val="0"/>
         <w:spacing w:line="360" w:lineRule="auto"/>
-        <w:ind w:left="845" w:hanging="425" w:leftChars="0" w:firstLineChars="0"/>
+        <w:ind w:left="845" w:leftChars="0" w:hanging="425" w:firstLineChars="0"/>
         <w:textAlignment w:val="baseline"/>
         <w:rPr>
-          <w:rFonts w:ascii="宋体" w:eastAsia="宋体" w:hAnsi="宋体" w:cs="宋体"/>
-          <w:sz w:val="24"/>
-          <w:szCs w:val="24"/>
-        </w:rPr>
-      </w:pPr>
-      <w:r>
-        <w:rPr>
-          <w:rFonts w:ascii="宋体" w:eastAsia="宋体" w:hAnsi="宋体" w:cs="宋体"/>
+          <w:rFonts w:ascii="宋体" w:hAnsi="宋体" w:eastAsia="宋体" w:cs="宋体"/>
+          <w:sz w:val="24"/>
+          <w:szCs w:val="24"/>
+        </w:rPr>
+      </w:pPr>
+      <w:r>
+        <w:rPr>
+          <w:rFonts w:ascii="宋体" w:hAnsi="宋体" w:eastAsia="宋体" w:cs="宋体"/>
           <w:spacing w:val="-1"/>
           <w:sz w:val="24"/>
           <w:szCs w:val="24"/>
@@ -4515,17 +4553,17 @@
         <w:adjustRightInd w:val="0"/>
         <w:snapToGrid w:val="0"/>
         <w:spacing w:line="360" w:lineRule="auto"/>
-        <w:ind w:left="845" w:hanging="425" w:leftChars="0" w:firstLineChars="0"/>
+        <w:ind w:left="845" w:leftChars="0" w:hanging="425" w:firstLineChars="0"/>
         <w:textAlignment w:val="baseline"/>
         <w:rPr>
-          <w:rFonts w:ascii="宋体" w:eastAsia="宋体" w:hAnsi="宋体" w:cs="宋体"/>
-          <w:sz w:val="24"/>
-          <w:szCs w:val="24"/>
-        </w:rPr>
-      </w:pPr>
-      <w:r>
-        <w:rPr>
-          <w:rFonts w:ascii="宋体" w:eastAsia="宋体" w:hAnsi="宋体" w:cs="宋体"/>
+          <w:rFonts w:ascii="宋体" w:hAnsi="宋体" w:eastAsia="宋体" w:cs="宋体"/>
+          <w:sz w:val="24"/>
+          <w:szCs w:val="24"/>
+        </w:rPr>
+      </w:pPr>
+      <w:r>
+        <w:rPr>
+          <w:rFonts w:ascii="宋体" w:hAnsi="宋体" w:eastAsia="宋体" w:cs="宋体"/>
           <w:spacing w:val="-1"/>
           <w:sz w:val="24"/>
           <w:szCs w:val="24"/>
@@ -4553,17 +4591,17 @@
         <w:adjustRightInd w:val="0"/>
         <w:snapToGrid w:val="0"/>
         <w:spacing w:line="360" w:lineRule="auto"/>
-        <w:ind w:left="845" w:hanging="425" w:leftChars="0" w:firstLineChars="0"/>
+        <w:ind w:left="845" w:leftChars="0" w:hanging="425" w:firstLineChars="0"/>
         <w:textAlignment w:val="baseline"/>
         <w:rPr>
-          <w:rFonts w:ascii="宋体" w:eastAsia="宋体" w:hAnsi="宋体" w:cs="宋体"/>
-          <w:sz w:val="24"/>
-          <w:szCs w:val="24"/>
-        </w:rPr>
-      </w:pPr>
-      <w:r>
-        <w:rPr>
-          <w:rFonts w:ascii="宋体" w:eastAsia="宋体" w:hAnsi="宋体" w:cs="宋体"/>
+          <w:rFonts w:ascii="宋体" w:hAnsi="宋体" w:eastAsia="宋体" w:cs="宋体"/>
+          <w:sz w:val="24"/>
+          <w:szCs w:val="24"/>
+        </w:rPr>
+      </w:pPr>
+      <w:r>
+        <w:rPr>
+          <w:rFonts w:ascii="宋体" w:hAnsi="宋体" w:eastAsia="宋体" w:cs="宋体"/>
           <w:spacing w:val="-1"/>
           <w:sz w:val="24"/>
           <w:szCs w:val="24"/>
@@ -4591,10 +4629,10 @@
         <w:adjustRightInd w:val="0"/>
         <w:snapToGrid w:val="0"/>
         <w:spacing w:line="360" w:lineRule="auto"/>
-        <w:ind w:left="845" w:hanging="425" w:leftChars="0" w:firstLineChars="0"/>
+        <w:ind w:left="845" w:leftChars="0" w:hanging="425" w:firstLineChars="0"/>
         <w:textAlignment w:val="baseline"/>
         <w:rPr>
-          <w:rFonts w:ascii="宋体" w:eastAsia="宋体" w:hAnsi="宋体" w:cs="宋体"/>
+          <w:rFonts w:ascii="宋体" w:hAnsi="宋体" w:eastAsia="宋体" w:cs="宋体"/>
           <w:spacing w:val="-1"/>
           <w:sz w:val="24"/>
           <w:szCs w:val="24"/>
@@ -4602,7 +4640,7 @@
       </w:pPr>
       <w:r>
         <w:rPr>
-          <w:rFonts w:ascii="宋体" w:eastAsia="宋体" w:hAnsi="宋体" w:cs="宋体"/>
+          <w:rFonts w:ascii="宋体" w:hAnsi="宋体" w:eastAsia="宋体" w:cs="宋体"/>
           <w:spacing w:val="-1"/>
           <w:sz w:val="24"/>
           <w:szCs w:val="24"/>
@@ -4630,17 +4668,17 @@
         <w:adjustRightInd w:val="0"/>
         <w:snapToGrid w:val="0"/>
         <w:spacing w:line="360" w:lineRule="auto"/>
-        <w:ind w:left="845" w:hanging="425" w:leftChars="0" w:firstLineChars="0"/>
+        <w:ind w:left="845" w:leftChars="0" w:hanging="425" w:firstLineChars="0"/>
         <w:textAlignment w:val="baseline"/>
         <w:rPr>
-          <w:rFonts w:ascii="宋体" w:eastAsia="宋体" w:hAnsi="宋体" w:cs="宋体"/>
-          <w:sz w:val="24"/>
-          <w:szCs w:val="24"/>
-        </w:rPr>
-      </w:pPr>
-      <w:r>
-        <w:rPr>
-          <w:rFonts w:ascii="宋体" w:eastAsia="宋体" w:hAnsi="宋体" w:cs="宋体"/>
+          <w:rFonts w:ascii="宋体" w:hAnsi="宋体" w:eastAsia="宋体" w:cs="宋体"/>
+          <w:sz w:val="24"/>
+          <w:szCs w:val="24"/>
+        </w:rPr>
+      </w:pPr>
+      <w:r>
+        <w:rPr>
+          <w:rFonts w:ascii="宋体" w:hAnsi="宋体" w:eastAsia="宋体" w:cs="宋体"/>
           <w:spacing w:val="-1"/>
           <w:sz w:val="24"/>
           <w:szCs w:val="24"/>
@@ -4668,10 +4706,10 @@
         <w:adjustRightInd w:val="0"/>
         <w:snapToGrid w:val="0"/>
         <w:spacing w:line="360" w:lineRule="auto"/>
-        <w:ind w:left="845" w:hanging="425" w:leftChars="0" w:firstLineChars="0"/>
+        <w:ind w:left="845" w:leftChars="0" w:hanging="425" w:firstLineChars="0"/>
         <w:textAlignment w:val="baseline"/>
         <w:rPr>
-          <w:rFonts w:ascii="宋体" w:eastAsia="宋体" w:hAnsi="宋体" w:cs="宋体"/>
+          <w:rFonts w:ascii="宋体" w:hAnsi="宋体" w:eastAsia="宋体" w:cs="宋体"/>
           <w:spacing w:val="-1"/>
           <w:sz w:val="24"/>
           <w:szCs w:val="24"/>
@@ -4679,7 +4717,7 @@
       </w:pPr>
       <w:r>
         <w:rPr>
-          <w:rFonts w:ascii="宋体" w:eastAsia="宋体" w:hAnsi="宋体" w:cs="宋体"/>
+          <w:rFonts w:ascii="宋体" w:hAnsi="宋体" w:eastAsia="宋体" w:cs="宋体"/>
           <w:spacing w:val="-1"/>
           <w:sz w:val="24"/>
           <w:szCs w:val="24"/>
@@ -4707,17 +4745,17 @@
         <w:adjustRightInd w:val="0"/>
         <w:snapToGrid w:val="0"/>
         <w:spacing w:line="360" w:lineRule="auto"/>
-        <w:ind w:left="425" w:hanging="425" w:leftChars="0" w:firstLineChars="0"/>
+        <w:ind w:left="425" w:leftChars="0" w:hanging="425" w:firstLineChars="0"/>
         <w:textAlignment w:val="baseline"/>
         <w:rPr>
-          <w:rFonts w:ascii="宋体" w:eastAsia="宋体" w:hAnsi="宋体" w:cs="宋体"/>
-          <w:sz w:val="24"/>
-          <w:szCs w:val="24"/>
-        </w:rPr>
-      </w:pPr>
-      <w:r>
-        <w:rPr>
-          <w:rFonts w:ascii="宋体" w:eastAsia="宋体" w:hAnsi="宋体" w:cs="宋体"/>
+          <w:rFonts w:ascii="宋体" w:hAnsi="宋体" w:eastAsia="宋体" w:cs="宋体"/>
+          <w:sz w:val="24"/>
+          <w:szCs w:val="24"/>
+        </w:rPr>
+      </w:pPr>
+      <w:r>
+        <w:rPr>
+          <w:rFonts w:ascii="宋体" w:hAnsi="宋体" w:eastAsia="宋体" w:cs="宋体"/>
           <w:spacing w:val="-1"/>
           <w:sz w:val="24"/>
           <w:szCs w:val="24"/>
@@ -4745,17 +4783,17 @@
         <w:adjustRightInd w:val="0"/>
         <w:snapToGrid w:val="0"/>
         <w:spacing w:line="360" w:lineRule="auto"/>
-        <w:ind w:left="845" w:right="0" w:hanging="425" w:leftChars="0" w:firstLineChars="0"/>
+        <w:ind w:left="845" w:leftChars="0" w:right="0" w:hanging="425" w:firstLineChars="0"/>
         <w:textAlignment w:val="baseline"/>
         <w:rPr>
-          <w:rFonts w:ascii="宋体" w:eastAsia="宋体" w:hAnsi="宋体" w:cs="宋体"/>
-          <w:sz w:val="24"/>
-          <w:szCs w:val="24"/>
-        </w:rPr>
-      </w:pPr>
-      <w:r>
-        <w:rPr>
-          <w:rFonts w:ascii="宋体" w:eastAsia="宋体" w:hAnsi="宋体" w:cs="宋体"/>
+          <w:rFonts w:ascii="宋体" w:hAnsi="宋体" w:eastAsia="宋体" w:cs="宋体"/>
+          <w:sz w:val="24"/>
+          <w:szCs w:val="24"/>
+        </w:rPr>
+      </w:pPr>
+      <w:r>
+        <w:rPr>
+          <w:rFonts w:ascii="宋体" w:hAnsi="宋体" w:eastAsia="宋体" w:cs="宋体"/>
           <w:spacing w:val="-2"/>
           <w:sz w:val="24"/>
           <w:szCs w:val="24"/>
@@ -4783,17 +4821,17 @@
         <w:adjustRightInd w:val="0"/>
         <w:snapToGrid w:val="0"/>
         <w:spacing w:line="360" w:lineRule="auto"/>
-        <w:ind w:left="845" w:right="0" w:hanging="425" w:leftChars="0" w:firstLineChars="0"/>
+        <w:ind w:left="845" w:leftChars="0" w:right="0" w:hanging="425" w:firstLineChars="0"/>
         <w:textAlignment w:val="baseline"/>
         <w:rPr>
-          <w:rFonts w:ascii="宋体" w:eastAsia="宋体" w:hAnsi="宋体" w:cs="宋体"/>
-          <w:sz w:val="24"/>
-          <w:szCs w:val="24"/>
-        </w:rPr>
-      </w:pPr>
-      <w:r>
-        <w:rPr>
-          <w:rFonts w:ascii="宋体" w:eastAsia="宋体" w:hAnsi="宋体" w:cs="宋体"/>
+          <w:rFonts w:ascii="宋体" w:hAnsi="宋体" w:eastAsia="宋体" w:cs="宋体"/>
+          <w:sz w:val="24"/>
+          <w:szCs w:val="24"/>
+        </w:rPr>
+      </w:pPr>
+      <w:r>
+        <w:rPr>
+          <w:rFonts w:ascii="宋体" w:hAnsi="宋体" w:eastAsia="宋体" w:cs="宋体"/>
           <w:spacing w:val="-1"/>
           <w:sz w:val="24"/>
           <w:szCs w:val="24"/>
@@ -4821,17 +4859,17 @@
         <w:adjustRightInd w:val="0"/>
         <w:snapToGrid w:val="0"/>
         <w:spacing w:line="360" w:lineRule="auto"/>
-        <w:ind w:left="845" w:right="0" w:hanging="425" w:leftChars="0" w:firstLineChars="0"/>
+        <w:ind w:left="845" w:leftChars="0" w:right="0" w:hanging="425" w:firstLineChars="0"/>
         <w:textAlignment w:val="baseline"/>
         <w:rPr>
-          <w:rFonts w:ascii="宋体" w:eastAsia="宋体" w:hAnsi="宋体" w:cs="宋体"/>
-          <w:sz w:val="24"/>
-          <w:szCs w:val="24"/>
-        </w:rPr>
-      </w:pPr>
-      <w:r>
-        <w:rPr>
-          <w:rFonts w:ascii="宋体" w:eastAsia="宋体" w:hAnsi="宋体" w:cs="宋体"/>
+          <w:rFonts w:ascii="宋体" w:hAnsi="宋体" w:eastAsia="宋体" w:cs="宋体"/>
+          <w:sz w:val="24"/>
+          <w:szCs w:val="24"/>
+        </w:rPr>
+      </w:pPr>
+      <w:r>
+        <w:rPr>
+          <w:rFonts w:ascii="宋体" w:hAnsi="宋体" w:eastAsia="宋体" w:cs="宋体"/>
           <w:spacing w:val="-1"/>
           <w:sz w:val="24"/>
           <w:szCs w:val="24"/>
@@ -4859,17 +4897,17 @@
         <w:adjustRightInd w:val="0"/>
         <w:snapToGrid w:val="0"/>
         <w:spacing w:line="360" w:lineRule="auto"/>
-        <w:ind w:left="845" w:right="0" w:hanging="425" w:leftChars="0" w:firstLineChars="0"/>
+        <w:ind w:left="845" w:leftChars="0" w:right="0" w:hanging="425" w:firstLineChars="0"/>
         <w:textAlignment w:val="baseline"/>
         <w:rPr>
-          <w:rFonts w:ascii="宋体" w:eastAsia="宋体" w:hAnsi="宋体" w:cs="宋体"/>
-          <w:sz w:val="24"/>
-          <w:szCs w:val="24"/>
-        </w:rPr>
-      </w:pPr>
-      <w:r>
-        <w:rPr>
-          <w:rFonts w:ascii="宋体" w:eastAsia="宋体" w:hAnsi="宋体" w:cs="宋体"/>
+          <w:rFonts w:ascii="宋体" w:hAnsi="宋体" w:eastAsia="宋体" w:cs="宋体"/>
+          <w:sz w:val="24"/>
+          <w:szCs w:val="24"/>
+        </w:rPr>
+      </w:pPr>
+      <w:r>
+        <w:rPr>
+          <w:rFonts w:ascii="宋体" w:hAnsi="宋体" w:eastAsia="宋体" w:cs="宋体"/>
           <w:spacing w:val="-1"/>
           <w:sz w:val="24"/>
           <w:szCs w:val="24"/>
@@ -4897,17 +4935,17 @@
         <w:adjustRightInd w:val="0"/>
         <w:snapToGrid w:val="0"/>
         <w:spacing w:line="360" w:lineRule="auto"/>
-        <w:ind w:left="845" w:right="0" w:hanging="425" w:leftChars="0" w:firstLineChars="0"/>
+        <w:ind w:left="845" w:leftChars="0" w:right="0" w:hanging="425" w:firstLineChars="0"/>
         <w:textAlignment w:val="baseline"/>
         <w:rPr>
-          <w:rFonts w:ascii="宋体" w:eastAsia="宋体" w:hAnsi="宋体" w:cs="宋体"/>
-          <w:sz w:val="24"/>
-          <w:szCs w:val="24"/>
-        </w:rPr>
-      </w:pPr>
-      <w:r>
-        <w:rPr>
-          <w:rFonts w:ascii="宋体" w:eastAsia="宋体" w:hAnsi="宋体" w:cs="宋体"/>
+          <w:rFonts w:ascii="宋体" w:hAnsi="宋体" w:eastAsia="宋体" w:cs="宋体"/>
+          <w:sz w:val="24"/>
+          <w:szCs w:val="24"/>
+        </w:rPr>
+      </w:pPr>
+      <w:r>
+        <w:rPr>
+          <w:rFonts w:ascii="宋体" w:hAnsi="宋体" w:eastAsia="宋体" w:cs="宋体"/>
           <w:spacing w:val="2"/>
           <w:sz w:val="24"/>
           <w:szCs w:val="24"/>
@@ -4916,7 +4954,7 @@
       </w:r>
       <w:r>
         <w:rPr>
-          <w:rFonts w:ascii="宋体" w:eastAsia="宋体" w:hAnsi="宋体" w:cs="宋体"/>
+          <w:rFonts w:ascii="宋体" w:hAnsi="宋体" w:eastAsia="宋体" w:cs="宋体"/>
           <w:spacing w:val="1"/>
           <w:sz w:val="24"/>
           <w:szCs w:val="24"/>
@@ -4925,7 +4963,7 @@
       </w:r>
       <w:r>
         <w:rPr>
-          <w:rFonts w:ascii="宋体" w:eastAsia="宋体" w:hAnsi="宋体" w:cs="宋体"/>
+          <w:rFonts w:ascii="宋体" w:hAnsi="宋体" w:eastAsia="宋体" w:cs="宋体"/>
           <w:spacing w:val="-1"/>
           <w:sz w:val="24"/>
           <w:szCs w:val="24"/>
@@ -4953,17 +4991,17 @@
         <w:adjustRightInd w:val="0"/>
         <w:snapToGrid w:val="0"/>
         <w:spacing w:line="360" w:lineRule="auto"/>
-        <w:ind w:left="845" w:right="0" w:hanging="425" w:leftChars="0" w:firstLineChars="0"/>
+        <w:ind w:left="845" w:leftChars="0" w:right="0" w:hanging="425" w:firstLineChars="0"/>
         <w:textAlignment w:val="baseline"/>
         <w:rPr>
-          <w:rFonts w:ascii="宋体" w:eastAsia="宋体" w:hAnsi="宋体" w:cs="宋体"/>
-          <w:sz w:val="24"/>
-          <w:szCs w:val="24"/>
-        </w:rPr>
-      </w:pPr>
-      <w:r>
-        <w:rPr>
-          <w:rFonts w:ascii="宋体" w:eastAsia="宋体" w:hAnsi="宋体" w:cs="宋体"/>
+          <w:rFonts w:ascii="宋体" w:hAnsi="宋体" w:eastAsia="宋体" w:cs="宋体"/>
+          <w:sz w:val="24"/>
+          <w:szCs w:val="24"/>
+        </w:rPr>
+      </w:pPr>
+      <w:r>
+        <w:rPr>
+          <w:rFonts w:ascii="宋体" w:hAnsi="宋体" w:eastAsia="宋体" w:cs="宋体"/>
           <w:sz w:val="24"/>
           <w:szCs w:val="24"/>
         </w:rPr>
@@ -4971,7 +5009,7 @@
       </w:r>
       <w:r>
         <w:rPr>
-          <w:rFonts w:ascii="宋体" w:eastAsia="宋体" w:hAnsi="宋体" w:cs="宋体"/>
+          <w:rFonts w:ascii="宋体" w:hAnsi="宋体" w:eastAsia="宋体" w:cs="宋体"/>
           <w:spacing w:val="-1"/>
           <w:sz w:val="24"/>
           <w:szCs w:val="24"/>
@@ -4999,17 +5037,17 @@
         <w:adjustRightInd w:val="0"/>
         <w:snapToGrid w:val="0"/>
         <w:spacing w:line="360" w:lineRule="auto"/>
-        <w:ind w:left="845" w:right="0" w:hanging="425" w:leftChars="0" w:firstLineChars="0"/>
+        <w:ind w:left="845" w:leftChars="0" w:right="0" w:hanging="425" w:firstLineChars="0"/>
         <w:textAlignment w:val="baseline"/>
         <w:rPr>
-          <w:rFonts w:ascii="宋体" w:eastAsia="宋体" w:hAnsi="宋体" w:cs="宋体"/>
-          <w:sz w:val="24"/>
-          <w:szCs w:val="24"/>
-        </w:rPr>
-      </w:pPr>
-      <w:r>
-        <w:rPr>
-          <w:rFonts w:ascii="宋体" w:eastAsia="宋体" w:hAnsi="宋体" w:cs="宋体"/>
+          <w:rFonts w:ascii="宋体" w:hAnsi="宋体" w:eastAsia="宋体" w:cs="宋体"/>
+          <w:sz w:val="24"/>
+          <w:szCs w:val="24"/>
+        </w:rPr>
+      </w:pPr>
+      <w:r>
+        <w:rPr>
+          <w:rFonts w:ascii="宋体" w:hAnsi="宋体" w:eastAsia="宋体" w:cs="宋体"/>
           <w:spacing w:val="-3"/>
           <w:sz w:val="24"/>
           <w:szCs w:val="24"/>
@@ -5018,7 +5056,7 @@
       </w:r>
       <w:r>
         <w:rPr>
-          <w:rFonts w:ascii="宋体" w:eastAsia="宋体" w:hAnsi="宋体" w:cs="宋体"/>
+          <w:rFonts w:ascii="宋体" w:hAnsi="宋体" w:eastAsia="宋体" w:cs="宋体"/>
           <w:spacing w:val="-1"/>
           <w:sz w:val="24"/>
           <w:szCs w:val="24"/>
@@ -5046,17 +5084,17 @@
         <w:adjustRightInd w:val="0"/>
         <w:snapToGrid w:val="0"/>
         <w:spacing w:line="360" w:lineRule="auto"/>
-        <w:ind w:left="845" w:right="0" w:hanging="425" w:leftChars="0" w:firstLineChars="0"/>
+        <w:ind w:left="845" w:leftChars="0" w:right="0" w:hanging="425" w:firstLineChars="0"/>
         <w:textAlignment w:val="baseline"/>
         <w:rPr>
-          <w:rFonts w:ascii="宋体" w:eastAsia="宋体" w:hAnsi="宋体" w:cs="宋体"/>
-          <w:sz w:val="24"/>
-          <w:szCs w:val="24"/>
-        </w:rPr>
-      </w:pPr>
-      <w:r>
-        <w:rPr>
-          <w:rFonts w:ascii="宋体" w:eastAsia="宋体" w:hAnsi="宋体" w:cs="宋体"/>
+          <w:rFonts w:ascii="宋体" w:hAnsi="宋体" w:eastAsia="宋体" w:cs="宋体"/>
+          <w:sz w:val="24"/>
+          <w:szCs w:val="24"/>
+        </w:rPr>
+      </w:pPr>
+      <w:r>
+        <w:rPr>
+          <w:rFonts w:ascii="宋体" w:hAnsi="宋体" w:eastAsia="宋体" w:cs="宋体"/>
           <w:spacing w:val="-1"/>
           <w:sz w:val="24"/>
           <w:szCs w:val="24"/>
@@ -5084,17 +5122,17 @@
         <w:adjustRightInd w:val="0"/>
         <w:snapToGrid w:val="0"/>
         <w:spacing w:line="360" w:lineRule="auto"/>
-        <w:ind w:left="845" w:right="0" w:hanging="425" w:leftChars="0" w:firstLineChars="0"/>
+        <w:ind w:left="845" w:leftChars="0" w:right="0" w:hanging="425" w:firstLineChars="0"/>
         <w:textAlignment w:val="baseline"/>
         <w:rPr>
-          <w:rFonts w:ascii="宋体" w:eastAsia="宋体" w:hAnsi="宋体" w:cs="宋体"/>
-          <w:sz w:val="24"/>
-          <w:szCs w:val="24"/>
-        </w:rPr>
-      </w:pPr>
-      <w:r>
-        <w:rPr>
-          <w:rFonts w:ascii="宋体" w:eastAsia="宋体" w:hAnsi="宋体" w:cs="宋体"/>
+          <w:rFonts w:ascii="宋体" w:hAnsi="宋体" w:eastAsia="宋体" w:cs="宋体"/>
+          <w:sz w:val="24"/>
+          <w:szCs w:val="24"/>
+        </w:rPr>
+      </w:pPr>
+      <w:r>
+        <w:rPr>
+          <w:rFonts w:ascii="宋体" w:hAnsi="宋体" w:eastAsia="宋体" w:cs="宋体"/>
           <w:spacing w:val="-1"/>
           <w:sz w:val="24"/>
           <w:szCs w:val="24"/>
@@ -5104,17 +5142,17 @@
     </w:p>
     <w:p>
       <w:pPr>
-        <w:pStyle w:val="2"/>
-        <w:keepLines w:val="0"/>
-        <w:pageBreakBefore w:val="0"/>
-        <w:widowControl w:val="0"/>
-        <w:wordWrap/>
-        <w:overflowPunct/>
-        <w:bidi w:val="0"/>
-      </w:pPr>
-      <w:bookmarkStart w:id="22" w:name="bookmark9"/>
+        <w:pStyle w:val="30"/>
+        <w:keepLines w:val="0"/>
+        <w:pageBreakBefore w:val="0"/>
+        <w:widowControl w:val="0"/>
+        <w:wordWrap/>
+        <w:overflowPunct/>
+        <w:bidi w:val="0"/>
+      </w:pPr>
+      <w:bookmarkStart w:id="22" w:name="bookmark10"/>
       <w:bookmarkEnd w:id="22"/>
-      <w:bookmarkStart w:id="23" w:name="bookmark10"/>
+      <w:bookmarkStart w:id="23" w:name="bookmark9"/>
       <w:bookmarkEnd w:id="23"/>
       <w:bookmarkStart w:id="24" w:name="_Toc31248"/>
       <w:r>
@@ -5124,7 +5162,7 @@
     </w:p>
     <w:p>
       <w:pPr>
-        <w:pStyle w:val="a1"/>
+        <w:pStyle w:val="29"/>
         <w:keepLines w:val="0"/>
         <w:pageBreakBefore w:val="0"/>
         <w:widowControl w:val="0"/>
@@ -5148,7 +5186,7 @@
     </w:p>
     <w:p>
       <w:pPr>
-        <w:pStyle w:val="a1"/>
+        <w:pStyle w:val="29"/>
         <w:keepLines w:val="0"/>
         <w:pageBreakBefore w:val="0"/>
         <w:widowControl w:val="0"/>
@@ -5159,7 +5197,7 @@
         <w:wordWrap/>
         <w:overflowPunct/>
         <w:bidi w:val="0"/>
-        <w:ind w:left="425" w:hanging="425" w:leftChars="0" w:firstLineChars="0"/>
+        <w:ind w:left="425" w:leftChars="0" w:hanging="425" w:firstLineChars="0"/>
       </w:pPr>
       <w:r>
         <w:t>员工工作守则：</w:t>
@@ -5185,18 +5223,18 @@
         <w:adjustRightInd w:val="0"/>
         <w:snapToGrid w:val="0"/>
         <w:spacing w:line="360" w:lineRule="auto"/>
-        <w:ind w:left="845" w:hanging="425" w:leftChars="0" w:firstLineChars="0"/>
+        <w:ind w:left="845" w:leftChars="0" w:hanging="425" w:firstLineChars="0"/>
         <w:jc w:val="left"/>
         <w:textAlignment w:val="baseline"/>
         <w:rPr>
-          <w:rFonts w:ascii="宋体" w:eastAsia="宋体" w:hAnsi="宋体" w:cs="宋体"/>
-          <w:sz w:val="24"/>
-          <w:szCs w:val="24"/>
-        </w:rPr>
-      </w:pPr>
-      <w:r>
-        <w:rPr>
-          <w:rFonts w:ascii="宋体" w:eastAsia="宋体" w:hAnsi="宋体" w:cs="宋体"/>
+          <w:rFonts w:ascii="宋体" w:hAnsi="宋体" w:eastAsia="宋体" w:cs="宋体"/>
+          <w:sz w:val="24"/>
+          <w:szCs w:val="24"/>
+        </w:rPr>
+      </w:pPr>
+      <w:r>
+        <w:rPr>
+          <w:rFonts w:ascii="宋体" w:hAnsi="宋体" w:eastAsia="宋体" w:cs="宋体"/>
           <w:spacing w:val="-3"/>
           <w:sz w:val="24"/>
           <w:szCs w:val="24"/>
@@ -5224,18 +5262,18 @@
         <w:adjustRightInd w:val="0"/>
         <w:snapToGrid w:val="0"/>
         <w:spacing w:line="360" w:lineRule="auto"/>
-        <w:ind w:left="845" w:hanging="425" w:leftChars="0" w:firstLineChars="0"/>
+        <w:ind w:left="845" w:leftChars="0" w:hanging="425" w:firstLineChars="0"/>
         <w:jc w:val="left"/>
         <w:textAlignment w:val="baseline"/>
         <w:rPr>
-          <w:rFonts w:ascii="宋体" w:eastAsia="宋体" w:hAnsi="宋体" w:cs="宋体"/>
-          <w:sz w:val="24"/>
-          <w:szCs w:val="24"/>
-        </w:rPr>
-      </w:pPr>
-      <w:r>
-        <w:rPr>
-          <w:rFonts w:ascii="宋体" w:eastAsia="宋体" w:hAnsi="宋体" w:cs="宋体"/>
+          <w:rFonts w:ascii="宋体" w:hAnsi="宋体" w:eastAsia="宋体" w:cs="宋体"/>
+          <w:sz w:val="24"/>
+          <w:szCs w:val="24"/>
+        </w:rPr>
+      </w:pPr>
+      <w:r>
+        <w:rPr>
+          <w:rFonts w:ascii="宋体" w:hAnsi="宋体" w:eastAsia="宋体" w:cs="宋体"/>
           <w:spacing w:val="-2"/>
           <w:sz w:val="24"/>
           <w:szCs w:val="24"/>
@@ -5244,7 +5282,7 @@
       </w:r>
       <w:r>
         <w:rPr>
-          <w:rFonts w:ascii="宋体" w:eastAsia="宋体" w:hAnsi="宋体" w:cs="宋体"/>
+          <w:rFonts w:ascii="宋体" w:hAnsi="宋体" w:eastAsia="宋体" w:cs="宋体"/>
           <w:spacing w:val="-3"/>
           <w:sz w:val="24"/>
           <w:szCs w:val="24"/>
@@ -5272,18 +5310,18 @@
         <w:adjustRightInd w:val="0"/>
         <w:snapToGrid w:val="0"/>
         <w:spacing w:line="360" w:lineRule="auto"/>
-        <w:ind w:left="845" w:hanging="425" w:leftChars="0" w:firstLineChars="0"/>
+        <w:ind w:left="845" w:leftChars="0" w:hanging="425" w:firstLineChars="0"/>
         <w:jc w:val="left"/>
         <w:textAlignment w:val="baseline"/>
         <w:rPr>
-          <w:rFonts w:ascii="宋体" w:eastAsia="宋体" w:hAnsi="宋体" w:cs="宋体"/>
-          <w:sz w:val="24"/>
-          <w:szCs w:val="24"/>
-        </w:rPr>
-      </w:pPr>
-      <w:r>
-        <w:rPr>
-          <w:rFonts w:ascii="宋体" w:eastAsia="宋体" w:hAnsi="宋体" w:cs="宋体"/>
+          <w:rFonts w:ascii="宋体" w:hAnsi="宋体" w:eastAsia="宋体" w:cs="宋体"/>
+          <w:sz w:val="24"/>
+          <w:szCs w:val="24"/>
+        </w:rPr>
+      </w:pPr>
+      <w:r>
+        <w:rPr>
+          <w:rFonts w:ascii="宋体" w:hAnsi="宋体" w:eastAsia="宋体" w:cs="宋体"/>
           <w:spacing w:val="-1"/>
           <w:sz w:val="24"/>
           <w:szCs w:val="24"/>
@@ -5311,18 +5349,18 @@
         <w:adjustRightInd w:val="0"/>
         <w:snapToGrid w:val="0"/>
         <w:spacing w:line="360" w:lineRule="auto"/>
-        <w:ind w:left="845" w:hanging="425" w:leftChars="0" w:firstLineChars="0"/>
+        <w:ind w:left="845" w:leftChars="0" w:hanging="425" w:firstLineChars="0"/>
         <w:jc w:val="left"/>
         <w:textAlignment w:val="baseline"/>
         <w:rPr>
-          <w:rFonts w:ascii="宋体" w:eastAsia="宋体" w:hAnsi="宋体" w:cs="宋体"/>
-          <w:sz w:val="24"/>
-          <w:szCs w:val="24"/>
-        </w:rPr>
-      </w:pPr>
-      <w:r>
-        <w:rPr>
-          <w:rFonts w:ascii="宋体" w:eastAsia="宋体" w:hAnsi="宋体" w:cs="宋体"/>
+          <w:rFonts w:ascii="宋体" w:hAnsi="宋体" w:eastAsia="宋体" w:cs="宋体"/>
+          <w:sz w:val="24"/>
+          <w:szCs w:val="24"/>
+        </w:rPr>
+      </w:pPr>
+      <w:r>
+        <w:rPr>
+          <w:rFonts w:ascii="宋体" w:hAnsi="宋体" w:eastAsia="宋体" w:cs="宋体"/>
           <w:spacing w:val="-1"/>
           <w:sz w:val="24"/>
           <w:szCs w:val="24"/>
@@ -5350,18 +5388,18 @@
         <w:adjustRightInd w:val="0"/>
         <w:snapToGrid w:val="0"/>
         <w:spacing w:line="360" w:lineRule="auto"/>
-        <w:ind w:left="845" w:hanging="425" w:leftChars="0" w:firstLineChars="0"/>
+        <w:ind w:left="845" w:leftChars="0" w:hanging="425" w:firstLineChars="0"/>
         <w:jc w:val="left"/>
         <w:textAlignment w:val="baseline"/>
         <w:rPr>
-          <w:rFonts w:ascii="宋体" w:eastAsia="宋体" w:hAnsi="宋体" w:cs="宋体"/>
-          <w:sz w:val="24"/>
-          <w:szCs w:val="24"/>
-        </w:rPr>
-      </w:pPr>
-      <w:r>
-        <w:rPr>
-          <w:rFonts w:ascii="宋体" w:eastAsia="宋体" w:hAnsi="宋体" w:cs="宋体"/>
+          <w:rFonts w:ascii="宋体" w:hAnsi="宋体" w:eastAsia="宋体" w:cs="宋体"/>
+          <w:sz w:val="24"/>
+          <w:szCs w:val="24"/>
+        </w:rPr>
+      </w:pPr>
+      <w:r>
+        <w:rPr>
+          <w:rFonts w:ascii="宋体" w:hAnsi="宋体" w:eastAsia="宋体" w:cs="宋体"/>
           <w:spacing w:val="-1"/>
           <w:sz w:val="24"/>
           <w:szCs w:val="24"/>
@@ -5389,18 +5427,18 @@
         <w:adjustRightInd w:val="0"/>
         <w:snapToGrid w:val="0"/>
         <w:spacing w:line="360" w:lineRule="auto"/>
-        <w:ind w:left="845" w:hanging="425" w:leftChars="0" w:firstLineChars="0"/>
+        <w:ind w:left="845" w:leftChars="0" w:hanging="425" w:firstLineChars="0"/>
         <w:jc w:val="left"/>
         <w:textAlignment w:val="baseline"/>
         <w:rPr>
-          <w:rFonts w:ascii="宋体" w:eastAsia="宋体" w:hAnsi="宋体" w:cs="宋体"/>
-          <w:sz w:val="24"/>
-          <w:szCs w:val="24"/>
-        </w:rPr>
-      </w:pPr>
-      <w:r>
-        <w:rPr>
-          <w:rFonts w:ascii="宋体" w:eastAsia="宋体" w:hAnsi="宋体" w:cs="宋体"/>
+          <w:rFonts w:ascii="宋体" w:hAnsi="宋体" w:eastAsia="宋体" w:cs="宋体"/>
+          <w:sz w:val="24"/>
+          <w:szCs w:val="24"/>
+        </w:rPr>
+      </w:pPr>
+      <w:r>
+        <w:rPr>
+          <w:rFonts w:ascii="宋体" w:hAnsi="宋体" w:eastAsia="宋体" w:cs="宋体"/>
           <w:spacing w:val="-1"/>
           <w:sz w:val="24"/>
           <w:szCs w:val="24"/>
@@ -5428,18 +5466,18 @@
         <w:adjustRightInd w:val="0"/>
         <w:snapToGrid w:val="0"/>
         <w:spacing w:line="360" w:lineRule="auto"/>
-        <w:ind w:left="845" w:hanging="425" w:leftChars="0" w:firstLineChars="0"/>
+        <w:ind w:left="845" w:leftChars="0" w:hanging="425" w:firstLineChars="0"/>
         <w:jc w:val="left"/>
         <w:textAlignment w:val="baseline"/>
         <w:rPr>
-          <w:rFonts w:ascii="宋体" w:eastAsia="宋体" w:hAnsi="宋体" w:cs="宋体"/>
-          <w:sz w:val="24"/>
-          <w:szCs w:val="24"/>
-        </w:rPr>
-      </w:pPr>
-      <w:r>
-        <w:rPr>
-          <w:rFonts w:ascii="宋体" w:eastAsia="宋体" w:hAnsi="宋体" w:cs="宋体"/>
+          <w:rFonts w:ascii="宋体" w:hAnsi="宋体" w:eastAsia="宋体" w:cs="宋体"/>
+          <w:sz w:val="24"/>
+          <w:szCs w:val="24"/>
+        </w:rPr>
+      </w:pPr>
+      <w:r>
+        <w:rPr>
+          <w:rFonts w:ascii="宋体" w:hAnsi="宋体" w:eastAsia="宋体" w:cs="宋体"/>
           <w:spacing w:val="-1"/>
           <w:sz w:val="24"/>
           <w:szCs w:val="24"/>
@@ -5449,7 +5487,7 @@
     </w:p>
     <w:p>
       <w:pPr>
-        <w:pStyle w:val="a1"/>
+        <w:pStyle w:val="29"/>
         <w:keepLines w:val="0"/>
         <w:pageBreakBefore w:val="0"/>
         <w:widowControl w:val="0"/>
@@ -5460,7 +5498,7 @@
         <w:wordWrap/>
         <w:overflowPunct/>
         <w:bidi w:val="0"/>
-        <w:ind w:left="425" w:hanging="425" w:leftChars="0" w:firstLineChars="0"/>
+        <w:ind w:left="425" w:leftChars="0" w:hanging="425" w:firstLineChars="0"/>
       </w:pPr>
       <w:bookmarkStart w:id="26" w:name="bookmark12"/>
       <w:bookmarkEnd w:id="26"/>
@@ -5488,17 +5526,17 @@
         <w:adjustRightInd w:val="0"/>
         <w:snapToGrid w:val="0"/>
         <w:spacing w:line="360" w:lineRule="auto"/>
-        <w:ind w:left="845" w:right="0" w:hanging="425" w:leftChars="0" w:firstLineChars="0"/>
+        <w:ind w:left="845" w:leftChars="0" w:right="0" w:hanging="425" w:firstLineChars="0"/>
         <w:textAlignment w:val="baseline"/>
         <w:rPr>
-          <w:rFonts w:ascii="宋体" w:eastAsia="宋体" w:hAnsi="宋体" w:cs="宋体"/>
-          <w:sz w:val="24"/>
-          <w:szCs w:val="24"/>
-        </w:rPr>
-      </w:pPr>
-      <w:r>
-        <w:rPr>
-          <w:rFonts w:ascii="宋体" w:eastAsia="宋体" w:hAnsi="宋体" w:cs="宋体"/>
+          <w:rFonts w:ascii="宋体" w:hAnsi="宋体" w:eastAsia="宋体" w:cs="宋体"/>
+          <w:sz w:val="24"/>
+          <w:szCs w:val="24"/>
+        </w:rPr>
+      </w:pPr>
+      <w:r>
+        <w:rPr>
+          <w:rFonts w:ascii="宋体" w:hAnsi="宋体" w:eastAsia="宋体" w:cs="宋体"/>
           <w:spacing w:val="1"/>
           <w:sz w:val="24"/>
           <w:szCs w:val="24"/>
@@ -5507,7 +5545,7 @@
       </w:r>
       <w:r>
         <w:rPr>
-          <w:rFonts w:ascii="宋体" w:eastAsia="宋体" w:hAnsi="宋体" w:cs="宋体"/>
+          <w:rFonts w:ascii="宋体" w:hAnsi="宋体" w:eastAsia="宋体" w:cs="宋体"/>
           <w:spacing w:val="-7"/>
           <w:sz w:val="24"/>
           <w:szCs w:val="24"/>
@@ -5535,17 +5573,17 @@
         <w:adjustRightInd w:val="0"/>
         <w:snapToGrid w:val="0"/>
         <w:spacing w:line="360" w:lineRule="auto"/>
-        <w:ind w:left="845" w:right="0" w:hanging="425" w:leftChars="0" w:firstLineChars="0"/>
+        <w:ind w:left="845" w:leftChars="0" w:right="0" w:hanging="425" w:firstLineChars="0"/>
         <w:textAlignment w:val="baseline"/>
         <w:rPr>
-          <w:rFonts w:ascii="宋体" w:eastAsia="宋体" w:hAnsi="宋体" w:cs="宋体"/>
-          <w:sz w:val="24"/>
-          <w:szCs w:val="24"/>
-        </w:rPr>
-      </w:pPr>
-      <w:r>
-        <w:rPr>
-          <w:rFonts w:ascii="宋体" w:eastAsia="宋体" w:hAnsi="宋体" w:cs="宋体"/>
+          <w:rFonts w:ascii="宋体" w:hAnsi="宋体" w:eastAsia="宋体" w:cs="宋体"/>
+          <w:sz w:val="24"/>
+          <w:szCs w:val="24"/>
+        </w:rPr>
+      </w:pPr>
+      <w:r>
+        <w:rPr>
+          <w:rFonts w:ascii="宋体" w:hAnsi="宋体" w:eastAsia="宋体" w:cs="宋体"/>
           <w:spacing w:val="-1"/>
           <w:sz w:val="24"/>
           <w:szCs w:val="24"/>
@@ -5573,17 +5611,17 @@
         <w:adjustRightInd w:val="0"/>
         <w:snapToGrid w:val="0"/>
         <w:spacing w:line="360" w:lineRule="auto"/>
-        <w:ind w:left="845" w:right="0" w:hanging="425" w:leftChars="0" w:firstLineChars="0"/>
+        <w:ind w:left="845" w:leftChars="0" w:right="0" w:hanging="425" w:firstLineChars="0"/>
         <w:textAlignment w:val="baseline"/>
         <w:rPr>
-          <w:rFonts w:ascii="宋体" w:eastAsia="宋体" w:hAnsi="宋体" w:cs="宋体"/>
-          <w:sz w:val="24"/>
-          <w:szCs w:val="24"/>
-        </w:rPr>
-      </w:pPr>
-      <w:r>
-        <w:rPr>
-          <w:rFonts w:ascii="宋体" w:eastAsia="宋体" w:hAnsi="宋体" w:cs="宋体"/>
+          <w:rFonts w:ascii="宋体" w:hAnsi="宋体" w:eastAsia="宋体" w:cs="宋体"/>
+          <w:sz w:val="24"/>
+          <w:szCs w:val="24"/>
+        </w:rPr>
+      </w:pPr>
+      <w:r>
+        <w:rPr>
+          <w:rFonts w:ascii="宋体" w:hAnsi="宋体" w:eastAsia="宋体" w:cs="宋体"/>
           <w:spacing w:val="-1"/>
           <w:sz w:val="24"/>
           <w:szCs w:val="24"/>
@@ -5611,17 +5649,17 @@
         <w:adjustRightInd w:val="0"/>
         <w:snapToGrid w:val="0"/>
         <w:spacing w:line="360" w:lineRule="auto"/>
-        <w:ind w:left="845" w:right="0" w:hanging="425" w:leftChars="0" w:firstLineChars="0"/>
+        <w:ind w:left="845" w:leftChars="0" w:right="0" w:hanging="425" w:firstLineChars="0"/>
         <w:textAlignment w:val="baseline"/>
         <w:rPr>
-          <w:rFonts w:ascii="宋体" w:eastAsia="宋体" w:hAnsi="宋体" w:cs="宋体"/>
-          <w:sz w:val="24"/>
-          <w:szCs w:val="24"/>
-        </w:rPr>
-      </w:pPr>
-      <w:r>
-        <w:rPr>
-          <w:rFonts w:ascii="宋体" w:eastAsia="宋体" w:hAnsi="宋体" w:cs="宋体"/>
+          <w:rFonts w:ascii="宋体" w:hAnsi="宋体" w:eastAsia="宋体" w:cs="宋体"/>
+          <w:sz w:val="24"/>
+          <w:szCs w:val="24"/>
+        </w:rPr>
+      </w:pPr>
+      <w:r>
+        <w:rPr>
+          <w:rFonts w:ascii="宋体" w:hAnsi="宋体" w:eastAsia="宋体" w:cs="宋体"/>
           <w:spacing w:val="-1"/>
           <w:sz w:val="24"/>
           <w:szCs w:val="24"/>
@@ -5649,17 +5687,17 @@
         <w:adjustRightInd w:val="0"/>
         <w:snapToGrid w:val="0"/>
         <w:spacing w:line="360" w:lineRule="auto"/>
-        <w:ind w:left="845" w:right="0" w:hanging="425" w:leftChars="0" w:firstLineChars="0"/>
+        <w:ind w:left="845" w:leftChars="0" w:right="0" w:hanging="425" w:firstLineChars="0"/>
         <w:textAlignment w:val="baseline"/>
         <w:rPr>
-          <w:rFonts w:ascii="宋体" w:eastAsia="宋体" w:hAnsi="宋体" w:cs="宋体"/>
-          <w:sz w:val="24"/>
-          <w:szCs w:val="24"/>
-        </w:rPr>
-      </w:pPr>
-      <w:r>
-        <w:rPr>
-          <w:rFonts w:ascii="宋体" w:eastAsia="宋体" w:hAnsi="宋体" w:cs="宋体"/>
+          <w:rFonts w:ascii="宋体" w:hAnsi="宋体" w:eastAsia="宋体" w:cs="宋体"/>
+          <w:sz w:val="24"/>
+          <w:szCs w:val="24"/>
+        </w:rPr>
+      </w:pPr>
+      <w:r>
+        <w:rPr>
+          <w:rFonts w:ascii="宋体" w:hAnsi="宋体" w:eastAsia="宋体" w:cs="宋体"/>
           <w:spacing w:val="-1"/>
           <w:sz w:val="24"/>
           <w:szCs w:val="24"/>
@@ -5687,17 +5725,17 @@
         <w:adjustRightInd w:val="0"/>
         <w:snapToGrid w:val="0"/>
         <w:spacing w:line="360" w:lineRule="auto"/>
-        <w:ind w:left="845" w:right="0" w:hanging="425" w:leftChars="0" w:firstLineChars="0"/>
+        <w:ind w:left="845" w:leftChars="0" w:right="0" w:hanging="425" w:firstLineChars="0"/>
         <w:textAlignment w:val="baseline"/>
         <w:rPr>
-          <w:rFonts w:ascii="宋体" w:eastAsia="宋体" w:hAnsi="宋体" w:cs="宋体"/>
-          <w:sz w:val="24"/>
-          <w:szCs w:val="24"/>
-        </w:rPr>
-      </w:pPr>
-      <w:r>
-        <w:rPr>
-          <w:rFonts w:ascii="宋体" w:eastAsia="宋体" w:hAnsi="宋体" w:cs="宋体"/>
+          <w:rFonts w:ascii="宋体" w:hAnsi="宋体" w:eastAsia="宋体" w:cs="宋体"/>
+          <w:sz w:val="24"/>
+          <w:szCs w:val="24"/>
+        </w:rPr>
+      </w:pPr>
+      <w:r>
+        <w:rPr>
+          <w:rFonts w:ascii="宋体" w:hAnsi="宋体" w:eastAsia="宋体" w:cs="宋体"/>
           <w:spacing w:val="-1"/>
           <w:sz w:val="24"/>
           <w:szCs w:val="24"/>
@@ -5725,17 +5763,17 @@
         <w:adjustRightInd w:val="0"/>
         <w:snapToGrid w:val="0"/>
         <w:spacing w:line="360" w:lineRule="auto"/>
-        <w:ind w:left="845" w:right="0" w:hanging="425" w:leftChars="0" w:firstLineChars="0"/>
+        <w:ind w:left="845" w:leftChars="0" w:right="0" w:hanging="425" w:firstLineChars="0"/>
         <w:textAlignment w:val="baseline"/>
         <w:rPr>
-          <w:rFonts w:ascii="宋体" w:eastAsia="宋体" w:hAnsi="宋体" w:cs="宋体"/>
-          <w:sz w:val="24"/>
-          <w:szCs w:val="24"/>
-        </w:rPr>
-      </w:pPr>
-      <w:r>
-        <w:rPr>
-          <w:rFonts w:ascii="宋体" w:eastAsia="宋体" w:hAnsi="宋体" w:cs="宋体"/>
+          <w:rFonts w:ascii="宋体" w:hAnsi="宋体" w:eastAsia="宋体" w:cs="宋体"/>
+          <w:sz w:val="24"/>
+          <w:szCs w:val="24"/>
+        </w:rPr>
+      </w:pPr>
+      <w:r>
+        <w:rPr>
+          <w:rFonts w:ascii="宋体" w:hAnsi="宋体" w:eastAsia="宋体" w:cs="宋体"/>
           <w:spacing w:val="-1"/>
           <w:sz w:val="24"/>
           <w:szCs w:val="24"/>
@@ -5763,17 +5801,17 @@
         <w:adjustRightInd w:val="0"/>
         <w:snapToGrid w:val="0"/>
         <w:spacing w:line="360" w:lineRule="auto"/>
-        <w:ind w:left="845" w:right="0" w:hanging="425" w:leftChars="0" w:firstLineChars="0"/>
+        <w:ind w:left="845" w:leftChars="0" w:right="0" w:hanging="425" w:firstLineChars="0"/>
         <w:textAlignment w:val="baseline"/>
         <w:rPr>
-          <w:rFonts w:ascii="宋体" w:eastAsia="宋体" w:hAnsi="宋体" w:cs="宋体"/>
-          <w:sz w:val="24"/>
-          <w:szCs w:val="24"/>
-        </w:rPr>
-      </w:pPr>
-      <w:r>
-        <w:rPr>
-          <w:rFonts w:ascii="宋体" w:eastAsia="宋体" w:hAnsi="宋体" w:cs="宋体"/>
+          <w:rFonts w:ascii="宋体" w:hAnsi="宋体" w:eastAsia="宋体" w:cs="宋体"/>
+          <w:sz w:val="24"/>
+          <w:szCs w:val="24"/>
+        </w:rPr>
+      </w:pPr>
+      <w:r>
+        <w:rPr>
+          <w:rFonts w:ascii="宋体" w:hAnsi="宋体" w:eastAsia="宋体" w:cs="宋体"/>
           <w:spacing w:val="-1"/>
           <w:sz w:val="24"/>
           <w:szCs w:val="24"/>
@@ -5801,17 +5839,17 @@
         <w:adjustRightInd w:val="0"/>
         <w:snapToGrid w:val="0"/>
         <w:spacing w:line="360" w:lineRule="auto"/>
-        <w:ind w:left="845" w:right="0" w:hanging="425" w:leftChars="0" w:firstLineChars="0"/>
+        <w:ind w:left="845" w:leftChars="0" w:right="0" w:hanging="425" w:firstLineChars="0"/>
         <w:textAlignment w:val="baseline"/>
         <w:rPr>
-          <w:rFonts w:ascii="宋体" w:eastAsia="宋体" w:hAnsi="宋体" w:cs="宋体"/>
-          <w:sz w:val="24"/>
-          <w:szCs w:val="24"/>
-        </w:rPr>
-      </w:pPr>
-      <w:r>
-        <w:rPr>
-          <w:rFonts w:ascii="宋体" w:eastAsia="宋体" w:hAnsi="宋体" w:cs="宋体"/>
+          <w:rFonts w:ascii="宋体" w:hAnsi="宋体" w:eastAsia="宋体" w:cs="宋体"/>
+          <w:sz w:val="24"/>
+          <w:szCs w:val="24"/>
+        </w:rPr>
+      </w:pPr>
+      <w:r>
+        <w:rPr>
+          <w:rFonts w:ascii="宋体" w:hAnsi="宋体" w:eastAsia="宋体" w:cs="宋体"/>
           <w:spacing w:val="-1"/>
           <w:sz w:val="24"/>
           <w:szCs w:val="24"/>
@@ -5821,16 +5859,16 @@
     </w:p>
     <w:p>
       <w:pPr>
-        <w:pStyle w:val="2"/>
-        <w:keepLines w:val="0"/>
-        <w:pageBreakBefore w:val="0"/>
-        <w:widowControl w:val="0"/>
-        <w:wordWrap/>
-        <w:overflowPunct/>
-        <w:bidi w:val="0"/>
-      </w:pPr>
-      <w:bookmarkStart w:id="27" w:name="_Toc26331"/>
-      <w:bookmarkStart w:id="28" w:name="_Toc5250"/>
+        <w:pStyle w:val="30"/>
+        <w:keepLines w:val="0"/>
+        <w:pageBreakBefore w:val="0"/>
+        <w:widowControl w:val="0"/>
+        <w:wordWrap/>
+        <w:overflowPunct/>
+        <w:bidi w:val="0"/>
+      </w:pPr>
+      <w:bookmarkStart w:id="27" w:name="_Toc5250"/>
+      <w:bookmarkStart w:id="28" w:name="_Toc26331"/>
       <w:r>
         <w:rPr>
           <w:rFonts w:hint="eastAsia"/>
@@ -5843,17 +5881,18 @@
     </w:p>
     <w:tbl>
       <w:tblPr>
-        <w:tblStyle w:val="TableGrid"/>
+        <w:tblStyle w:val="21"/>
         <w:tblW w:w="0" w:type="auto"/>
         <w:jc w:val="center"/>
         <w:tblBorders>
-          <w:top w:val="single" w:sz="4" w:space="0" w:color="auto"/>
-          <w:left w:val="single" w:sz="4" w:space="0" w:color="auto"/>
-          <w:bottom w:val="single" w:sz="4" w:space="0" w:color="auto"/>
-          <w:right w:val="single" w:sz="4" w:space="0" w:color="auto"/>
-          <w:insideH w:val="single" w:sz="4" w:space="0" w:color="auto"/>
-          <w:insideV w:val="single" w:sz="4" w:space="0" w:color="auto"/>
+          <w:top w:val="single" w:color="auto" w:sz="4" w:space="0"/>
+          <w:left w:val="single" w:color="auto" w:sz="4" w:space="0"/>
+          <w:bottom w:val="single" w:color="auto" w:sz="4" w:space="0"/>
+          <w:right w:val="single" w:color="auto" w:sz="4" w:space="0"/>
+          <w:insideH w:val="single" w:color="auto" w:sz="4" w:space="0"/>
+          <w:insideV w:val="single" w:color="auto" w:sz="4" w:space="0"/>
         </w:tblBorders>
+        <w:tblLayout w:type="autofit"/>
         <w:tblCellMar>
           <w:top w:w="0" w:type="dxa"/>
           <w:left w:w="108" w:type="dxa"/>
@@ -5869,15 +5908,13 @@
       </w:tblGrid>
       <w:tr>
         <w:tblPrEx>
-          <w:tblW w:w="0" w:type="auto"/>
-          <w:jc w:val="center"/>
           <w:tblBorders>
-            <w:top w:val="single" w:sz="4" w:space="0" w:color="auto"/>
-            <w:left w:val="single" w:sz="4" w:space="0" w:color="auto"/>
-            <w:bottom w:val="single" w:sz="4" w:space="0" w:color="auto"/>
-            <w:right w:val="single" w:sz="4" w:space="0" w:color="auto"/>
-            <w:insideH w:val="single" w:sz="4" w:space="0" w:color="auto"/>
-            <w:insideV w:val="single" w:sz="4" w:space="0" w:color="auto"/>
+            <w:top w:val="single" w:color="auto" w:sz="4" w:space="0"/>
+            <w:left w:val="single" w:color="auto" w:sz="4" w:space="0"/>
+            <w:bottom w:val="single" w:color="auto" w:sz="4" w:space="0"/>
+            <w:right w:val="single" w:color="auto" w:sz="4" w:space="0"/>
+            <w:insideH w:val="single" w:color="auto" w:sz="4" w:space="0"/>
+            <w:insideV w:val="single" w:color="auto" w:sz="4" w:space="0"/>
           </w:tblBorders>
           <w:tblCellMar>
             <w:top w:w="0" w:type="dxa"/>
@@ -5904,7 +5941,7 @@
               <w:bidi w:val="0"/>
               <w:jc w:val="center"/>
               <w:rPr>
-                <w:rFonts w:eastAsia="宋体" w:hint="default"/>
+                <w:rFonts w:hint="default" w:eastAsia="宋体"/>
                 <w:b/>
                 <w:bCs/>
                 <w:vertAlign w:val="baseline"/>
@@ -5913,7 +5950,7 @@
             </w:pPr>
             <w:r>
               <w:rPr>
-                <w:rFonts w:eastAsia="宋体" w:hint="eastAsia"/>
+                <w:rFonts w:hint="eastAsia" w:eastAsia="宋体"/>
                 <w:b/>
                 <w:bCs/>
                 <w:vertAlign w:val="baseline"/>
@@ -5938,7 +5975,7 @@
               <w:bidi w:val="0"/>
               <w:jc w:val="center"/>
               <w:rPr>
-                <w:rFonts w:eastAsia="宋体" w:hint="default"/>
+                <w:rFonts w:hint="default" w:eastAsia="宋体"/>
                 <w:b/>
                 <w:bCs/>
                 <w:vertAlign w:val="baseline"/>
@@ -5947,7 +5984,7 @@
             </w:pPr>
             <w:r>
               <w:rPr>
-                <w:rFonts w:eastAsia="宋体" w:hint="eastAsia"/>
+                <w:rFonts w:hint="eastAsia" w:eastAsia="宋体"/>
                 <w:b/>
                 <w:bCs/>
                 <w:vertAlign w:val="baseline"/>
@@ -5972,7 +6009,7 @@
               <w:bidi w:val="0"/>
               <w:jc w:val="center"/>
               <w:rPr>
-                <w:rFonts w:eastAsia="宋体" w:hint="default"/>
+                <w:rFonts w:hint="default" w:eastAsia="宋体"/>
                 <w:b/>
                 <w:bCs/>
                 <w:vertAlign w:val="baseline"/>
@@ -5981,7 +6018,7 @@
             </w:pPr>
             <w:r>
               <w:rPr>
-                <w:rFonts w:eastAsia="宋体" w:hint="eastAsia"/>
+                <w:rFonts w:hint="eastAsia" w:eastAsia="宋体"/>
                 <w:b/>
                 <w:bCs/>
                 <w:vertAlign w:val="baseline"/>
@@ -6007,7 +6044,7 @@
               <w:bidi w:val="0"/>
               <w:jc w:val="center"/>
               <w:rPr>
-                <w:rFonts w:ascii="宋体" w:eastAsia="宋体" w:hAnsi="宋体" w:cs="宋体" w:hint="eastAsia"/>
+                <w:rFonts w:hint="eastAsia" w:ascii="宋体" w:hAnsi="宋体" w:eastAsia="宋体" w:cs="宋体"/>
                 <w:b/>
                 <w:bCs/>
                 <w:snapToGrid w:val="0"/>
@@ -6020,7 +6057,7 @@
             </w:pPr>
             <w:r>
               <w:rPr>
-                <w:rFonts w:ascii="宋体" w:eastAsia="宋体" w:hAnsi="宋体" w:cs="宋体" w:hint="eastAsia"/>
+                <w:rFonts w:hint="eastAsia" w:ascii="宋体" w:hAnsi="宋体" w:eastAsia="宋体" w:cs="宋体"/>
                 <w:b/>
                 <w:bCs/>
                 <w:sz w:val="18"/>
@@ -6033,8 +6070,14 @@
       </w:tr>
       <w:tr>
         <w:tblPrEx>
-          <w:tblW w:w="0" w:type="auto"/>
-          <w:jc w:val="center"/>
+          <w:tblBorders>
+            <w:top w:val="single" w:color="auto" w:sz="4" w:space="0"/>
+            <w:left w:val="single" w:color="auto" w:sz="4" w:space="0"/>
+            <w:bottom w:val="single" w:color="auto" w:sz="4" w:space="0"/>
+            <w:right w:val="single" w:color="auto" w:sz="4" w:space="0"/>
+            <w:insideH w:val="single" w:color="auto" w:sz="4" w:space="0"/>
+            <w:insideV w:val="single" w:color="auto" w:sz="4" w:space="0"/>
+          </w:tblBorders>
           <w:tblCellMar>
             <w:top w:w="0" w:type="dxa"/>
             <w:left w:w="108" w:type="dxa"/>
@@ -6043,7 +6086,7 @@
           </w:tblCellMar>
         </w:tblPrEx>
         <w:trPr>
-          <w:trHeight w:val="524"/>
+          <w:trHeight w:val="524" w:hRule="atLeast"/>
           <w:jc w:val="center"/>
         </w:trPr>
         <w:tc>
@@ -6065,7 +6108,7 @@
             </w:pPr>
             <w:r>
               <w:rPr>
-                <w:rFonts w:ascii="宋体" w:eastAsia="宋体" w:hAnsi="宋体" w:cs="宋体" w:hint="eastAsia"/>
+                <w:rFonts w:hint="eastAsia" w:ascii="宋体" w:hAnsi="宋体" w:eastAsia="宋体" w:cs="宋体"/>
                 <w:sz w:val="18"/>
                 <w:szCs w:val="18"/>
               </w:rPr>
@@ -6092,7 +6135,7 @@
             </w:pPr>
             <w:r>
               <w:rPr>
-                <w:rFonts w:ascii="宋体" w:eastAsia="宋体" w:hAnsi="宋体" w:cs="宋体" w:hint="eastAsia"/>
+                <w:rFonts w:hint="eastAsia" w:ascii="宋体" w:hAnsi="宋体" w:eastAsia="宋体" w:cs="宋体"/>
                 <w:sz w:val="18"/>
                 <w:szCs w:val="18"/>
               </w:rPr>
@@ -6100,7 +6143,7 @@
             </w:r>
             <w:r>
               <w:rPr>
-                <w:rFonts w:ascii="宋体" w:eastAsia="宋体" w:hAnsi="宋体" w:cs="宋体" w:hint="eastAsia"/>
+                <w:rFonts w:hint="eastAsia" w:ascii="宋体" w:hAnsi="宋体" w:eastAsia="宋体" w:cs="宋体"/>
                 <w:sz w:val="18"/>
                 <w:szCs w:val="18"/>
                 <w:lang w:val="en-US" w:eastAsia="zh-CN"/>
@@ -6109,7 +6152,7 @@
             </w:r>
             <w:r>
               <w:rPr>
-                <w:rFonts w:ascii="宋体" w:eastAsia="宋体" w:hAnsi="宋体" w:cs="宋体" w:hint="eastAsia"/>
+                <w:rFonts w:hint="eastAsia" w:ascii="宋体" w:hAnsi="宋体" w:eastAsia="宋体" w:cs="宋体"/>
                 <w:sz w:val="18"/>
                 <w:szCs w:val="18"/>
               </w:rPr>
@@ -6137,7 +6180,7 @@
             </w:pPr>
             <w:r>
               <w:rPr>
-                <w:rFonts w:ascii="宋体" w:eastAsia="宋体" w:hAnsi="宋体" w:cs="宋体" w:hint="eastAsia"/>
+                <w:rFonts w:hint="eastAsia" w:ascii="宋体" w:hAnsi="宋体" w:eastAsia="宋体" w:cs="宋体"/>
                 <w:sz w:val="18"/>
                 <w:szCs w:val="18"/>
               </w:rPr>
@@ -6161,7 +6204,7 @@
               <w:bidi w:val="0"/>
               <w:jc w:val="center"/>
               <w:rPr>
-                <w:rFonts w:ascii="宋体" w:eastAsia="宋体" w:hAnsi="宋体" w:cs="宋体" w:hint="eastAsia"/>
+                <w:rFonts w:hint="eastAsia" w:ascii="宋体" w:hAnsi="宋体" w:eastAsia="宋体" w:cs="宋体"/>
                 <w:snapToGrid w:val="0"/>
                 <w:color w:val="000000"/>
                 <w:kern w:val="0"/>
@@ -6172,7 +6215,7 @@
             </w:pPr>
             <w:r>
               <w:rPr>
-                <w:rFonts w:ascii="宋体" w:eastAsia="宋体" w:hAnsi="宋体" w:cs="宋体" w:hint="eastAsia"/>
+                <w:rFonts w:hint="eastAsia" w:ascii="宋体" w:hAnsi="宋体" w:eastAsia="宋体" w:cs="宋体"/>
                 <w:sz w:val="18"/>
                 <w:szCs w:val="18"/>
               </w:rPr>
@@ -6184,16 +6227,16 @@
     </w:tbl>
     <w:p>
       <w:pPr>
-        <w:pStyle w:val="1"/>
-        <w:keepLines w:val="0"/>
-        <w:pageBreakBefore w:val="0"/>
-        <w:widowControl w:val="0"/>
-        <w:wordWrap/>
-        <w:overflowPunct/>
-        <w:bidi w:val="0"/>
-        <w:rPr>
-          <w:rStyle w:val="1Char"/>
-          <w:rFonts w:eastAsia="宋体" w:hint="default"/>
+        <w:pStyle w:val="28"/>
+        <w:keepLines w:val="0"/>
+        <w:pageBreakBefore w:val="0"/>
+        <w:widowControl w:val="0"/>
+        <w:wordWrap/>
+        <w:overflowPunct/>
+        <w:bidi w:val="0"/>
+        <w:rPr>
+          <w:rStyle w:val="36"/>
+          <w:rFonts w:hint="default" w:eastAsia="宋体"/>
           <w:lang w:val="en-US" w:eastAsia="zh-CN"/>
         </w:rPr>
       </w:pPr>
@@ -6202,8 +6245,8 @@
       <w:bookmarkStart w:id="30" w:name="_Toc3513"/>
       <w:r>
         <w:rPr>
-          <w:rStyle w:val="1Char"/>
-          <w:rFonts w:eastAsia="宋体" w:hint="eastAsia"/>
+          <w:rStyle w:val="36"/>
+          <w:rFonts w:hint="eastAsia" w:eastAsia="宋体"/>
           <w:lang w:val="en-US" w:eastAsia="zh-CN"/>
         </w:rPr>
         <w:t>附则</w:t>
@@ -6230,10 +6273,10 @@
         <w:adjustRightInd w:val="0"/>
         <w:snapToGrid w:val="0"/>
         <w:spacing w:line="360" w:lineRule="auto"/>
-        <w:ind w:left="425" w:hanging="425" w:leftChars="0" w:firstLineChars="0"/>
+        <w:ind w:left="425" w:leftChars="0" w:hanging="425" w:firstLineChars="0"/>
         <w:textAlignment w:val="baseline"/>
         <w:rPr>
-          <w:rFonts w:ascii="宋体" w:eastAsia="宋体" w:hAnsi="宋体" w:cs="宋体"/>
+          <w:rFonts w:ascii="宋体" w:hAnsi="宋体" w:eastAsia="宋体" w:cs="宋体"/>
           <w:sz w:val="24"/>
           <w:szCs w:val="24"/>
         </w:rPr>
@@ -6242,7 +6285,7 @@
       <w:bookmarkEnd w:id="31"/>
       <w:r>
         <w:rPr>
-          <w:rFonts w:ascii="宋体" w:eastAsia="宋体" w:hAnsi="宋体" w:cs="宋体"/>
+          <w:rFonts w:ascii="宋体" w:hAnsi="宋体" w:eastAsia="宋体" w:cs="宋体"/>
           <w:spacing w:val="-1"/>
           <w:sz w:val="24"/>
           <w:szCs w:val="24"/>
@@ -6251,7 +6294,7 @@
       </w:r>
       <w:r>
         <w:rPr>
-          <w:rFonts w:ascii="宋体" w:eastAsia="宋体" w:hAnsi="宋体" w:cs="宋体" w:hint="eastAsia"/>
+          <w:rFonts w:hint="eastAsia" w:ascii="宋体" w:hAnsi="宋体" w:eastAsia="宋体" w:cs="宋体"/>
           <w:spacing w:val="-1"/>
           <w:sz w:val="24"/>
           <w:szCs w:val="24"/>
@@ -6261,7 +6304,7 @@
       </w:r>
       <w:r>
         <w:rPr>
-          <w:rFonts w:ascii="宋体" w:eastAsia="宋体" w:hAnsi="宋体" w:cs="宋体"/>
+          <w:rFonts w:ascii="宋体" w:hAnsi="宋体" w:eastAsia="宋体" w:cs="宋体"/>
           <w:spacing w:val="-1"/>
           <w:sz w:val="24"/>
           <w:szCs w:val="24"/>
@@ -6289,10 +6332,10 @@
         <w:adjustRightInd w:val="0"/>
         <w:snapToGrid w:val="0"/>
         <w:spacing w:line="360" w:lineRule="auto"/>
-        <w:ind w:left="425" w:hanging="425" w:leftChars="0" w:firstLineChars="0"/>
+        <w:ind w:left="425" w:leftChars="0" w:hanging="425" w:firstLineChars="0"/>
         <w:textAlignment w:val="baseline"/>
         <w:rPr>
-          <w:rFonts w:ascii="宋体" w:eastAsia="宋体" w:hAnsi="宋体" w:cs="宋体"/>
+          <w:rFonts w:ascii="宋体" w:hAnsi="宋体" w:eastAsia="宋体" w:cs="宋体"/>
           <w:sz w:val="24"/>
           <w:szCs w:val="24"/>
           <w:lang w:val="en-US" w:eastAsia="en-US"/>
@@ -6300,7 +6343,7 @@
       </w:pPr>
       <w:r>
         <w:rPr>
-          <w:rFonts w:ascii="宋体" w:eastAsia="宋体" w:hAnsi="宋体" w:cs="宋体"/>
+          <w:rFonts w:ascii="宋体" w:hAnsi="宋体" w:eastAsia="宋体" w:cs="宋体"/>
           <w:spacing w:val="-2"/>
           <w:sz w:val="24"/>
           <w:szCs w:val="24"/>
@@ -6310,7 +6353,7 @@
     </w:p>
     <w:p>
       <w:pPr>
-        <w:pStyle w:val="1"/>
+        <w:pStyle w:val="28"/>
         <w:keepLines w:val="0"/>
         <w:pageBreakBefore w:val="0"/>
         <w:widowControl w:val="0"/>
@@ -6330,12 +6373,10 @@
         <w:t>附件</w:t>
       </w:r>
       <w:bookmarkEnd w:id="32"/>
-      <w:bookmarkStart w:id="33" w:name="_GoBack"/>
-      <w:bookmarkEnd w:id="33"/>
-    </w:p>
-    <w:p>
-      <w:pPr>
-        <w:pStyle w:val="1"/>
+    </w:p>
+    <w:p>
+      <w:pPr>
+        <w:pStyle w:val="28"/>
         <w:keepLines w:val="0"/>
         <w:pageBreakBefore w:val="0"/>
         <w:widowControl w:val="0"/>
@@ -6347,7 +6388,7 @@
           <w:lang w:val="en-US" w:eastAsia="en-US"/>
         </w:rPr>
       </w:pPr>
-      <w:bookmarkStart w:id="34" w:name="_Toc6193"/>
+      <w:bookmarkStart w:id="33" w:name="_Toc6193"/>
       <w:r>
         <w:rPr>
           <w:rFonts w:hint="eastAsia"/>
@@ -6355,36 +6396,86 @@
         </w:rPr>
         <w:t>记录</w:t>
       </w:r>
-      <w:bookmarkEnd w:id="34"/>
+      <w:bookmarkEnd w:id="33"/>
     </w:p>
     <w:sectPr>
-      <w:headerReference w:type="default" r:id="rId4"/>
+      <w:headerReference r:id="rId5" w:type="default"/>
       <w:pgSz w:w="11906" w:h="16838"/>
       <w:pgMar w:top="1417" w:right="1800" w:bottom="1440" w:left="1800" w:header="1140" w:footer="992" w:gutter="0"/>
-      <w:cols w:num="1" w:space="425"/>
+      <w:cols w:space="425" w:num="1"/>
       <w:docGrid w:type="lines" w:linePitch="312" w:charSpace="0"/>
     </w:sectPr>
   </w:body>
 </w:document>
 </file>
 
+<file path=word/endnotes.xml><?xml version="1.0" encoding="utf-8"?>
+<w:endnotes xmlns:wpc="http://schemas.microsoft.com/office/word/2010/wordprocessingCanvas" xmlns:mc="http://schemas.openxmlformats.org/markup-compatibility/2006" xmlns:o="urn:schemas-microsoft-com:office:office" xmlns:r="http://schemas.openxmlformats.org/officeDocument/2006/relationships" xmlns:m="http://schemas.openxmlformats.org/officeDocument/2006/math" xmlns:v="urn:schemas-microsoft-com:vml" xmlns:wp14="http://schemas.microsoft.com/office/word/2010/wordprocessingDrawing" xmlns:wp="http://schemas.openxmlformats.org/drawingml/2006/wordprocessingDrawing" xmlns:w="http://schemas.openxmlformats.org/wordprocessingml/2006/main" xmlns:w14="http://schemas.microsoft.com/office/word/2010/wordml" xmlns:w15="http://schemas.microsoft.com/office/word/2012/wordml" xmlns:w10="urn:schemas-microsoft-com:office:word" xmlns:wpg="http://schemas.microsoft.com/office/word/2010/wordprocessingGroup" xmlns:wpi="http://schemas.microsoft.com/office/word/2010/wordprocessingInk" xmlns:wne="http://schemas.microsoft.com/office/word/2006/wordml" xmlns:wps="http://schemas.microsoft.com/office/word/2010/wordprocessingShape" xmlns:wpsCustomData="http://www.wps.cn/officeDocument/2013/wpsCustomData" mc:Ignorable="w14 w15 wp14">
+  <w:endnote w:type="separator" w:id="0">
+    <w:p>
+      <w:pPr>
+        <w:spacing w:line="240" w:lineRule="auto"/>
+      </w:pPr>
+      <w:r>
+        <w:separator/>
+      </w:r>
+    </w:p>
+  </w:endnote>
+  <w:endnote w:type="continuationSeparator" w:id="1">
+    <w:p>
+      <w:pPr>
+        <w:spacing w:line="240" w:lineRule="auto"/>
+      </w:pPr>
+      <w:r>
+        <w:continuationSeparator/>
+      </w:r>
+    </w:p>
+  </w:endnote>
+</w:endnotes>
+</file>
+
+<file path=word/footnotes.xml><?xml version="1.0" encoding="utf-8"?>
+<w:footnotes xmlns:wpc="http://schemas.microsoft.com/office/word/2010/wordprocessingCanvas" xmlns:mc="http://schemas.openxmlformats.org/markup-compatibility/2006" xmlns:o="urn:schemas-microsoft-com:office:office" xmlns:r="http://schemas.openxmlformats.org/officeDocument/2006/relationships" xmlns:m="http://schemas.openxmlformats.org/officeDocument/2006/math" xmlns:v="urn:schemas-microsoft-com:vml" xmlns:wp14="http://schemas.microsoft.com/office/word/2010/wordprocessingDrawing" xmlns:wp="http://schemas.openxmlformats.org/drawingml/2006/wordprocessingDrawing" xmlns:w="http://schemas.openxmlformats.org/wordprocessingml/2006/main" xmlns:w14="http://schemas.microsoft.com/office/word/2010/wordml" xmlns:w15="http://schemas.microsoft.com/office/word/2012/wordml" xmlns:w10="urn:schemas-microsoft-com:office:word" xmlns:wpg="http://schemas.microsoft.com/office/word/2010/wordprocessingGroup" xmlns:wpi="http://schemas.microsoft.com/office/word/2010/wordprocessingInk" xmlns:wne="http://schemas.microsoft.com/office/word/2006/wordml" xmlns:wps="http://schemas.microsoft.com/office/word/2010/wordprocessingShape" xmlns:wpsCustomData="http://www.wps.cn/officeDocument/2013/wpsCustomData" mc:Ignorable="w14 w15 wp14">
+  <w:footnote w:type="separator" w:id="0">
+    <w:p>
+      <w:pPr>
+        <w:spacing w:line="360" w:lineRule="auto"/>
+      </w:pPr>
+      <w:r>
+        <w:separator/>
+      </w:r>
+    </w:p>
+  </w:footnote>
+  <w:footnote w:type="continuationSeparator" w:id="1">
+    <w:p>
+      <w:pPr>
+        <w:spacing w:line="360" w:lineRule="auto"/>
+      </w:pPr>
+      <w:r>
+        <w:continuationSeparator/>
+      </w:r>
+    </w:p>
+  </w:footnote>
+</w:footnotes>
+</file>
+
 <file path=word/header1.xml><?xml version="1.0" encoding="utf-8"?>
-<w:hdr xmlns:wpc="http://schemas.microsoft.com/office/word/2010/wordprocessingCanvas" xmlns:mc="http://schemas.openxmlformats.org/markup-compatibility/2006" xmlns:o="urn:schemas-microsoft-com:office:office" xmlns:r="http://schemas.openxmlformats.org/officeDocument/2006/relationships" xmlns:m="http://schemas.openxmlformats.org/officeDocument/2006/math" xmlns:v="urn:schemas-microsoft-com:vml" xmlns:wp14="http://schemas.microsoft.com/office/word/2010/wordprocessingDrawing" xmlns:wp="http://schemas.openxmlformats.org/drawingml/2006/wordprocessingDrawing" xmlns:w10="urn:schemas-microsoft-com:office:word" xmlns:w="http://schemas.openxmlformats.org/wordprocessingml/2006/main" xmlns:w14="http://schemas.microsoft.com/office/word/2010/wordml" xmlns:w15="http://schemas.microsoft.com/office/word/2012/wordml" xmlns:wne="http://schemas.microsoft.com/office/word/2006/wordml" xmlns:wpg="http://schemas.microsoft.com/office/word/2010/wordprocessingGroup" xmlns:wpi="http://schemas.microsoft.com/office/word/2010/wordprocessingInk" xmlns:wps="http://schemas.microsoft.com/office/word/2010/wordprocessingShape" mc:Ignorable="w14 w15 wp14">
+<w:hdr xmlns:wpc="http://schemas.microsoft.com/office/word/2010/wordprocessingCanvas" xmlns:mc="http://schemas.openxmlformats.org/markup-compatibility/2006" xmlns:o="urn:schemas-microsoft-com:office:office" xmlns:r="http://schemas.openxmlformats.org/officeDocument/2006/relationships" xmlns:m="http://schemas.openxmlformats.org/officeDocument/2006/math" xmlns:v="urn:schemas-microsoft-com:vml" xmlns:wp14="http://schemas.microsoft.com/office/word/2010/wordprocessingDrawing" xmlns:wp="http://schemas.openxmlformats.org/drawingml/2006/wordprocessingDrawing" xmlns:w10="urn:schemas-microsoft-com:office:word" xmlns:w="http://schemas.openxmlformats.org/wordprocessingml/2006/main" xmlns:w14="http://schemas.microsoft.com/office/word/2010/wordml" xmlns:w15="http://schemas.microsoft.com/office/word/2012/wordml" xmlns:wpg="http://schemas.microsoft.com/office/word/2010/wordprocessingGroup" xmlns:wpi="http://schemas.microsoft.com/office/word/2010/wordprocessingInk" xmlns:wne="http://schemas.microsoft.com/office/word/2006/wordml" xmlns:wps="http://schemas.microsoft.com/office/word/2010/wordprocessingShape" xmlns:wpsCustomData="http://www.wps.cn/officeDocument/2013/wpsCustomData" mc:Ignorable="w14 w15 wp14">
   <w:p>
     <w:pPr>
-      <w:pStyle w:val="Header"/>
+      <w:pStyle w:val="15"/>
       <w:pBdr>
-        <w:bottom w:val="single" w:sz="4" w:space="1" w:color="auto"/>
+        <w:bottom w:val="single" w:color="auto" w:sz="4" w:space="1"/>
       </w:pBdr>
       <w:jc w:val="right"/>
       <w:rPr>
-        <w:rFonts w:eastAsiaTheme="minorEastAsia" w:hint="eastAsia"/>
+        <w:rFonts w:hint="eastAsia" w:eastAsiaTheme="minorEastAsia"/>
         <w:lang w:eastAsia="zh-CN"/>
       </w:rPr>
     </w:pPr>
     <w:r>
       <w:rPr>
-        <w:rFonts w:eastAsiaTheme="minorEastAsia" w:hint="eastAsia"/>
+        <w:rFonts w:hint="eastAsia" w:eastAsiaTheme="minorEastAsia"/>
         <w:lang w:eastAsia="zh-CN"/>
       </w:rPr>
       <w:t>陕西益利德软件科技有限公司</w:t>
@@ -6394,12 +6485,12 @@
 </file>
 
 <file path=word/numbering.xml><?xml version="1.0" encoding="utf-8"?>
-<w:numbering xmlns:wpc="http://schemas.microsoft.com/office/word/2010/wordprocessingCanvas" xmlns:mc="http://schemas.openxmlformats.org/markup-compatibility/2006" xmlns:o="urn:schemas-microsoft-com:office:office" xmlns:r="http://schemas.openxmlformats.org/officeDocument/2006/relationships" xmlns:m="http://schemas.openxmlformats.org/officeDocument/2006/math" xmlns:v="urn:schemas-microsoft-com:vml" xmlns:wp14="http://schemas.microsoft.com/office/word/2010/wordprocessingDrawing" xmlns:wp="http://schemas.openxmlformats.org/drawingml/2006/wordprocessingDrawing" xmlns:w10="urn:schemas-microsoft-com:office:word" xmlns:w="http://schemas.openxmlformats.org/wordprocessingml/2006/main" xmlns:w14="http://schemas.microsoft.com/office/word/2010/wordml" xmlns:w15="http://schemas.microsoft.com/office/word/2012/wordml" xmlns:wne="http://schemas.microsoft.com/office/word/2006/wordml" xmlns:wpg="http://schemas.microsoft.com/office/word/2010/wordprocessingGroup" xmlns:wpi="http://schemas.microsoft.com/office/word/2010/wordprocessingInk" xmlns:wps="http://schemas.microsoft.com/office/word/2010/wordprocessingShape" mc:Ignorable="w14 w15 wp14">
+<w:numbering xmlns:wpc="http://schemas.microsoft.com/office/word/2010/wordprocessingCanvas" xmlns:mc="http://schemas.openxmlformats.org/markup-compatibility/2006" xmlns:o="urn:schemas-microsoft-com:office:office" xmlns:r="http://schemas.openxmlformats.org/officeDocument/2006/relationships" xmlns:m="http://schemas.openxmlformats.org/officeDocument/2006/math" xmlns:v="urn:schemas-microsoft-com:vml" xmlns:wp14="http://schemas.microsoft.com/office/word/2010/wordprocessingDrawing" xmlns:wp="http://schemas.openxmlformats.org/drawingml/2006/wordprocessingDrawing" xmlns:w10="urn:schemas-microsoft-com:office:word" xmlns:w="http://schemas.openxmlformats.org/wordprocessingml/2006/main" xmlns:w14="http://schemas.microsoft.com/office/word/2010/wordml" xmlns:wpg="http://schemas.microsoft.com/office/word/2010/wordprocessingGroup" xmlns:wpi="http://schemas.microsoft.com/office/word/2010/wordprocessingInk" xmlns:wne="http://schemas.microsoft.com/office/word/2006/wordml" xmlns:wps="http://schemas.microsoft.com/office/word/2010/wordprocessingShape" xmlns:wpsCustomData="http://www.wps.cn/officeDocument/2013/wpsCustomData" mc:Ignorable="w14 wp14">
   <w:abstractNum w:abstractNumId="0">
     <w:nsid w:val="8E402F3A"/>
     <w:multiLevelType w:val="singleLevel"/>
     <w:tmpl w:val="8E402F3A"/>
-    <w:lvl w:ilvl="0">
+    <w:lvl w:ilvl="0" w:tentative="0">
       <w:start w:val="1"/>
       <w:numFmt w:val="decimal"/>
       <w:lvlText w:val="(%1)"/>
@@ -6419,10 +6510,10 @@
     <w:nsid w:val="8E964DCE"/>
     <w:multiLevelType w:val="multilevel"/>
     <w:tmpl w:val="8E964DCE"/>
-    <w:lvl w:ilvl="0">
+    <w:lvl w:ilvl="0" w:tentative="0">
       <w:start w:val="1"/>
       <w:numFmt w:val="decimal"/>
-      <w:pStyle w:val="Heading1"/>
+      <w:pStyle w:val="2"/>
       <w:lvlText w:val="%1."/>
       <w:lvlJc w:val="left"/>
       <w:pPr>
@@ -6432,10 +6523,10 @@
         <w:rFonts w:hint="default"/>
       </w:rPr>
     </w:lvl>
-    <w:lvl w:ilvl="1">
+    <w:lvl w:ilvl="1" w:tentative="0">
       <w:start w:val="1"/>
       <w:numFmt w:val="decimal"/>
-      <w:pStyle w:val="Heading2"/>
+      <w:pStyle w:val="3"/>
       <w:lvlText w:val="%1.%2."/>
       <w:lvlJc w:val="left"/>
       <w:pPr>
@@ -6445,10 +6536,10 @@
         <w:rFonts w:hint="default"/>
       </w:rPr>
     </w:lvl>
-    <w:lvl w:ilvl="2">
+    <w:lvl w:ilvl="2" w:tentative="0">
       <w:start w:val="1"/>
       <w:numFmt w:val="decimal"/>
-      <w:pStyle w:val="Heading3"/>
+      <w:pStyle w:val="4"/>
       <w:lvlText w:val="%1.%2.%3."/>
       <w:lvlJc w:val="left"/>
       <w:pPr>
@@ -6458,10 +6549,10 @@
         <w:rFonts w:hint="default"/>
       </w:rPr>
     </w:lvl>
-    <w:lvl w:ilvl="3">
+    <w:lvl w:ilvl="3" w:tentative="0">
       <w:start w:val="1"/>
       <w:numFmt w:val="decimal"/>
-      <w:pStyle w:val="Heading4"/>
+      <w:pStyle w:val="5"/>
       <w:lvlText w:val="%1.%2.%3.%4."/>
       <w:lvlJc w:val="left"/>
       <w:pPr>
@@ -6471,10 +6562,10 @@
         <w:rFonts w:hint="default"/>
       </w:rPr>
     </w:lvl>
-    <w:lvl w:ilvl="4">
+    <w:lvl w:ilvl="4" w:tentative="0">
       <w:start w:val="1"/>
       <w:numFmt w:val="decimal"/>
-      <w:pStyle w:val="Heading5"/>
+      <w:pStyle w:val="6"/>
       <w:lvlText w:val="%1.%2.%3.%4.%5."/>
       <w:lvlJc w:val="left"/>
       <w:pPr>
@@ -6484,10 +6575,10 @@
         <w:rFonts w:hint="default"/>
       </w:rPr>
     </w:lvl>
-    <w:lvl w:ilvl="5">
+    <w:lvl w:ilvl="5" w:tentative="0">
       <w:start w:val="1"/>
       <w:numFmt w:val="decimal"/>
-      <w:pStyle w:val="Heading6"/>
+      <w:pStyle w:val="7"/>
       <w:lvlText w:val="%1.%2.%3.%4.%5.%6."/>
       <w:lvlJc w:val="left"/>
       <w:pPr>
@@ -6497,10 +6588,10 @@
         <w:rFonts w:hint="default"/>
       </w:rPr>
     </w:lvl>
-    <w:lvl w:ilvl="6">
+    <w:lvl w:ilvl="6" w:tentative="0">
       <w:start w:val="1"/>
       <w:numFmt w:val="decimal"/>
-      <w:pStyle w:val="Heading7"/>
+      <w:pStyle w:val="8"/>
       <w:lvlText w:val="%1.%2.%3.%4.%5.%6.%7."/>
       <w:lvlJc w:val="left"/>
       <w:pPr>
@@ -6510,10 +6601,10 @@
         <w:rFonts w:hint="default"/>
       </w:rPr>
     </w:lvl>
-    <w:lvl w:ilvl="7">
+    <w:lvl w:ilvl="7" w:tentative="0">
       <w:start w:val="1"/>
       <w:numFmt w:val="decimal"/>
-      <w:pStyle w:val="Heading8"/>
+      <w:pStyle w:val="9"/>
       <w:lvlText w:val="%1.%2.%3.%4.%5.%6.%7.%8."/>
       <w:lvlJc w:val="left"/>
       <w:pPr>
@@ -6523,10 +6614,10 @@
         <w:rFonts w:hint="default"/>
       </w:rPr>
     </w:lvl>
-    <w:lvl w:ilvl="8">
+    <w:lvl w:ilvl="8" w:tentative="0">
       <w:start w:val="1"/>
       <w:numFmt w:val="decimal"/>
-      <w:pStyle w:val="Heading9"/>
+      <w:pStyle w:val="10"/>
       <w:lvlText w:val="%1.%2.%3.%4.%5.%6.%7.%8.%9."/>
       <w:lvlJc w:val="left"/>
       <w:pPr>
@@ -6541,7 +6632,7 @@
     <w:nsid w:val="9A52D80F"/>
     <w:multiLevelType w:val="singleLevel"/>
     <w:tmpl w:val="9A52D80F"/>
-    <w:lvl w:ilvl="0">
+    <w:lvl w:ilvl="0" w:tentative="0">
       <w:start w:val="1"/>
       <w:numFmt w:val="decimal"/>
       <w:lvlText w:val="%1."/>
@@ -6558,7 +6649,7 @@
     <w:nsid w:val="A1ADF845"/>
     <w:multiLevelType w:val="singleLevel"/>
     <w:tmpl w:val="A1ADF845"/>
-    <w:lvl w:ilvl="0">
+    <w:lvl w:ilvl="0" w:tentative="0">
       <w:start w:val="1"/>
       <w:numFmt w:val="decimal"/>
       <w:lvlText w:val="(%1)"/>
@@ -6578,7 +6669,7 @@
     <w:nsid w:val="BA6558BF"/>
     <w:multiLevelType w:val="singleLevel"/>
     <w:tmpl w:val="BA6558BF"/>
-    <w:lvl w:ilvl="0">
+    <w:lvl w:ilvl="0" w:tentative="0">
       <w:start w:val="1"/>
       <w:numFmt w:val="decimal"/>
       <w:lvlText w:val="(%1)"/>
@@ -6598,7 +6689,7 @@
     <w:nsid w:val="BE1B1E4A"/>
     <w:multiLevelType w:val="singleLevel"/>
     <w:tmpl w:val="BE1B1E4A"/>
-    <w:lvl w:ilvl="0">
+    <w:lvl w:ilvl="0" w:tentative="0">
       <w:start w:val="1"/>
       <w:numFmt w:val="decimal"/>
       <w:lvlText w:val="%1."/>
@@ -6615,7 +6706,7 @@
     <w:nsid w:val="E30D0B23"/>
     <w:multiLevelType w:val="singleLevel"/>
     <w:tmpl w:val="E30D0B23"/>
-    <w:lvl w:ilvl="0">
+    <w:lvl w:ilvl="0" w:tentative="0">
       <w:start w:val="1"/>
       <w:numFmt w:val="decimal"/>
       <w:lvlText w:val="%1."/>
@@ -6632,7 +6723,7 @@
     <w:nsid w:val="EC1F30A8"/>
     <w:multiLevelType w:val="singleLevel"/>
     <w:tmpl w:val="EC1F30A8"/>
-    <w:lvl w:ilvl="0">
+    <w:lvl w:ilvl="0" w:tentative="0">
       <w:start w:val="1"/>
       <w:numFmt w:val="decimal"/>
       <w:lvlText w:val="%1."/>
@@ -6649,7 +6740,7 @@
     <w:nsid w:val="F9539CF3"/>
     <w:multiLevelType w:val="singleLevel"/>
     <w:tmpl w:val="F9539CF3"/>
-    <w:lvl w:ilvl="0">
+    <w:lvl w:ilvl="0" w:tentative="0">
       <w:start w:val="1"/>
       <w:numFmt w:val="decimal"/>
       <w:lvlText w:val="%1."/>
@@ -6666,7 +6757,7 @@
     <w:nsid w:val="16090DDE"/>
     <w:multiLevelType w:val="singleLevel"/>
     <w:tmpl w:val="16090DDE"/>
-    <w:lvl w:ilvl="0">
+    <w:lvl w:ilvl="0" w:tentative="0">
       <w:start w:val="1"/>
       <w:numFmt w:val="decimal"/>
       <w:lvlText w:val="%1."/>
@@ -6683,7 +6774,7 @@
     <w:nsid w:val="1C5D99AC"/>
     <w:multiLevelType w:val="singleLevel"/>
     <w:tmpl w:val="1C5D99AC"/>
-    <w:lvl w:ilvl="0">
+    <w:lvl w:ilvl="0" w:tentative="0">
       <w:start w:val="1"/>
       <w:numFmt w:val="decimal"/>
       <w:lvlText w:val="(%1)"/>
@@ -6703,7 +6794,7 @@
     <w:nsid w:val="510F708C"/>
     <w:multiLevelType w:val="singleLevel"/>
     <w:tmpl w:val="510F708C"/>
-    <w:lvl w:ilvl="0">
+    <w:lvl w:ilvl="0" w:tentative="0">
       <w:start w:val="1"/>
       <w:numFmt w:val="decimal"/>
       <w:lvlText w:val="%1."/>
@@ -6720,7 +6811,7 @@
     <w:nsid w:val="7E84A521"/>
     <w:multiLevelType w:val="singleLevel"/>
     <w:tmpl w:val="7E84A521"/>
-    <w:lvl w:ilvl="0">
+    <w:lvl w:ilvl="0" w:tentative="0">
       <w:start w:val="1"/>
       <w:numFmt w:val="decimal"/>
       <w:lvlText w:val="(%1)"/>
@@ -6779,267 +6870,269 @@
 </file>
 
 <file path=word/styles.xml><?xml version="1.0" encoding="utf-8"?>
-<w:styles xmlns:mc="http://schemas.openxmlformats.org/markup-compatibility/2006" xmlns:r="http://schemas.openxmlformats.org/officeDocument/2006/relationships" xmlns:w="http://schemas.openxmlformats.org/wordprocessingml/2006/main" xmlns:w14="http://schemas.microsoft.com/office/word/2010/wordml" xmlns:w15="http://schemas.microsoft.com/office/word/2012/wordml" mc:Ignorable="w14 w15">
+<w:styles xmlns:mc="http://schemas.openxmlformats.org/markup-compatibility/2006" xmlns:o="urn:schemas-microsoft-com:office:office" xmlns:r="http://schemas.openxmlformats.org/officeDocument/2006/relationships" xmlns:m="http://schemas.openxmlformats.org/officeDocument/2006/math" xmlns:v="urn:schemas-microsoft-com:vml" xmlns:w="http://schemas.openxmlformats.org/wordprocessingml/2006/main" xmlns:w14="http://schemas.microsoft.com/office/word/2010/wordml" xmlns:w10="urn:schemas-microsoft-com:office:word" xmlns:sl="http://schemas.openxmlformats.org/schemaLibrary/2006/main" xmlns:wpsCustomData="http://www.wps.cn/officeDocument/2013/wpsCustomData" mc:Ignorable="w14">
   <w:docDefaults>
     <w:rPrDefault>
       <w:rPr>
-        <w:rFonts w:ascii="Times New Roman" w:eastAsia="宋体" w:hAnsi="Times New Roman" w:cs="Times New Roman"/>
+        <w:rFonts w:ascii="Times New Roman" w:hAnsi="Times New Roman" w:eastAsia="宋体" w:cs="Times New Roman"/>
       </w:rPr>
     </w:rPrDefault>
     <w:pPrDefault/>
   </w:docDefaults>
-  <w:latentStyles w:defLockedState="0" w:defUIPriority="99" w:defSemiHidden="1" w:defUnhideWhenUsed="1" w:defQFormat="0" w:count="260">
-    <w:lsdException w:name="Normal" w:semiHidden="0" w:uiPriority="0" w:unhideWhenUsed="0" w:qFormat="1"/>
-    <w:lsdException w:name="heading 1" w:semiHidden="0" w:uiPriority="0" w:unhideWhenUsed="0" w:qFormat="1"/>
-    <w:lsdException w:name="heading 2" w:semiHidden="0" w:uiPriority="0" w:qFormat="1"/>
-    <w:lsdException w:name="heading 3" w:uiPriority="0" w:qFormat="1"/>
-    <w:lsdException w:name="heading 4" w:semiHidden="0" w:uiPriority="0" w:qFormat="1"/>
-    <w:lsdException w:name="heading 5" w:uiPriority="0" w:qFormat="1"/>
-    <w:lsdException w:name="heading 6" w:uiPriority="0" w:qFormat="1"/>
-    <w:lsdException w:name="heading 7" w:uiPriority="0" w:qFormat="1"/>
-    <w:lsdException w:name="heading 8" w:uiPriority="0" w:qFormat="1"/>
-    <w:lsdException w:name="heading 9" w:uiPriority="0" w:qFormat="1"/>
-    <w:lsdException w:name="index 1" w:semiHidden="0" w:uiPriority="0" w:unhideWhenUsed="0"/>
-    <w:lsdException w:name="index 2" w:semiHidden="0" w:uiPriority="0" w:unhideWhenUsed="0"/>
-    <w:lsdException w:name="index 3" w:semiHidden="0" w:uiPriority="0" w:unhideWhenUsed="0"/>
-    <w:lsdException w:name="index 4" w:semiHidden="0" w:uiPriority="0" w:unhideWhenUsed="0"/>
-    <w:lsdException w:name="index 5" w:semiHidden="0" w:uiPriority="0" w:unhideWhenUsed="0"/>
-    <w:lsdException w:name="index 6" w:semiHidden="0" w:uiPriority="0" w:unhideWhenUsed="0"/>
-    <w:lsdException w:name="index 7" w:semiHidden="0" w:uiPriority="0" w:unhideWhenUsed="0"/>
-    <w:lsdException w:name="index 8" w:semiHidden="0" w:uiPriority="0" w:unhideWhenUsed="0"/>
-    <w:lsdException w:name="index 9" w:semiHidden="0" w:uiPriority="0" w:unhideWhenUsed="0"/>
-    <w:lsdException w:name="toc 1" w:semiHidden="0" w:uiPriority="0" w:unhideWhenUsed="0" w:qFormat="1"/>
-    <w:lsdException w:name="toc 2" w:semiHidden="0" w:uiPriority="0" w:unhideWhenUsed="0" w:qFormat="1"/>
-    <w:lsdException w:name="toc 3" w:semiHidden="0" w:uiPriority="0" w:unhideWhenUsed="0" w:qFormat="1"/>
-    <w:lsdException w:name="toc 4" w:semiHidden="0" w:uiPriority="0" w:unhideWhenUsed="0"/>
-    <w:lsdException w:name="toc 5" w:semiHidden="0" w:uiPriority="0" w:unhideWhenUsed="0"/>
-    <w:lsdException w:name="toc 6" w:semiHidden="0" w:uiPriority="0" w:unhideWhenUsed="0"/>
-    <w:lsdException w:name="toc 7" w:semiHidden="0" w:uiPriority="0" w:unhideWhenUsed="0"/>
-    <w:lsdException w:name="toc 8" w:semiHidden="0" w:uiPriority="0" w:unhideWhenUsed="0"/>
-    <w:lsdException w:name="toc 9" w:semiHidden="0" w:uiPriority="0" w:unhideWhenUsed="0"/>
-    <w:lsdException w:name="Normal Indent" w:semiHidden="0" w:uiPriority="0" w:unhideWhenUsed="0"/>
-    <w:lsdException w:name="footnote text" w:semiHidden="0" w:uiPriority="0" w:unhideWhenUsed="0"/>
-    <w:lsdException w:name="annotation text" w:semiHidden="0" w:uiPriority="0" w:unhideWhenUsed="0" w:qFormat="1"/>
-    <w:lsdException w:name="header" w:semiHidden="0" w:uiPriority="0" w:unhideWhenUsed="0" w:qFormat="1"/>
-    <w:lsdException w:name="footer" w:semiHidden="0" w:uiPriority="0" w:unhideWhenUsed="0" w:qFormat="1"/>
-    <w:lsdException w:name="index heading" w:semiHidden="0" w:uiPriority="0" w:unhideWhenUsed="0"/>
-    <w:lsdException w:name="caption" w:uiPriority="0" w:qFormat="1"/>
-    <w:lsdException w:name="table of figures" w:semiHidden="0" w:uiPriority="0" w:unhideWhenUsed="0"/>
-    <w:lsdException w:name="envelope address" w:semiHidden="0" w:uiPriority="0" w:unhideWhenUsed="0"/>
-    <w:lsdException w:name="envelope return" w:semiHidden="0" w:uiPriority="0" w:unhideWhenUsed="0"/>
-    <w:lsdException w:name="footnote reference" w:semiHidden="0" w:uiPriority="0" w:unhideWhenUsed="0"/>
-    <w:lsdException w:name="annotation reference" w:semiHidden="0" w:uiPriority="0" w:unhideWhenUsed="0"/>
-    <w:lsdException w:name="line number" w:semiHidden="0" w:uiPriority="0" w:unhideWhenUsed="0"/>
-    <w:lsdException w:name="page number" w:semiHidden="0" w:uiPriority="0" w:unhideWhenUsed="0"/>
-    <w:lsdException w:name="endnote reference" w:semiHidden="0" w:uiPriority="0" w:unhideWhenUsed="0"/>
-    <w:lsdException w:name="endnote text" w:semiHidden="0" w:uiPriority="0" w:unhideWhenUsed="0"/>
-    <w:lsdException w:name="table of authorities" w:semiHidden="0" w:uiPriority="0" w:unhideWhenUsed="0"/>
-    <w:lsdException w:name="macro" w:semiHidden="0" w:uiPriority="0" w:unhideWhenUsed="0"/>
-    <w:lsdException w:name="toa heading" w:semiHidden="0" w:uiPriority="0" w:unhideWhenUsed="0"/>
-    <w:lsdException w:name="List" w:semiHidden="0" w:uiPriority="0" w:unhideWhenUsed="0"/>
-    <w:lsdException w:name="List Bullet" w:semiHidden="0" w:uiPriority="0" w:unhideWhenUsed="0"/>
-    <w:lsdException w:name="List Number" w:semiHidden="0" w:uiPriority="0" w:unhideWhenUsed="0"/>
-    <w:lsdException w:name="List 2" w:semiHidden="0" w:uiPriority="0" w:unhideWhenUsed="0"/>
-    <w:lsdException w:name="List 3" w:semiHidden="0" w:uiPriority="0" w:unhideWhenUsed="0"/>
-    <w:lsdException w:name="List 4" w:semiHidden="0" w:uiPriority="0" w:unhideWhenUsed="0"/>
-    <w:lsdException w:name="List 5" w:semiHidden="0" w:uiPriority="0" w:unhideWhenUsed="0"/>
-    <w:lsdException w:name="List Bullet 2" w:semiHidden="0" w:uiPriority="0" w:unhideWhenUsed="0"/>
-    <w:lsdException w:name="List Bullet 3" w:semiHidden="0" w:uiPriority="0" w:unhideWhenUsed="0"/>
-    <w:lsdException w:name="List Bullet 4" w:semiHidden="0" w:uiPriority="0" w:unhideWhenUsed="0"/>
-    <w:lsdException w:name="List Bullet 5" w:semiHidden="0" w:uiPriority="0" w:unhideWhenUsed="0"/>
-    <w:lsdException w:name="List Number 2" w:semiHidden="0" w:uiPriority="0" w:unhideWhenUsed="0"/>
-    <w:lsdException w:name="List Number 3" w:semiHidden="0" w:uiPriority="0" w:unhideWhenUsed="0"/>
-    <w:lsdException w:name="List Number 4" w:semiHidden="0" w:uiPriority="0" w:unhideWhenUsed="0"/>
-    <w:lsdException w:name="List Number 5" w:semiHidden="0" w:uiPriority="0" w:unhideWhenUsed="0"/>
-    <w:lsdException w:name="Title" w:semiHidden="0" w:uiPriority="0" w:unhideWhenUsed="0" w:qFormat="1"/>
-    <w:lsdException w:name="Closing" w:semiHidden="0" w:uiPriority="0" w:unhideWhenUsed="0"/>
-    <w:lsdException w:name="Signature" w:semiHidden="0" w:uiPriority="0" w:unhideWhenUsed="0"/>
-    <w:lsdException w:name="Default Paragraph Font" w:uiPriority="0" w:unhideWhenUsed="0" w:qFormat="1"/>
-    <w:lsdException w:name="Body Text" w:uiPriority="0" w:unhideWhenUsed="0" w:qFormat="1"/>
-    <w:lsdException w:name="Body Text Indent" w:semiHidden="0" w:uiPriority="0" w:unhideWhenUsed="0"/>
-    <w:lsdException w:name="List Continue" w:semiHidden="0" w:uiPriority="0" w:unhideWhenUsed="0"/>
-    <w:lsdException w:name="List Continue 2" w:semiHidden="0" w:uiPriority="0" w:unhideWhenUsed="0"/>
-    <w:lsdException w:name="List Continue 3" w:semiHidden="0" w:uiPriority="0" w:unhideWhenUsed="0"/>
-    <w:lsdException w:name="List Continue 4" w:semiHidden="0" w:uiPriority="0" w:unhideWhenUsed="0"/>
-    <w:lsdException w:name="List Continue 5" w:semiHidden="0" w:uiPriority="0" w:unhideWhenUsed="0"/>
-    <w:lsdException w:name="Message Header" w:semiHidden="0" w:uiPriority="0" w:unhideWhenUsed="0"/>
-    <w:lsdException w:name="Subtitle" w:semiHidden="0" w:uiPriority="0" w:unhideWhenUsed="0" w:qFormat="1"/>
-    <w:lsdException w:name="Salutation" w:semiHidden="0" w:uiPriority="0" w:unhideWhenUsed="0"/>
-    <w:lsdException w:name="Date" w:semiHidden="0" w:uiPriority="0" w:unhideWhenUsed="0"/>
-    <w:lsdException w:name="Body Text First Indent" w:semiHidden="0" w:uiPriority="0" w:unhideWhenUsed="0"/>
-    <w:lsdException w:name="Body Text First Indent 2" w:semiHidden="0" w:uiPriority="0" w:unhideWhenUsed="0"/>
-    <w:lsdException w:name="Body Text 2" w:semiHidden="0" w:uiPriority="0" w:unhideWhenUsed="0"/>
-    <w:lsdException w:name="Body Text 3" w:semiHidden="0" w:uiPriority="0" w:unhideWhenUsed="0"/>
-    <w:lsdException w:name="Body Text Indent 2" w:semiHidden="0" w:uiPriority="0" w:unhideWhenUsed="0"/>
-    <w:lsdException w:name="Body Text Indent 3" w:semiHidden="0" w:uiPriority="0" w:unhideWhenUsed="0"/>
-    <w:lsdException w:name="Block Text" w:semiHidden="0" w:uiPriority="0" w:unhideWhenUsed="0"/>
-    <w:lsdException w:name="Hyperlink" w:semiHidden="0" w:uiPriority="0" w:unhideWhenUsed="0"/>
-    <w:lsdException w:name="FollowedHyperlink" w:semiHidden="0" w:uiPriority="0" w:unhideWhenUsed="0"/>
-    <w:lsdException w:name="Strong" w:semiHidden="0" w:uiPriority="0" w:unhideWhenUsed="0" w:qFormat="1"/>
-    <w:lsdException w:name="Emphasis" w:semiHidden="0" w:uiPriority="0" w:unhideWhenUsed="0" w:qFormat="1"/>
-    <w:lsdException w:name="Document Map" w:semiHidden="0" w:uiPriority="0" w:unhideWhenUsed="0"/>
-    <w:lsdException w:name="Plain Text" w:semiHidden="0" w:uiPriority="0" w:unhideWhenUsed="0"/>
-    <w:lsdException w:name="E-mail Signature" w:semiHidden="0" w:uiPriority="0" w:unhideWhenUsed="0"/>
-    <w:lsdException w:name="Normal (Web)" w:semiHidden="0" w:uiPriority="0" w:unhideWhenUsed="0" w:qFormat="1"/>
-    <w:lsdException w:name="HTML Acronym" w:semiHidden="0" w:uiPriority="0" w:unhideWhenUsed="0"/>
-    <w:lsdException w:name="HTML Address" w:semiHidden="0" w:uiPriority="0" w:unhideWhenUsed="0"/>
-    <w:lsdException w:name="HTML Cite" w:semiHidden="0" w:uiPriority="0" w:unhideWhenUsed="0"/>
-    <w:lsdException w:name="HTML Code" w:semiHidden="0" w:uiPriority="0" w:unhideWhenUsed="0"/>
-    <w:lsdException w:name="HTML Definition" w:semiHidden="0" w:uiPriority="0" w:unhideWhenUsed="0"/>
-    <w:lsdException w:name="HTML Keyboard" w:semiHidden="0" w:uiPriority="0" w:unhideWhenUsed="0"/>
-    <w:lsdException w:name="HTML Preformatted" w:semiHidden="0" w:uiPriority="0" w:unhideWhenUsed="0"/>
-    <w:lsdException w:name="HTML Sample" w:semiHidden="0" w:uiPriority="0" w:unhideWhenUsed="0"/>
-    <w:lsdException w:name="HTML Typewriter" w:semiHidden="0" w:uiPriority="0" w:unhideWhenUsed="0"/>
-    <w:lsdException w:name="HTML Variable" w:semiHidden="0" w:uiPriority="0" w:unhideWhenUsed="0"/>
-    <w:lsdException w:name="Normal Table" w:uiPriority="0" w:unhideWhenUsed="0" w:qFormat="1"/>
-    <w:lsdException w:name="annotation subject" w:semiHidden="0" w:uiPriority="0" w:unhideWhenUsed="0"/>
-    <w:lsdException w:name="Table Simple 1" w:semiHidden="0" w:uiPriority="0" w:unhideWhenUsed="0"/>
-    <w:lsdException w:name="Table Simple 2" w:semiHidden="0" w:uiPriority="0" w:unhideWhenUsed="0"/>
-    <w:lsdException w:name="Table Simple 3" w:semiHidden="0" w:uiPriority="0" w:unhideWhenUsed="0"/>
-    <w:lsdException w:name="Table Classic 1" w:semiHidden="0" w:uiPriority="0" w:unhideWhenUsed="0"/>
-    <w:lsdException w:name="Table Classic 2" w:semiHidden="0" w:uiPriority="0" w:unhideWhenUsed="0"/>
-    <w:lsdException w:name="Table Classic 3" w:semiHidden="0" w:uiPriority="0" w:unhideWhenUsed="0"/>
-    <w:lsdException w:name="Table Classic 4" w:semiHidden="0" w:uiPriority="0" w:unhideWhenUsed="0"/>
-    <w:lsdException w:name="Table Colorful 1" w:semiHidden="0" w:uiPriority="0" w:unhideWhenUsed="0"/>
-    <w:lsdException w:name="Table Colorful 2" w:semiHidden="0" w:uiPriority="0" w:unhideWhenUsed="0"/>
-    <w:lsdException w:name="Table Colorful 3" w:semiHidden="0" w:uiPriority="0" w:unhideWhenUsed="0"/>
-    <w:lsdException w:name="Table Columns 1" w:semiHidden="0" w:uiPriority="0" w:unhideWhenUsed="0"/>
-    <w:lsdException w:name="Table Columns 2" w:semiHidden="0" w:uiPriority="0" w:unhideWhenUsed="0"/>
-    <w:lsdException w:name="Table Columns 3" w:semiHidden="0" w:uiPriority="0" w:unhideWhenUsed="0"/>
-    <w:lsdException w:name="Table Columns 4" w:semiHidden="0" w:uiPriority="0" w:unhideWhenUsed="0"/>
-    <w:lsdException w:name="Table Columns 5" w:semiHidden="0" w:uiPriority="0" w:unhideWhenUsed="0"/>
-    <w:lsdException w:name="Table Grid 1" w:semiHidden="0" w:uiPriority="0" w:unhideWhenUsed="0"/>
-    <w:lsdException w:name="Table Grid 2" w:semiHidden="0" w:uiPriority="0" w:unhideWhenUsed="0"/>
-    <w:lsdException w:name="Table Grid 3" w:semiHidden="0" w:uiPriority="0" w:unhideWhenUsed="0"/>
-    <w:lsdException w:name="Table Grid 4" w:semiHidden="0" w:uiPriority="0" w:unhideWhenUsed="0"/>
-    <w:lsdException w:name="Table Grid 5" w:semiHidden="0" w:uiPriority="0" w:unhideWhenUsed="0"/>
-    <w:lsdException w:name="Table Grid 6" w:semiHidden="0" w:uiPriority="0" w:unhideWhenUsed="0"/>
-    <w:lsdException w:name="Table Grid 7" w:semiHidden="0" w:uiPriority="0" w:unhideWhenUsed="0"/>
-    <w:lsdException w:name="Table Grid 8" w:semiHidden="0" w:uiPriority="0" w:unhideWhenUsed="0"/>
-    <w:lsdException w:name="Table List 1" w:semiHidden="0" w:uiPriority="0" w:unhideWhenUsed="0"/>
-    <w:lsdException w:name="Table List 2" w:semiHidden="0" w:uiPriority="0" w:unhideWhenUsed="0"/>
-    <w:lsdException w:name="Table List 3" w:semiHidden="0" w:uiPriority="0" w:unhideWhenUsed="0"/>
-    <w:lsdException w:name="Table List 4" w:semiHidden="0" w:uiPriority="0" w:unhideWhenUsed="0"/>
-    <w:lsdException w:name="Table List 5" w:semiHidden="0" w:uiPriority="0" w:unhideWhenUsed="0"/>
-    <w:lsdException w:name="Table List 6" w:semiHidden="0" w:uiPriority="0" w:unhideWhenUsed="0"/>
-    <w:lsdException w:name="Table List 7" w:semiHidden="0" w:uiPriority="0" w:unhideWhenUsed="0"/>
-    <w:lsdException w:name="Table List 8" w:semiHidden="0" w:uiPriority="0" w:unhideWhenUsed="0"/>
-    <w:lsdException w:name="Table 3D effects 1" w:semiHidden="0" w:uiPriority="0" w:unhideWhenUsed="0"/>
-    <w:lsdException w:name="Table 3D effects 2" w:semiHidden="0" w:uiPriority="0" w:unhideWhenUsed="0"/>
-    <w:lsdException w:name="Table 3D effects 3" w:semiHidden="0" w:uiPriority="0" w:unhideWhenUsed="0"/>
-    <w:lsdException w:name="Table Contemporary" w:semiHidden="0" w:uiPriority="0" w:unhideWhenUsed="0"/>
-    <w:lsdException w:name="Table Elegant" w:semiHidden="0" w:uiPriority="0" w:unhideWhenUsed="0"/>
-    <w:lsdException w:name="Table Professional" w:semiHidden="0" w:uiPriority="0" w:unhideWhenUsed="0"/>
-    <w:lsdException w:name="Table Subtle 1" w:semiHidden="0" w:uiPriority="0" w:unhideWhenUsed="0"/>
-    <w:lsdException w:name="Table Subtle 2" w:semiHidden="0" w:uiPriority="0" w:unhideWhenUsed="0"/>
-    <w:lsdException w:name="Table Web 1" w:semiHidden="0" w:uiPriority="0" w:unhideWhenUsed="0"/>
-    <w:lsdException w:name="Table Web 2" w:semiHidden="0" w:uiPriority="0" w:unhideWhenUsed="0"/>
-    <w:lsdException w:name="Table Web 3" w:semiHidden="0" w:uiPriority="0" w:unhideWhenUsed="0"/>
-    <w:lsdException w:name="Balloon Text" w:semiHidden="0" w:uiPriority="0" w:unhideWhenUsed="0"/>
-    <w:lsdException w:name="Table Grid" w:semiHidden="0" w:uiPriority="0" w:unhideWhenUsed="0" w:qFormat="1"/>
-    <w:lsdException w:name="Table Theme" w:semiHidden="0" w:uiPriority="0" w:unhideWhenUsed="0"/>
-    <w:lsdException w:name="Light Shading" w:semiHidden="0" w:uiPriority="60" w:unhideWhenUsed="0"/>
-    <w:lsdException w:name="Light List" w:semiHidden="0" w:uiPriority="61" w:unhideWhenUsed="0"/>
-    <w:lsdException w:name="Light Grid" w:semiHidden="0" w:uiPriority="62" w:unhideWhenUsed="0"/>
-    <w:lsdException w:name="Medium Shading 1" w:semiHidden="0" w:uiPriority="63" w:unhideWhenUsed="0"/>
-    <w:lsdException w:name="Medium Shading 2" w:semiHidden="0" w:uiPriority="64" w:unhideWhenUsed="0"/>
-    <w:lsdException w:name="Medium List 1" w:semiHidden="0" w:uiPriority="65" w:unhideWhenUsed="0"/>
-    <w:lsdException w:name="Medium List 2" w:semiHidden="0" w:uiPriority="66" w:unhideWhenUsed="0"/>
-    <w:lsdException w:name="Medium Grid 1" w:semiHidden="0" w:uiPriority="67" w:unhideWhenUsed="0"/>
-    <w:lsdException w:name="Medium Grid 2" w:semiHidden="0" w:uiPriority="68" w:unhideWhenUsed="0"/>
-    <w:lsdException w:name="Medium Grid 3" w:semiHidden="0" w:uiPriority="69" w:unhideWhenUsed="0"/>
-    <w:lsdException w:name="Dark List" w:semiHidden="0" w:uiPriority="70" w:unhideWhenUsed="0"/>
-    <w:lsdException w:name="Colorful Shading" w:semiHidden="0" w:uiPriority="71" w:unhideWhenUsed="0"/>
-    <w:lsdException w:name="Colorful List" w:semiHidden="0" w:uiPriority="72" w:unhideWhenUsed="0"/>
-    <w:lsdException w:name="Colorful Grid" w:semiHidden="0" w:uiPriority="73" w:unhideWhenUsed="0"/>
-    <w:lsdException w:name="Light Shading Accent 1" w:semiHidden="0" w:uiPriority="60" w:unhideWhenUsed="0"/>
-    <w:lsdException w:name="Light List Accent 1" w:semiHidden="0" w:uiPriority="61" w:unhideWhenUsed="0"/>
-    <w:lsdException w:name="Light Grid Accent 1" w:semiHidden="0" w:uiPriority="62" w:unhideWhenUsed="0"/>
-    <w:lsdException w:name="Medium Shading 1 Accent 1" w:semiHidden="0" w:uiPriority="63" w:unhideWhenUsed="0"/>
-    <w:lsdException w:name="Medium Shading 2 Accent 1" w:semiHidden="0" w:uiPriority="64" w:unhideWhenUsed="0"/>
-    <w:lsdException w:name="Medium List 1 Accent 1" w:semiHidden="0" w:uiPriority="65" w:unhideWhenUsed="0"/>
-    <w:lsdException w:name="Medium List 2 Accent 1" w:semiHidden="0" w:uiPriority="66" w:unhideWhenUsed="0"/>
-    <w:lsdException w:name="Medium Grid 1 Accent 1" w:semiHidden="0" w:uiPriority="67" w:unhideWhenUsed="0"/>
-    <w:lsdException w:name="Medium Grid 2 Accent 1" w:semiHidden="0" w:uiPriority="68" w:unhideWhenUsed="0"/>
-    <w:lsdException w:name="Medium Grid 3 Accent 1" w:semiHidden="0" w:uiPriority="69" w:unhideWhenUsed="0"/>
-    <w:lsdException w:name="Dark List Accent 1" w:semiHidden="0" w:uiPriority="70" w:unhideWhenUsed="0"/>
-    <w:lsdException w:name="Colorful Shading Accent 1" w:semiHidden="0" w:uiPriority="71" w:unhideWhenUsed="0"/>
-    <w:lsdException w:name="Colorful List Accent 1" w:semiHidden="0" w:uiPriority="72" w:unhideWhenUsed="0"/>
-    <w:lsdException w:name="Colorful Grid Accent 1" w:semiHidden="0" w:uiPriority="73" w:unhideWhenUsed="0"/>
-    <w:lsdException w:name="Light Shading Accent 2" w:semiHidden="0" w:uiPriority="60" w:unhideWhenUsed="0"/>
-    <w:lsdException w:name="Light List Accent 2" w:semiHidden="0" w:uiPriority="61" w:unhideWhenUsed="0"/>
-    <w:lsdException w:name="Light Grid Accent 2" w:semiHidden="0" w:uiPriority="62" w:unhideWhenUsed="0"/>
-    <w:lsdException w:name="Medium Shading 1 Accent 2" w:semiHidden="0" w:uiPriority="63" w:unhideWhenUsed="0"/>
-    <w:lsdException w:name="Medium Shading 2 Accent 2" w:semiHidden="0" w:uiPriority="64" w:unhideWhenUsed="0"/>
-    <w:lsdException w:name="Medium List 1 Accent 2" w:semiHidden="0" w:uiPriority="65" w:unhideWhenUsed="0"/>
-    <w:lsdException w:name="Medium List 2 Accent 2" w:semiHidden="0" w:uiPriority="66" w:unhideWhenUsed="0"/>
-    <w:lsdException w:name="Medium Grid 1 Accent 2" w:semiHidden="0" w:uiPriority="67" w:unhideWhenUsed="0"/>
-    <w:lsdException w:name="Medium Grid 2 Accent 2" w:semiHidden="0" w:uiPriority="68" w:unhideWhenUsed="0"/>
-    <w:lsdException w:name="Medium Grid 3 Accent 2" w:semiHidden="0" w:uiPriority="69" w:unhideWhenUsed="0"/>
-    <w:lsdException w:name="Dark List Accent 2" w:semiHidden="0" w:uiPriority="70" w:unhideWhenUsed="0"/>
-    <w:lsdException w:name="Colorful Shading Accent 2" w:semiHidden="0" w:uiPriority="71" w:unhideWhenUsed="0"/>
-    <w:lsdException w:name="Colorful List Accent 2" w:semiHidden="0" w:uiPriority="72" w:unhideWhenUsed="0"/>
-    <w:lsdException w:name="Colorful Grid Accent 2" w:semiHidden="0" w:uiPriority="73" w:unhideWhenUsed="0"/>
-    <w:lsdException w:name="Light Shading Accent 3" w:semiHidden="0" w:uiPriority="60" w:unhideWhenUsed="0"/>
-    <w:lsdException w:name="Light List Accent 3" w:semiHidden="0" w:uiPriority="61" w:unhideWhenUsed="0"/>
-    <w:lsdException w:name="Light Grid Accent 3" w:semiHidden="0" w:uiPriority="62" w:unhideWhenUsed="0"/>
-    <w:lsdException w:name="Medium Shading 1 Accent 3" w:semiHidden="0" w:uiPriority="63" w:unhideWhenUsed="0"/>
-    <w:lsdException w:name="Medium Shading 2 Accent 3" w:semiHidden="0" w:uiPriority="64" w:unhideWhenUsed="0"/>
-    <w:lsdException w:name="Medium List 1 Accent 3" w:semiHidden="0" w:uiPriority="65" w:unhideWhenUsed="0"/>
-    <w:lsdException w:name="Medium List 2 Accent 3" w:semiHidden="0" w:uiPriority="66" w:unhideWhenUsed="0"/>
-    <w:lsdException w:name="Medium Grid 1 Accent 3" w:semiHidden="0" w:uiPriority="67" w:unhideWhenUsed="0"/>
-    <w:lsdException w:name="Medium Grid 2 Accent 3" w:semiHidden="0" w:uiPriority="68" w:unhideWhenUsed="0"/>
-    <w:lsdException w:name="Medium Grid 3 Accent 3" w:semiHidden="0" w:uiPriority="69" w:unhideWhenUsed="0"/>
-    <w:lsdException w:name="Dark List Accent 3" w:semiHidden="0" w:uiPriority="70" w:unhideWhenUsed="0"/>
-    <w:lsdException w:name="Colorful Shading Accent 3" w:semiHidden="0" w:uiPriority="71" w:unhideWhenUsed="0"/>
-    <w:lsdException w:name="Colorful List Accent 3" w:semiHidden="0" w:uiPriority="72" w:unhideWhenUsed="0"/>
-    <w:lsdException w:name="Colorful Grid Accent 3" w:semiHidden="0" w:uiPriority="73" w:unhideWhenUsed="0"/>
-    <w:lsdException w:name="Light Shading Accent 4" w:semiHidden="0" w:uiPriority="60" w:unhideWhenUsed="0"/>
-    <w:lsdException w:name="Light List Accent 4" w:semiHidden="0" w:uiPriority="61" w:unhideWhenUsed="0"/>
-    <w:lsdException w:name="Light Grid Accent 4" w:semiHidden="0" w:uiPriority="62" w:unhideWhenUsed="0"/>
-    <w:lsdException w:name="Medium Shading 1 Accent 4" w:semiHidden="0" w:uiPriority="63" w:unhideWhenUsed="0"/>
-    <w:lsdException w:name="Medium Shading 2 Accent 4" w:semiHidden="0" w:uiPriority="64" w:unhideWhenUsed="0"/>
-    <w:lsdException w:name="Medium List 1 Accent 4" w:semiHidden="0" w:uiPriority="65" w:unhideWhenUsed="0"/>
-    <w:lsdException w:name="Medium List 2 Accent 4" w:semiHidden="0" w:uiPriority="66" w:unhideWhenUsed="0"/>
-    <w:lsdException w:name="Medium Grid 1 Accent 4" w:semiHidden="0" w:uiPriority="67" w:unhideWhenUsed="0"/>
-    <w:lsdException w:name="Medium Grid 2 Accent 4" w:semiHidden="0" w:uiPriority="68" w:unhideWhenUsed="0"/>
-    <w:lsdException w:name="Medium Grid 3 Accent 4" w:semiHidden="0" w:uiPriority="69" w:unhideWhenUsed="0"/>
-    <w:lsdException w:name="Dark List Accent 4" w:semiHidden="0" w:uiPriority="70" w:unhideWhenUsed="0"/>
-    <w:lsdException w:name="Colorful Shading Accent 4" w:semiHidden="0" w:uiPriority="71" w:unhideWhenUsed="0"/>
-    <w:lsdException w:name="Colorful List Accent 4" w:semiHidden="0" w:uiPriority="72" w:unhideWhenUsed="0"/>
-    <w:lsdException w:name="Colorful Grid Accent 4" w:semiHidden="0" w:uiPriority="73" w:unhideWhenUsed="0"/>
-    <w:lsdException w:name="Light Shading Accent 5" w:semiHidden="0" w:uiPriority="60" w:unhideWhenUsed="0"/>
-    <w:lsdException w:name="Light List Accent 5" w:semiHidden="0" w:uiPriority="61" w:unhideWhenUsed="0"/>
-    <w:lsdException w:name="Light Grid Accent 5" w:semiHidden="0" w:uiPriority="62" w:unhideWhenUsed="0"/>
-    <w:lsdException w:name="Medium Shading 1 Accent 5" w:semiHidden="0" w:uiPriority="63" w:unhideWhenUsed="0"/>
-    <w:lsdException w:name="Medium Shading 2 Accent 5" w:semiHidden="0" w:uiPriority="64" w:unhideWhenUsed="0"/>
-    <w:lsdException w:name="Medium List 1 Accent 5" w:semiHidden="0" w:uiPriority="65" w:unhideWhenUsed="0"/>
-    <w:lsdException w:name="Medium List 2 Accent 5" w:semiHidden="0" w:uiPriority="66" w:unhideWhenUsed="0"/>
-    <w:lsdException w:name="Medium Grid 1 Accent 5" w:semiHidden="0" w:uiPriority="67" w:unhideWhenUsed="0"/>
-    <w:lsdException w:name="Medium Grid 2 Accent 5" w:semiHidden="0" w:uiPriority="68" w:unhideWhenUsed="0"/>
-    <w:lsdException w:name="Medium Grid 3 Accent 5" w:semiHidden="0" w:uiPriority="69" w:unhideWhenUsed="0"/>
-    <w:lsdException w:name="Dark List Accent 5" w:semiHidden="0" w:uiPriority="70" w:unhideWhenUsed="0"/>
-    <w:lsdException w:name="Colorful Shading Accent 5" w:semiHidden="0" w:uiPriority="71" w:unhideWhenUsed="0"/>
-    <w:lsdException w:name="Colorful List Accent 5" w:semiHidden="0" w:uiPriority="72" w:unhideWhenUsed="0"/>
-    <w:lsdException w:name="Colorful Grid Accent 5" w:semiHidden="0" w:uiPriority="73" w:unhideWhenUsed="0"/>
-    <w:lsdException w:name="Light Shading Accent 6" w:semiHidden="0" w:uiPriority="60" w:unhideWhenUsed="0"/>
-    <w:lsdException w:name="Light List Accent 6" w:semiHidden="0" w:uiPriority="61" w:unhideWhenUsed="0"/>
-    <w:lsdException w:name="Light Grid Accent 6" w:semiHidden="0" w:uiPriority="62" w:unhideWhenUsed="0"/>
-    <w:lsdException w:name="Medium Shading 1 Accent 6" w:semiHidden="0" w:uiPriority="63" w:unhideWhenUsed="0"/>
-    <w:lsdException w:name="Medium Shading 2 Accent 6" w:semiHidden="0" w:uiPriority="64" w:unhideWhenUsed="0"/>
-    <w:lsdException w:name="Medium List 1 Accent 6" w:semiHidden="0" w:uiPriority="65" w:unhideWhenUsed="0"/>
-    <w:lsdException w:name="Medium List 2 Accent 6" w:semiHidden="0" w:uiPriority="66" w:unhideWhenUsed="0"/>
-    <w:lsdException w:name="Medium Grid 1 Accent 6" w:semiHidden="0" w:uiPriority="67" w:unhideWhenUsed="0"/>
-    <w:lsdException w:name="Medium Grid 2 Accent 6" w:semiHidden="0" w:uiPriority="68" w:unhideWhenUsed="0"/>
-    <w:lsdException w:name="Medium Grid 3 Accent 6" w:semiHidden="0" w:uiPriority="69" w:unhideWhenUsed="0"/>
-    <w:lsdException w:name="Dark List Accent 6" w:semiHidden="0" w:uiPriority="70" w:unhideWhenUsed="0"/>
-    <w:lsdException w:name="Colorful Shading Accent 6" w:semiHidden="0" w:uiPriority="71" w:unhideWhenUsed="0"/>
-    <w:lsdException w:name="Colorful List Accent 6" w:semiHidden="0" w:uiPriority="72" w:unhideWhenUsed="0"/>
-    <w:lsdException w:name="Colorful Grid Accent 6" w:semiHidden="0" w:uiPriority="73" w:unhideWhenUsed="0"/>
+  <w:latentStyles w:count="260" w:defQFormat="0" w:defUnhideWhenUsed="1" w:defSemiHidden="1" w:defUIPriority="99" w:defLockedState="0">
+    <w:lsdException w:qFormat="1" w:unhideWhenUsed="0" w:uiPriority="0" w:semiHidden="0" w:name="Normal"/>
+    <w:lsdException w:qFormat="1" w:unhideWhenUsed="0" w:uiPriority="0" w:semiHidden="0" w:name="heading 1"/>
+    <w:lsdException w:qFormat="1" w:uiPriority="0" w:semiHidden="0" w:name="heading 2"/>
+    <w:lsdException w:qFormat="1" w:uiPriority="0" w:name="heading 3"/>
+    <w:lsdException w:qFormat="1" w:uiPriority="0" w:semiHidden="0" w:name="heading 4"/>
+    <w:lsdException w:qFormat="1" w:uiPriority="0" w:name="heading 5"/>
+    <w:lsdException w:qFormat="1" w:uiPriority="0" w:name="heading 6"/>
+    <w:lsdException w:qFormat="1" w:uiPriority="0" w:name="heading 7"/>
+    <w:lsdException w:qFormat="1" w:uiPriority="0" w:name="heading 8"/>
+    <w:lsdException w:qFormat="1" w:uiPriority="0" w:name="heading 9"/>
+    <w:lsdException w:unhideWhenUsed="0" w:uiPriority="0" w:semiHidden="0" w:name="index 1"/>
+    <w:lsdException w:unhideWhenUsed="0" w:uiPriority="0" w:semiHidden="0" w:name="index 2"/>
+    <w:lsdException w:unhideWhenUsed="0" w:uiPriority="0" w:semiHidden="0" w:name="index 3"/>
+    <w:lsdException w:unhideWhenUsed="0" w:uiPriority="0" w:semiHidden="0" w:name="index 4"/>
+    <w:lsdException w:unhideWhenUsed="0" w:uiPriority="0" w:semiHidden="0" w:name="index 5"/>
+    <w:lsdException w:unhideWhenUsed="0" w:uiPriority="0" w:semiHidden="0" w:name="index 6"/>
+    <w:lsdException w:unhideWhenUsed="0" w:uiPriority="0" w:semiHidden="0" w:name="index 7"/>
+    <w:lsdException w:unhideWhenUsed="0" w:uiPriority="0" w:semiHidden="0" w:name="index 8"/>
+    <w:lsdException w:unhideWhenUsed="0" w:uiPriority="0" w:semiHidden="0" w:name="index 9"/>
+    <w:lsdException w:qFormat="1" w:unhideWhenUsed="0" w:uiPriority="0" w:semiHidden="0" w:name="toc 1"/>
+    <w:lsdException w:qFormat="1" w:unhideWhenUsed="0" w:uiPriority="0" w:semiHidden="0" w:name="toc 2"/>
+    <w:lsdException w:qFormat="1" w:unhideWhenUsed="0" w:uiPriority="0" w:semiHidden="0" w:name="toc 3"/>
+    <w:lsdException w:unhideWhenUsed="0" w:uiPriority="0" w:semiHidden="0" w:name="toc 4"/>
+    <w:lsdException w:unhideWhenUsed="0" w:uiPriority="0" w:semiHidden="0" w:name="toc 5"/>
+    <w:lsdException w:unhideWhenUsed="0" w:uiPriority="0" w:semiHidden="0" w:name="toc 6"/>
+    <w:lsdException w:unhideWhenUsed="0" w:uiPriority="0" w:semiHidden="0" w:name="toc 7"/>
+    <w:lsdException w:unhideWhenUsed="0" w:uiPriority="0" w:semiHidden="0" w:name="toc 8"/>
+    <w:lsdException w:unhideWhenUsed="0" w:uiPriority="0" w:semiHidden="0" w:name="toc 9"/>
+    <w:lsdException w:unhideWhenUsed="0" w:uiPriority="0" w:semiHidden="0" w:name="Normal Indent"/>
+    <w:lsdException w:unhideWhenUsed="0" w:uiPriority="0" w:semiHidden="0" w:name="footnote text"/>
+    <w:lsdException w:qFormat="1" w:unhideWhenUsed="0" w:uiPriority="0" w:semiHidden="0" w:name="annotation text"/>
+    <w:lsdException w:qFormat="1" w:unhideWhenUsed="0" w:uiPriority="0" w:semiHidden="0" w:name="header"/>
+    <w:lsdException w:qFormat="1" w:unhideWhenUsed="0" w:uiPriority="0" w:semiHidden="0" w:name="footer"/>
+    <w:lsdException w:unhideWhenUsed="0" w:uiPriority="0" w:semiHidden="0" w:name="index heading"/>
+    <w:lsdException w:qFormat="1" w:uiPriority="0" w:name="caption"/>
+    <w:lsdException w:unhideWhenUsed="0" w:uiPriority="0" w:semiHidden="0" w:name="table of figures"/>
+    <w:lsdException w:unhideWhenUsed="0" w:uiPriority="0" w:semiHidden="0" w:name="envelope address"/>
+    <w:lsdException w:unhideWhenUsed="0" w:uiPriority="0" w:semiHidden="0" w:name="envelope return"/>
+    <w:lsdException w:unhideWhenUsed="0" w:uiPriority="0" w:semiHidden="0" w:name="footnote reference"/>
+    <w:lsdException w:unhideWhenUsed="0" w:uiPriority="0" w:semiHidden="0" w:name="annotation reference"/>
+    <w:lsdException w:unhideWhenUsed="0" w:uiPriority="0" w:semiHidden="0" w:name="line number"/>
+    <w:lsdException w:unhideWhenUsed="0" w:uiPriority="0" w:semiHidden="0" w:name="page number"/>
+    <w:lsdException w:unhideWhenUsed="0" w:uiPriority="0" w:semiHidden="0" w:name="endnote reference"/>
+    <w:lsdException w:unhideWhenUsed="0" w:uiPriority="0" w:semiHidden="0" w:name="endnote text"/>
+    <w:lsdException w:unhideWhenUsed="0" w:uiPriority="0" w:semiHidden="0" w:name="table of authorities"/>
+    <w:lsdException w:unhideWhenUsed="0" w:uiPriority="0" w:semiHidden="0" w:name="macro"/>
+    <w:lsdException w:unhideWhenUsed="0" w:uiPriority="0" w:semiHidden="0" w:name="toa heading"/>
+    <w:lsdException w:unhideWhenUsed="0" w:uiPriority="0" w:semiHidden="0" w:name="List"/>
+    <w:lsdException w:unhideWhenUsed="0" w:uiPriority="0" w:semiHidden="0" w:name="List Bullet"/>
+    <w:lsdException w:unhideWhenUsed="0" w:uiPriority="0" w:semiHidden="0" w:name="List Number"/>
+    <w:lsdException w:unhideWhenUsed="0" w:uiPriority="0" w:semiHidden="0" w:name="List 2"/>
+    <w:lsdException w:unhideWhenUsed="0" w:uiPriority="0" w:semiHidden="0" w:name="List 3"/>
+    <w:lsdException w:unhideWhenUsed="0" w:uiPriority="0" w:semiHidden="0" w:name="List 4"/>
+    <w:lsdException w:unhideWhenUsed="0" w:uiPriority="0" w:semiHidden="0" w:name="List 5"/>
+    <w:lsdException w:unhideWhenUsed="0" w:uiPriority="0" w:semiHidden="0" w:name="List Bullet 2"/>
+    <w:lsdException w:unhideWhenUsed="0" w:uiPriority="0" w:semiHidden="0" w:name="List Bullet 3"/>
+    <w:lsdException w:unhideWhenUsed="0" w:uiPriority="0" w:semiHidden="0" w:name="List Bullet 4"/>
+    <w:lsdException w:unhideWhenUsed="0" w:uiPriority="0" w:semiHidden="0" w:name="List Bullet 5"/>
+    <w:lsdException w:unhideWhenUsed="0" w:uiPriority="0" w:semiHidden="0" w:name="List Number 2"/>
+    <w:lsdException w:unhideWhenUsed="0" w:uiPriority="0" w:semiHidden="0" w:name="List Number 3"/>
+    <w:lsdException w:unhideWhenUsed="0" w:uiPriority="0" w:semiHidden="0" w:name="List Number 4"/>
+    <w:lsdException w:unhideWhenUsed="0" w:uiPriority="0" w:semiHidden="0" w:name="List Number 5"/>
+    <w:lsdException w:qFormat="1" w:unhideWhenUsed="0" w:uiPriority="0" w:semiHidden="0" w:name="Title"/>
+    <w:lsdException w:unhideWhenUsed="0" w:uiPriority="0" w:semiHidden="0" w:name="Closing"/>
+    <w:lsdException w:unhideWhenUsed="0" w:uiPriority="0" w:semiHidden="0" w:name="Signature"/>
+    <w:lsdException w:qFormat="1" w:unhideWhenUsed="0" w:uiPriority="0" w:name="Default Paragraph Font"/>
+    <w:lsdException w:qFormat="1" w:unhideWhenUsed="0" w:uiPriority="0" w:name="Body Text"/>
+    <w:lsdException w:unhideWhenUsed="0" w:uiPriority="0" w:semiHidden="0" w:name="Body Text Indent"/>
+    <w:lsdException w:unhideWhenUsed="0" w:uiPriority="0" w:semiHidden="0" w:name="List Continue"/>
+    <w:lsdException w:unhideWhenUsed="0" w:uiPriority="0" w:semiHidden="0" w:name="List Continue 2"/>
+    <w:lsdException w:unhideWhenUsed="0" w:uiPriority="0" w:semiHidden="0" w:name="List Continue 3"/>
+    <w:lsdException w:unhideWhenUsed="0" w:uiPriority="0" w:semiHidden="0" w:name="List Continue 4"/>
+    <w:lsdException w:unhideWhenUsed="0" w:uiPriority="0" w:semiHidden="0" w:name="List Continue 5"/>
+    <w:lsdException w:unhideWhenUsed="0" w:uiPriority="0" w:semiHidden="0" w:name="Message Header"/>
+    <w:lsdException w:qFormat="1" w:unhideWhenUsed="0" w:uiPriority="0" w:semiHidden="0" w:name="Subtitle"/>
+    <w:lsdException w:unhideWhenUsed="0" w:uiPriority="0" w:semiHidden="0" w:name="Salutation"/>
+    <w:lsdException w:unhideWhenUsed="0" w:uiPriority="0" w:semiHidden="0" w:name="Date"/>
+    <w:lsdException w:unhideWhenUsed="0" w:uiPriority="0" w:semiHidden="0" w:name="Body Text First Indent"/>
+    <w:lsdException w:unhideWhenUsed="0" w:uiPriority="0" w:semiHidden="0" w:name="Body Text First Indent 2"/>
+    <w:lsdException w:uiPriority="99" w:name="Note Heading"/>
+    <w:lsdException w:unhideWhenUsed="0" w:uiPriority="0" w:semiHidden="0" w:name="Body Text 2"/>
+    <w:lsdException w:unhideWhenUsed="0" w:uiPriority="0" w:semiHidden="0" w:name="Body Text 3"/>
+    <w:lsdException w:unhideWhenUsed="0" w:uiPriority="0" w:semiHidden="0" w:name="Body Text Indent 2"/>
+    <w:lsdException w:unhideWhenUsed="0" w:uiPriority="0" w:semiHidden="0" w:name="Body Text Indent 3"/>
+    <w:lsdException w:unhideWhenUsed="0" w:uiPriority="0" w:semiHidden="0" w:name="Block Text"/>
+    <w:lsdException w:unhideWhenUsed="0" w:uiPriority="0" w:semiHidden="0" w:name="Hyperlink"/>
+    <w:lsdException w:unhideWhenUsed="0" w:uiPriority="0" w:semiHidden="0" w:name="FollowedHyperlink"/>
+    <w:lsdException w:qFormat="1" w:unhideWhenUsed="0" w:uiPriority="0" w:semiHidden="0" w:name="Strong"/>
+    <w:lsdException w:qFormat="1" w:unhideWhenUsed="0" w:uiPriority="0" w:semiHidden="0" w:name="Emphasis"/>
+    <w:lsdException w:unhideWhenUsed="0" w:uiPriority="0" w:semiHidden="0" w:name="Document Map"/>
+    <w:lsdException w:unhideWhenUsed="0" w:uiPriority="0" w:semiHidden="0" w:name="Plain Text"/>
+    <w:lsdException w:unhideWhenUsed="0" w:uiPriority="0" w:semiHidden="0" w:name="E-mail Signature"/>
+    <w:lsdException w:qFormat="1" w:unhideWhenUsed="0" w:uiPriority="0" w:semiHidden="0" w:name="Normal (Web)"/>
+    <w:lsdException w:unhideWhenUsed="0" w:uiPriority="0" w:semiHidden="0" w:name="HTML Acronym"/>
+    <w:lsdException w:unhideWhenUsed="0" w:uiPriority="0" w:semiHidden="0" w:name="HTML Address"/>
+    <w:lsdException w:unhideWhenUsed="0" w:uiPriority="0" w:semiHidden="0" w:name="HTML Cite"/>
+    <w:lsdException w:unhideWhenUsed="0" w:uiPriority="0" w:semiHidden="0" w:name="HTML Code"/>
+    <w:lsdException w:unhideWhenUsed="0" w:uiPriority="0" w:semiHidden="0" w:name="HTML Definition"/>
+    <w:lsdException w:unhideWhenUsed="0" w:uiPriority="0" w:semiHidden="0" w:name="HTML Keyboard"/>
+    <w:lsdException w:unhideWhenUsed="0" w:uiPriority="0" w:semiHidden="0" w:name="HTML Preformatted"/>
+    <w:lsdException w:unhideWhenUsed="0" w:uiPriority="0" w:semiHidden="0" w:name="HTML Sample"/>
+    <w:lsdException w:unhideWhenUsed="0" w:uiPriority="0" w:semiHidden="0" w:name="HTML Typewriter"/>
+    <w:lsdException w:unhideWhenUsed="0" w:uiPriority="0" w:semiHidden="0" w:name="HTML Variable"/>
+    <w:lsdException w:qFormat="1" w:unhideWhenUsed="0" w:uiPriority="0" w:name="Normal Table"/>
+    <w:lsdException w:unhideWhenUsed="0" w:uiPriority="0" w:semiHidden="0" w:name="annotation subject"/>
+    <w:lsdException w:unhideWhenUsed="0" w:uiPriority="0" w:semiHidden="0" w:name="Table Simple 1"/>
+    <w:lsdException w:unhideWhenUsed="0" w:uiPriority="0" w:semiHidden="0" w:name="Table Simple 2"/>
+    <w:lsdException w:unhideWhenUsed="0" w:uiPriority="0" w:semiHidden="0" w:name="Table Simple 3"/>
+    <w:lsdException w:unhideWhenUsed="0" w:uiPriority="0" w:semiHidden="0" w:name="Table Classic 1"/>
+    <w:lsdException w:unhideWhenUsed="0" w:uiPriority="0" w:semiHidden="0" w:name="Table Classic 2"/>
+    <w:lsdException w:unhideWhenUsed="0" w:uiPriority="0" w:semiHidden="0" w:name="Table Classic 3"/>
+    <w:lsdException w:unhideWhenUsed="0" w:uiPriority="0" w:semiHidden="0" w:name="Table Classic 4"/>
+    <w:lsdException w:unhideWhenUsed="0" w:uiPriority="0" w:semiHidden="0" w:name="Table Colorful 1"/>
+    <w:lsdException w:unhideWhenUsed="0" w:uiPriority="0" w:semiHidden="0" w:name="Table Colorful 2"/>
+    <w:lsdException w:unhideWhenUsed="0" w:uiPriority="0" w:semiHidden="0" w:name="Table Colorful 3"/>
+    <w:lsdException w:unhideWhenUsed="0" w:uiPriority="0" w:semiHidden="0" w:name="Table Columns 1"/>
+    <w:lsdException w:unhideWhenUsed="0" w:uiPriority="0" w:semiHidden="0" w:name="Table Columns 2"/>
+    <w:lsdException w:unhideWhenUsed="0" w:uiPriority="0" w:semiHidden="0" w:name="Table Columns 3"/>
+    <w:lsdException w:unhideWhenUsed="0" w:uiPriority="0" w:semiHidden="0" w:name="Table Columns 4"/>
+    <w:lsdException w:unhideWhenUsed="0" w:uiPriority="0" w:semiHidden="0" w:name="Table Columns 5"/>
+    <w:lsdException w:unhideWhenUsed="0" w:uiPriority="0" w:semiHidden="0" w:name="Table Grid 1"/>
+    <w:lsdException w:unhideWhenUsed="0" w:uiPriority="0" w:semiHidden="0" w:name="Table Grid 2"/>
+    <w:lsdException w:unhideWhenUsed="0" w:uiPriority="0" w:semiHidden="0" w:name="Table Grid 3"/>
+    <w:lsdException w:unhideWhenUsed="0" w:uiPriority="0" w:semiHidden="0" w:name="Table Grid 4"/>
+    <w:lsdException w:unhideWhenUsed="0" w:uiPriority="0" w:semiHidden="0" w:name="Table Grid 5"/>
+    <w:lsdException w:unhideWhenUsed="0" w:uiPriority="0" w:semiHidden="0" w:name="Table Grid 6"/>
+    <w:lsdException w:unhideWhenUsed="0" w:uiPriority="0" w:semiHidden="0" w:name="Table Grid 7"/>
+    <w:lsdException w:unhideWhenUsed="0" w:uiPriority="0" w:semiHidden="0" w:name="Table Grid 8"/>
+    <w:lsdException w:unhideWhenUsed="0" w:uiPriority="0" w:semiHidden="0" w:name="Table List 1"/>
+    <w:lsdException w:unhideWhenUsed="0" w:uiPriority="0" w:semiHidden="0" w:name="Table List 2"/>
+    <w:lsdException w:unhideWhenUsed="0" w:uiPriority="0" w:semiHidden="0" w:name="Table List 3"/>
+    <w:lsdException w:unhideWhenUsed="0" w:uiPriority="0" w:semiHidden="0" w:name="Table List 4"/>
+    <w:lsdException w:unhideWhenUsed="0" w:uiPriority="0" w:semiHidden="0" w:name="Table List 5"/>
+    <w:lsdException w:unhideWhenUsed="0" w:uiPriority="0" w:semiHidden="0" w:name="Table List 6"/>
+    <w:lsdException w:unhideWhenUsed="0" w:uiPriority="0" w:semiHidden="0" w:name="Table List 7"/>
+    <w:lsdException w:unhideWhenUsed="0" w:uiPriority="0" w:semiHidden="0" w:name="Table List 8"/>
+    <w:lsdException w:unhideWhenUsed="0" w:uiPriority="0" w:semiHidden="0" w:name="Table 3D effects 1"/>
+    <w:lsdException w:unhideWhenUsed="0" w:uiPriority="0" w:semiHidden="0" w:name="Table 3D effects 2"/>
+    <w:lsdException w:unhideWhenUsed="0" w:uiPriority="0" w:semiHidden="0" w:name="Table 3D effects 3"/>
+    <w:lsdException w:unhideWhenUsed="0" w:uiPriority="0" w:semiHidden="0" w:name="Table Contemporary"/>
+    <w:lsdException w:unhideWhenUsed="0" w:uiPriority="0" w:semiHidden="0" w:name="Table Elegant"/>
+    <w:lsdException w:unhideWhenUsed="0" w:uiPriority="0" w:semiHidden="0" w:name="Table Professional"/>
+    <w:lsdException w:unhideWhenUsed="0" w:uiPriority="0" w:semiHidden="0" w:name="Table Subtle 1"/>
+    <w:lsdException w:unhideWhenUsed="0" w:uiPriority="0" w:semiHidden="0" w:name="Table Subtle 2"/>
+    <w:lsdException w:unhideWhenUsed="0" w:uiPriority="0" w:semiHidden="0" w:name="Table Web 1"/>
+    <w:lsdException w:unhideWhenUsed="0" w:uiPriority="0" w:semiHidden="0" w:name="Table Web 2"/>
+    <w:lsdException w:unhideWhenUsed="0" w:uiPriority="0" w:semiHidden="0" w:name="Table Web 3"/>
+    <w:lsdException w:unhideWhenUsed="0" w:uiPriority="0" w:semiHidden="0" w:name="Balloon Text"/>
+    <w:lsdException w:qFormat="1" w:unhideWhenUsed="0" w:uiPriority="0" w:semiHidden="0" w:name="Table Grid"/>
+    <w:lsdException w:unhideWhenUsed="0" w:uiPriority="0" w:semiHidden="0" w:name="Table Theme"/>
+    <w:lsdException w:unhideWhenUsed="0" w:uiPriority="60" w:semiHidden="0" w:name="Light Shading"/>
+    <w:lsdException w:unhideWhenUsed="0" w:uiPriority="61" w:semiHidden="0" w:name="Light List"/>
+    <w:lsdException w:unhideWhenUsed="0" w:uiPriority="62" w:semiHidden="0" w:name="Light Grid"/>
+    <w:lsdException w:unhideWhenUsed="0" w:uiPriority="63" w:semiHidden="0" w:name="Medium Shading 1"/>
+    <w:lsdException w:unhideWhenUsed="0" w:uiPriority="64" w:semiHidden="0" w:name="Medium Shading 2"/>
+    <w:lsdException w:unhideWhenUsed="0" w:uiPriority="65" w:semiHidden="0" w:name="Medium List 1"/>
+    <w:lsdException w:unhideWhenUsed="0" w:uiPriority="66" w:semiHidden="0" w:name="Medium List 2"/>
+    <w:lsdException w:unhideWhenUsed="0" w:uiPriority="67" w:semiHidden="0" w:name="Medium Grid 1"/>
+    <w:lsdException w:unhideWhenUsed="0" w:uiPriority="68" w:semiHidden="0" w:name="Medium Grid 2"/>
+    <w:lsdException w:unhideWhenUsed="0" w:uiPriority="69" w:semiHidden="0" w:name="Medium Grid 3"/>
+    <w:lsdException w:unhideWhenUsed="0" w:uiPriority="70" w:semiHidden="0" w:name="Dark List"/>
+    <w:lsdException w:unhideWhenUsed="0" w:uiPriority="71" w:semiHidden="0" w:name="Colorful Shading"/>
+    <w:lsdException w:unhideWhenUsed="0" w:uiPriority="72" w:semiHidden="0" w:name="Colorful List"/>
+    <w:lsdException w:unhideWhenUsed="0" w:uiPriority="73" w:semiHidden="0" w:name="Colorful Grid"/>
+    <w:lsdException w:unhideWhenUsed="0" w:uiPriority="60" w:semiHidden="0" w:name="Light Shading Accent 1"/>
+    <w:lsdException w:unhideWhenUsed="0" w:uiPriority="61" w:semiHidden="0" w:name="Light List Accent 1"/>
+    <w:lsdException w:unhideWhenUsed="0" w:uiPriority="62" w:semiHidden="0" w:name="Light Grid Accent 1"/>
+    <w:lsdException w:unhideWhenUsed="0" w:uiPriority="63" w:semiHidden="0" w:name="Medium Shading 1 Accent 1"/>
+    <w:lsdException w:unhideWhenUsed="0" w:uiPriority="64" w:semiHidden="0" w:name="Medium Shading 2 Accent 1"/>
+    <w:lsdException w:unhideWhenUsed="0" w:uiPriority="65" w:semiHidden="0" w:name="Medium List 1 Accent 1"/>
+    <w:lsdException w:unhideWhenUsed="0" w:uiPriority="66" w:semiHidden="0" w:name="Medium List 2 Accent 1"/>
+    <w:lsdException w:unhideWhenUsed="0" w:uiPriority="67" w:semiHidden="0" w:name="Medium Grid 1 Accent 1"/>
+    <w:lsdException w:unhideWhenUsed="0" w:uiPriority="68" w:semiHidden="0" w:name="Medium Grid 2 Accent 1"/>
+    <w:lsdException w:unhideWhenUsed="0" w:uiPriority="69" w:semiHidden="0" w:name="Medium Grid 3 Accent 1"/>
+    <w:lsdException w:unhideWhenUsed="0" w:uiPriority="70" w:semiHidden="0" w:name="Dark List Accent 1"/>
+    <w:lsdException w:unhideWhenUsed="0" w:uiPriority="71" w:semiHidden="0" w:name="Colorful Shading Accent 1"/>
+    <w:lsdException w:unhideWhenUsed="0" w:uiPriority="72" w:semiHidden="0" w:name="Colorful List Accent 1"/>
+    <w:lsdException w:unhideWhenUsed="0" w:uiPriority="73" w:semiHidden="0" w:name="Colorful Grid Accent 1"/>
+    <w:lsdException w:unhideWhenUsed="0" w:uiPriority="60" w:semiHidden="0" w:name="Light Shading Accent 2"/>
+    <w:lsdException w:unhideWhenUsed="0" w:uiPriority="61" w:semiHidden="0" w:name="Light List Accent 2"/>
+    <w:lsdException w:unhideWhenUsed="0" w:uiPriority="62" w:semiHidden="0" w:name="Light Grid Accent 2"/>
+    <w:lsdException w:unhideWhenUsed="0" w:uiPriority="63" w:semiHidden="0" w:name="Medium Shading 1 Accent 2"/>
+    <w:lsdException w:unhideWhenUsed="0" w:uiPriority="64" w:semiHidden="0" w:name="Medium Shading 2 Accent 2"/>
+    <w:lsdException w:unhideWhenUsed="0" w:uiPriority="65" w:semiHidden="0" w:name="Medium List 1 Accent 2"/>
+    <w:lsdException w:unhideWhenUsed="0" w:uiPriority="66" w:semiHidden="0" w:name="Medium List 2 Accent 2"/>
+    <w:lsdException w:unhideWhenUsed="0" w:uiPriority="67" w:semiHidden="0" w:name="Medium Grid 1 Accent 2"/>
+    <w:lsdException w:unhideWhenUsed="0" w:uiPriority="68" w:semiHidden="0" w:name="Medium Grid 2 Accent 2"/>
+    <w:lsdException w:unhideWhenUsed="0" w:uiPriority="69" w:semiHidden="0" w:name="Medium Grid 3 Accent 2"/>
+    <w:lsdException w:unhideWhenUsed="0" w:uiPriority="70" w:semiHidden="0" w:name="Dark List Accent 2"/>
+    <w:lsdException w:unhideWhenUsed="0" w:uiPriority="71" w:semiHidden="0" w:name="Colorful Shading Accent 2"/>
+    <w:lsdException w:unhideWhenUsed="0" w:uiPriority="72" w:semiHidden="0" w:name="Colorful List Accent 2"/>
+    <w:lsdException w:unhideWhenUsed="0" w:uiPriority="73" w:semiHidden="0" w:name="Colorful Grid Accent 2"/>
+    <w:lsdException w:unhideWhenUsed="0" w:uiPriority="60" w:semiHidden="0" w:name="Light Shading Accent 3"/>
+    <w:lsdException w:unhideWhenUsed="0" w:uiPriority="61" w:semiHidden="0" w:name="Light List Accent 3"/>
+    <w:lsdException w:unhideWhenUsed="0" w:uiPriority="62" w:semiHidden="0" w:name="Light Grid Accent 3"/>
+    <w:lsdException w:unhideWhenUsed="0" w:uiPriority="63" w:semiHidden="0" w:name="Medium Shading 1 Accent 3"/>
+    <w:lsdException w:unhideWhenUsed="0" w:uiPriority="64" w:semiHidden="0" w:name="Medium Shading 2 Accent 3"/>
+    <w:lsdException w:unhideWhenUsed="0" w:uiPriority="65" w:semiHidden="0" w:name="Medium List 1 Accent 3"/>
+    <w:lsdException w:unhideWhenUsed="0" w:uiPriority="66" w:semiHidden="0" w:name="Medium List 2 Accent 3"/>
+    <w:lsdException w:unhideWhenUsed="0" w:uiPriority="67" w:semiHidden="0" w:name="Medium Grid 1 Accent 3"/>
+    <w:lsdException w:unhideWhenUsed="0" w:uiPriority="68" w:semiHidden="0" w:name="Medium Grid 2 Accent 3"/>
+    <w:lsdException w:unhideWhenUsed="0" w:uiPriority="69" w:semiHidden="0" w:name="Medium Grid 3 Accent 3"/>
+    <w:lsdException w:unhideWhenUsed="0" w:uiPriority="70" w:semiHidden="0" w:name="Dark List Accent 3"/>
+    <w:lsdException w:unhideWhenUsed="0" w:uiPriority="71" w:semiHidden="0" w:name="Colorful Shading Accent 3"/>
+    <w:lsdException w:unhideWhenUsed="0" w:uiPriority="72" w:semiHidden="0" w:name="Colorful List Accent 3"/>
+    <w:lsdException w:unhideWhenUsed="0" w:uiPriority="73" w:semiHidden="0" w:name="Colorful Grid Accent 3"/>
+    <w:lsdException w:unhideWhenUsed="0" w:uiPriority="60" w:semiHidden="0" w:name="Light Shading Accent 4"/>
+    <w:lsdException w:unhideWhenUsed="0" w:uiPriority="61" w:semiHidden="0" w:name="Light List Accent 4"/>
+    <w:lsdException w:unhideWhenUsed="0" w:uiPriority="62" w:semiHidden="0" w:name="Light Grid Accent 4"/>
+    <w:lsdException w:unhideWhenUsed="0" w:uiPriority="63" w:semiHidden="0" w:name="Medium Shading 1 Accent 4"/>
+    <w:lsdException w:unhideWhenUsed="0" w:uiPriority="64" w:semiHidden="0" w:name="Medium Shading 2 Accent 4"/>
+    <w:lsdException w:unhideWhenUsed="0" w:uiPriority="65" w:semiHidden="0" w:name="Medium List 1 Accent 4"/>
+    <w:lsdException w:unhideWhenUsed="0" w:uiPriority="66" w:semiHidden="0" w:name="Medium List 2 Accent 4"/>
+    <w:lsdException w:unhideWhenUsed="0" w:uiPriority="67" w:semiHidden="0" w:name="Medium Grid 1 Accent 4"/>
+    <w:lsdException w:unhideWhenUsed="0" w:uiPriority="68" w:semiHidden="0" w:name="Medium Grid 2 Accent 4"/>
+    <w:lsdException w:unhideWhenUsed="0" w:uiPriority="69" w:semiHidden="0" w:name="Medium Grid 3 Accent 4"/>
+    <w:lsdException w:unhideWhenUsed="0" w:uiPriority="70" w:semiHidden="0" w:name="Dark List Accent 4"/>
+    <w:lsdException w:unhideWhenUsed="0" w:uiPriority="71" w:semiHidden="0" w:name="Colorful Shading Accent 4"/>
+    <w:lsdException w:unhideWhenUsed="0" w:uiPriority="72" w:semiHidden="0" w:name="Colorful List Accent 4"/>
+    <w:lsdException w:unhideWhenUsed="0" w:uiPriority="73" w:semiHidden="0" w:name="Colorful Grid Accent 4"/>
+    <w:lsdException w:unhideWhenUsed="0" w:uiPriority="60" w:semiHidden="0" w:name="Light Shading Accent 5"/>
+    <w:lsdException w:unhideWhenUsed="0" w:uiPriority="61" w:semiHidden="0" w:name="Light List Accent 5"/>
+    <w:lsdException w:unhideWhenUsed="0" w:uiPriority="62" w:semiHidden="0" w:name="Light Grid Accent 5"/>
+    <w:lsdException w:unhideWhenUsed="0" w:uiPriority="63" w:semiHidden="0" w:name="Medium Shading 1 Accent 5"/>
+    <w:lsdException w:unhideWhenUsed="0" w:uiPriority="64" w:semiHidden="0" w:name="Medium Shading 2 Accent 5"/>
+    <w:lsdException w:unhideWhenUsed="0" w:uiPriority="65" w:semiHidden="0" w:name="Medium List 1 Accent 5"/>
+    <w:lsdException w:unhideWhenUsed="0" w:uiPriority="66" w:semiHidden="0" w:name="Medium List 2 Accent 5"/>
+    <w:lsdException w:unhideWhenUsed="0" w:uiPriority="67" w:semiHidden="0" w:name="Medium Grid 1 Accent 5"/>
+    <w:lsdException w:unhideWhenUsed="0" w:uiPriority="68" w:semiHidden="0" w:name="Medium Grid 2 Accent 5"/>
+    <w:lsdException w:unhideWhenUsed="0" w:uiPriority="69" w:semiHidden="0" w:name="Medium Grid 3 Accent 5"/>
+    <w:lsdException w:unhideWhenUsed="0" w:uiPriority="70" w:semiHidden="0" w:name="Dark List Accent 5"/>
+    <w:lsdException w:unhideWhenUsed="0" w:uiPriority="71" w:semiHidden="0" w:name="Colorful Shading Accent 5"/>
+    <w:lsdException w:unhideWhenUsed="0" w:uiPriority="72" w:semiHidden="0" w:name="Colorful List Accent 5"/>
+    <w:lsdException w:unhideWhenUsed="0" w:uiPriority="73" w:semiHidden="0" w:name="Colorful Grid Accent 5"/>
+    <w:lsdException w:unhideWhenUsed="0" w:uiPriority="60" w:semiHidden="0" w:name="Light Shading Accent 6"/>
+    <w:lsdException w:unhideWhenUsed="0" w:uiPriority="61" w:semiHidden="0" w:name="Light List Accent 6"/>
+    <w:lsdException w:unhideWhenUsed="0" w:uiPriority="62" w:semiHidden="0" w:name="Light Grid Accent 6"/>
+    <w:lsdException w:unhideWhenUsed="0" w:uiPriority="63" w:semiHidden="0" w:name="Medium Shading 1 Accent 6"/>
+    <w:lsdException w:unhideWhenUsed="0" w:uiPriority="64" w:semiHidden="0" w:name="Medium Shading 2 Accent 6"/>
+    <w:lsdException w:unhideWhenUsed="0" w:uiPriority="65" w:semiHidden="0" w:name="Medium List 1 Accent 6"/>
+    <w:lsdException w:unhideWhenUsed="0" w:uiPriority="66" w:semiHidden="0" w:name="Medium List 2 Accent 6"/>
+    <w:lsdException w:unhideWhenUsed="0" w:uiPriority="67" w:semiHidden="0" w:name="Medium Grid 1 Accent 6"/>
+    <w:lsdException w:unhideWhenUsed="0" w:uiPriority="68" w:semiHidden="0" w:name="Medium Grid 2 Accent 6"/>
+    <w:lsdException w:unhideWhenUsed="0" w:uiPriority="69" w:semiHidden="0" w:name="Medium Grid 3 Accent 6"/>
+    <w:lsdException w:unhideWhenUsed="0" w:uiPriority="70" w:semiHidden="0" w:name="Dark List Accent 6"/>
+    <w:lsdException w:unhideWhenUsed="0" w:uiPriority="71" w:semiHidden="0" w:name="Colorful Shading Accent 6"/>
+    <w:lsdException w:unhideWhenUsed="0" w:uiPriority="72" w:semiHidden="0" w:name="Colorful List Accent 6"/>
+    <w:lsdException w:unhideWhenUsed="0" w:uiPriority="73" w:semiHidden="0" w:name="Colorful Grid Accent 6"/>
   </w:latentStyles>
-  <w:style w:type="paragraph" w:default="1" w:styleId="Normal">
+  <w:style w:type="paragraph" w:default="1" w:styleId="1">
     <w:name w:val="Normal"/>
     <w:qFormat/>
+    <w:uiPriority w:val="0"/>
     <w:pPr>
       <w:kinsoku w:val="0"/>
       <w:autoSpaceDE w:val="0"/>
@@ -7051,7 +7144,7 @@
       <w:textAlignment w:val="baseline"/>
     </w:pPr>
     <w:rPr>
-      <w:rFonts w:ascii="Arial" w:eastAsia="宋体" w:hAnsi="Arial" w:cs="Arial"/>
+      <w:rFonts w:ascii="Arial" w:hAnsi="Arial" w:eastAsia="宋体" w:cs="Arial"/>
       <w:snapToGrid w:val="0"/>
       <w:color w:val="000000"/>
       <w:kern w:val="0"/>
@@ -7060,11 +7153,12 @@
       <w:lang w:val="en-US" w:eastAsia="en-US" w:bidi="ar-SA"/>
     </w:rPr>
   </w:style>
-  <w:style w:type="paragraph" w:styleId="Heading1">
+  <w:style w:type="paragraph" w:styleId="2">
     <w:name w:val="heading 1"/>
-    <w:basedOn w:val="Normal"/>
-    <w:next w:val="Normal"/>
+    <w:basedOn w:val="1"/>
+    <w:next w:val="1"/>
     <w:qFormat/>
+    <w:uiPriority w:val="0"/>
     <w:pPr>
       <w:keepNext/>
       <w:keepLines/>
@@ -7082,12 +7176,13 @@
       <w:sz w:val="44"/>
     </w:rPr>
   </w:style>
-  <w:style w:type="paragraph" w:styleId="Heading2">
+  <w:style w:type="paragraph" w:styleId="3">
     <w:name w:val="heading 2"/>
-    <w:basedOn w:val="Normal"/>
-    <w:next w:val="Normal"/>
+    <w:basedOn w:val="1"/>
+    <w:next w:val="1"/>
     <w:unhideWhenUsed/>
     <w:qFormat/>
+    <w:uiPriority w:val="0"/>
     <w:pPr>
       <w:keepNext/>
       <w:keepLines/>
@@ -7100,18 +7195,19 @@
       <w:outlineLvl w:val="1"/>
     </w:pPr>
     <w:rPr>
-      <w:rFonts w:ascii="Arial" w:eastAsia="黑体" w:hAnsi="Arial"/>
+      <w:rFonts w:ascii="Arial" w:hAnsi="Arial" w:eastAsia="黑体"/>
       <w:b/>
       <w:sz w:val="32"/>
     </w:rPr>
   </w:style>
-  <w:style w:type="paragraph" w:styleId="Heading3">
+  <w:style w:type="paragraph" w:styleId="4">
     <w:name w:val="heading 3"/>
-    <w:basedOn w:val="Normal"/>
-    <w:next w:val="Normal"/>
+    <w:basedOn w:val="1"/>
+    <w:next w:val="1"/>
     <w:semiHidden/>
     <w:unhideWhenUsed/>
     <w:qFormat/>
+    <w:uiPriority w:val="0"/>
     <w:pPr>
       <w:keepNext/>
       <w:keepLines/>
@@ -7128,12 +7224,13 @@
       <w:sz w:val="32"/>
     </w:rPr>
   </w:style>
-  <w:style w:type="paragraph" w:styleId="Heading4">
+  <w:style w:type="paragraph" w:styleId="5">
     <w:name w:val="heading 4"/>
-    <w:basedOn w:val="Normal"/>
-    <w:next w:val="Normal"/>
+    <w:basedOn w:val="1"/>
+    <w:next w:val="1"/>
     <w:unhideWhenUsed/>
     <w:qFormat/>
+    <w:uiPriority w:val="0"/>
     <w:pPr>
       <w:keepNext/>
       <w:keepLines/>
@@ -7146,18 +7243,19 @@
       <w:outlineLvl w:val="3"/>
     </w:pPr>
     <w:rPr>
-      <w:rFonts w:ascii="Arial" w:eastAsia="黑体" w:hAnsi="Arial"/>
+      <w:rFonts w:ascii="Arial" w:hAnsi="Arial" w:eastAsia="黑体"/>
       <w:b/>
       <w:sz w:val="28"/>
     </w:rPr>
   </w:style>
-  <w:style w:type="paragraph" w:styleId="Heading5">
+  <w:style w:type="paragraph" w:styleId="6">
     <w:name w:val="heading 5"/>
-    <w:basedOn w:val="Normal"/>
-    <w:next w:val="Normal"/>
+    <w:basedOn w:val="1"/>
+    <w:next w:val="1"/>
     <w:semiHidden/>
     <w:unhideWhenUsed/>
     <w:qFormat/>
+    <w:uiPriority w:val="0"/>
     <w:pPr>
       <w:keepNext/>
       <w:keepLines/>
@@ -7174,13 +7272,14 @@
       <w:sz w:val="28"/>
     </w:rPr>
   </w:style>
-  <w:style w:type="paragraph" w:styleId="Heading6">
+  <w:style w:type="paragraph" w:styleId="7">
     <w:name w:val="heading 6"/>
-    <w:basedOn w:val="Normal"/>
-    <w:next w:val="Normal"/>
+    <w:basedOn w:val="1"/>
+    <w:next w:val="1"/>
     <w:semiHidden/>
     <w:unhideWhenUsed/>
     <w:qFormat/>
+    <w:uiPriority w:val="0"/>
     <w:pPr>
       <w:keepNext/>
       <w:keepLines/>
@@ -7193,18 +7292,19 @@
       <w:outlineLvl w:val="5"/>
     </w:pPr>
     <w:rPr>
-      <w:rFonts w:ascii="Arial" w:eastAsia="黑体" w:hAnsi="Arial"/>
+      <w:rFonts w:ascii="Arial" w:hAnsi="Arial" w:eastAsia="黑体"/>
       <w:b/>
       <w:sz w:val="24"/>
     </w:rPr>
   </w:style>
-  <w:style w:type="paragraph" w:styleId="Heading7">
+  <w:style w:type="paragraph" w:styleId="8">
     <w:name w:val="heading 7"/>
-    <w:basedOn w:val="Normal"/>
-    <w:next w:val="Normal"/>
+    <w:basedOn w:val="1"/>
+    <w:next w:val="1"/>
     <w:semiHidden/>
     <w:unhideWhenUsed/>
     <w:qFormat/>
+    <w:uiPriority w:val="0"/>
     <w:pPr>
       <w:keepNext/>
       <w:keepLines/>
@@ -7221,13 +7321,14 @@
       <w:sz w:val="24"/>
     </w:rPr>
   </w:style>
-  <w:style w:type="paragraph" w:styleId="Heading8">
+  <w:style w:type="paragraph" w:styleId="9">
     <w:name w:val="heading 8"/>
-    <w:basedOn w:val="Normal"/>
-    <w:next w:val="Normal"/>
+    <w:basedOn w:val="1"/>
+    <w:next w:val="1"/>
     <w:semiHidden/>
     <w:unhideWhenUsed/>
     <w:qFormat/>
+    <w:uiPriority w:val="0"/>
     <w:pPr>
       <w:keepNext/>
       <w:keepLines/>
@@ -7240,17 +7341,18 @@
       <w:outlineLvl w:val="7"/>
     </w:pPr>
     <w:rPr>
-      <w:rFonts w:ascii="Arial" w:eastAsia="黑体" w:hAnsi="Arial"/>
+      <w:rFonts w:ascii="Arial" w:hAnsi="Arial" w:eastAsia="黑体"/>
       <w:sz w:val="24"/>
     </w:rPr>
   </w:style>
-  <w:style w:type="paragraph" w:styleId="Heading9">
+  <w:style w:type="paragraph" w:styleId="10">
     <w:name w:val="heading 9"/>
-    <w:basedOn w:val="Normal"/>
-    <w:next w:val="Normal"/>
+    <w:basedOn w:val="1"/>
+    <w:next w:val="1"/>
     <w:semiHidden/>
     <w:unhideWhenUsed/>
     <w:qFormat/>
+    <w:uiPriority w:val="0"/>
     <w:pPr>
       <w:keepNext/>
       <w:keepLines/>
@@ -7263,19 +7365,21 @@
       <w:outlineLvl w:val="8"/>
     </w:pPr>
     <w:rPr>
-      <w:rFonts w:ascii="Arial" w:eastAsia="黑体" w:hAnsi="Arial"/>
+      <w:rFonts w:ascii="Arial" w:hAnsi="Arial" w:eastAsia="黑体"/>
       <w:sz w:val="21"/>
     </w:rPr>
   </w:style>
-  <w:style w:type="character" w:default="1" w:styleId="DefaultParagraphFont">
+  <w:style w:type="character" w:default="1" w:styleId="22">
     <w:name w:val="Default Paragraph Font"/>
     <w:semiHidden/>
     <w:qFormat/>
+    <w:uiPriority w:val="0"/>
   </w:style>
-  <w:style w:type="table" w:default="1" w:styleId="TableNormal">
+  <w:style w:type="table" w:default="1" w:styleId="20">
     <w:name w:val="Normal Table"/>
     <w:semiHidden/>
     <w:qFormat/>
+    <w:uiPriority w:val="0"/>
     <w:tblPr>
       <w:tblCellMar>
         <w:top w:w="0" w:type="dxa"/>
@@ -7285,39 +7389,43 @@
       </w:tblCellMar>
     </w:tblPr>
   </w:style>
-  <w:style w:type="paragraph" w:styleId="CommentText">
+  <w:style w:type="paragraph" w:styleId="11">
     <w:name w:val="annotation text"/>
-    <w:basedOn w:val="Normal"/>
+    <w:basedOn w:val="1"/>
     <w:qFormat/>
+    <w:uiPriority w:val="0"/>
     <w:pPr>
       <w:jc w:val="left"/>
     </w:pPr>
   </w:style>
-  <w:style w:type="paragraph" w:styleId="BodyText">
+  <w:style w:type="paragraph" w:styleId="12">
     <w:name w:val="Body Text"/>
-    <w:basedOn w:val="Normal"/>
+    <w:basedOn w:val="1"/>
     <w:semiHidden/>
     <w:qFormat/>
+    <w:uiPriority w:val="0"/>
     <w:rPr>
-      <w:rFonts w:ascii="Arial" w:eastAsia="Arial" w:hAnsi="Arial" w:cs="Arial"/>
+      <w:rFonts w:ascii="Arial" w:hAnsi="Arial" w:eastAsia="Arial" w:cs="Arial"/>
       <w:sz w:val="21"/>
       <w:szCs w:val="21"/>
       <w:lang w:val="en-US" w:eastAsia="en-US" w:bidi="ar-SA"/>
     </w:rPr>
   </w:style>
-  <w:style w:type="paragraph" w:styleId="TOC3">
+  <w:style w:type="paragraph" w:styleId="13">
     <w:name w:val="toc 3"/>
-    <w:basedOn w:val="Normal"/>
-    <w:next w:val="Normal"/>
+    <w:basedOn w:val="1"/>
+    <w:next w:val="1"/>
     <w:qFormat/>
+    <w:uiPriority w:val="0"/>
     <w:pPr>
       <w:ind w:left="840" w:leftChars="400"/>
     </w:pPr>
   </w:style>
-  <w:style w:type="paragraph" w:styleId="Footer">
+  <w:style w:type="paragraph" w:styleId="14">
     <w:name w:val="footer"/>
-    <w:basedOn w:val="Normal"/>
+    <w:basedOn w:val="1"/>
     <w:qFormat/>
+    <w:uiPriority w:val="0"/>
     <w:pPr>
       <w:tabs>
         <w:tab w:val="center" w:pos="4153"/>
@@ -7330,16 +7438,17 @@
       <w:sz w:val="18"/>
     </w:rPr>
   </w:style>
-  <w:style w:type="paragraph" w:styleId="Header">
+  <w:style w:type="paragraph" w:styleId="15">
     <w:name w:val="header"/>
-    <w:basedOn w:val="Normal"/>
+    <w:basedOn w:val="1"/>
     <w:qFormat/>
+    <w:uiPriority w:val="0"/>
     <w:pPr>
       <w:pBdr>
-        <w:top w:val="nil"/>
-        <w:left w:val="nil"/>
-        <w:bottom w:val="nil"/>
-        <w:right w:val="nil"/>
+        <w:top w:val="none" w:color="auto" w:sz="0" w:space="0"/>
+        <w:left w:val="none" w:color="auto" w:sz="0" w:space="0"/>
+        <w:bottom w:val="none" w:color="auto" w:sz="0" w:space="0"/>
+        <w:right w:val="none" w:color="auto" w:sz="0" w:space="0"/>
       </w:pBdr>
       <w:tabs>
         <w:tab w:val="center" w:pos="4153"/>
@@ -7354,37 +7463,41 @@
       <w:sz w:val="18"/>
     </w:rPr>
   </w:style>
-  <w:style w:type="paragraph" w:styleId="TOC1">
+  <w:style w:type="paragraph" w:styleId="16">
     <w:name w:val="toc 1"/>
-    <w:basedOn w:val="Normal"/>
-    <w:next w:val="Normal"/>
+    <w:basedOn w:val="1"/>
+    <w:next w:val="1"/>
     <w:qFormat/>
+    <w:uiPriority w:val="0"/>
     <w:rPr>
-      <w:rFonts w:ascii="Arial" w:eastAsia="Microsoft JhengHei" w:hAnsi="Arial"/>
+      <w:rFonts w:ascii="Arial" w:hAnsi="Arial" w:eastAsia="Microsoft JhengHei"/>
       <w:sz w:val="24"/>
     </w:rPr>
   </w:style>
-  <w:style w:type="paragraph" w:styleId="TOC2">
+  <w:style w:type="paragraph" w:styleId="17">
     <w:name w:val="toc 2"/>
-    <w:basedOn w:val="Normal"/>
-    <w:next w:val="Normal"/>
+    <w:basedOn w:val="1"/>
+    <w:next w:val="1"/>
     <w:qFormat/>
+    <w:uiPriority w:val="0"/>
     <w:pPr>
       <w:ind w:left="420" w:leftChars="200"/>
     </w:pPr>
   </w:style>
-  <w:style w:type="paragraph" w:styleId="NormalWeb">
+  <w:style w:type="paragraph" w:styleId="18">
     <w:name w:val="Normal (Web)"/>
-    <w:basedOn w:val="Normal"/>
+    <w:basedOn w:val="1"/>
     <w:qFormat/>
+    <w:uiPriority w:val="0"/>
     <w:rPr>
       <w:sz w:val="24"/>
     </w:rPr>
   </w:style>
-  <w:style w:type="paragraph" w:styleId="Title">
+  <w:style w:type="paragraph" w:styleId="19">
     <w:name w:val="Title"/>
-    <w:basedOn w:val="Normal"/>
+    <w:basedOn w:val="1"/>
     <w:qFormat/>
+    <w:uiPriority w:val="0"/>
     <w:pPr>
       <w:spacing w:before="240" w:beforeLines="0" w:beforeAutospacing="0" w:after="60" w:afterLines="0" w:afterAutospacing="0"/>
       <w:jc w:val="center"/>
@@ -7396,68 +7509,73 @@
       <w:sz w:val="32"/>
     </w:rPr>
   </w:style>
-  <w:style w:type="table" w:styleId="TableGrid">
+  <w:style w:type="table" w:styleId="21">
     <w:name w:val="Table Grid"/>
-    <w:basedOn w:val="TableNormal"/>
+    <w:basedOn w:val="20"/>
     <w:qFormat/>
+    <w:uiPriority w:val="0"/>
     <w:pPr>
       <w:widowControl w:val="0"/>
       <w:jc w:val="both"/>
     </w:pPr>
     <w:tblPr>
       <w:tblBorders>
-        <w:top w:val="single" w:sz="4" w:space="0" w:color="auto"/>
-        <w:left w:val="single" w:sz="4" w:space="0" w:color="auto"/>
-        <w:bottom w:val="single" w:sz="4" w:space="0" w:color="auto"/>
-        <w:right w:val="single" w:sz="4" w:space="0" w:color="auto"/>
-        <w:insideH w:val="single" w:sz="4" w:space="0" w:color="auto"/>
-        <w:insideV w:val="single" w:sz="4" w:space="0" w:color="auto"/>
+        <w:top w:val="single" w:color="auto" w:sz="4" w:space="0"/>
+        <w:left w:val="single" w:color="auto" w:sz="4" w:space="0"/>
+        <w:bottom w:val="single" w:color="auto" w:sz="4" w:space="0"/>
+        <w:right w:val="single" w:color="auto" w:sz="4" w:space="0"/>
+        <w:insideH w:val="single" w:color="auto" w:sz="4" w:space="0"/>
+        <w:insideV w:val="single" w:color="auto" w:sz="4" w:space="0"/>
       </w:tblBorders>
     </w:tblPr>
   </w:style>
-  <w:style w:type="character" w:styleId="Strong">
+  <w:style w:type="character" w:styleId="23">
     <w:name w:val="Strong"/>
-    <w:basedOn w:val="DefaultParagraphFont"/>
+    <w:basedOn w:val="22"/>
     <w:qFormat/>
+    <w:uiPriority w:val="0"/>
     <w:rPr>
       <w:b/>
     </w:rPr>
   </w:style>
-  <w:style w:type="paragraph" w:customStyle="1" w:styleId="a">
+  <w:style w:type="paragraph" w:customStyle="1" w:styleId="24">
     <w:name w:val="柴_公司名"/>
-    <w:basedOn w:val="Title"/>
+    <w:basedOn w:val="19"/>
     <w:qFormat/>
+    <w:uiPriority w:val="0"/>
     <w:pPr>
       <w:spacing w:after="600" w:afterLines="600"/>
     </w:pPr>
     <w:rPr>
-      <w:rFonts w:ascii="宋体" w:eastAsia="宋体" w:hAnsi="宋体" w:cs="宋体" w:hint="eastAsia"/>
+      <w:rFonts w:hint="eastAsia" w:ascii="宋体" w:hAnsi="宋体" w:eastAsia="宋体" w:cs="宋体"/>
       <w:bCs/>
       <w:spacing w:val="-6"/>
       <w:sz w:val="52"/>
       <w:szCs w:val="52"/>
     </w:rPr>
   </w:style>
-  <w:style w:type="paragraph" w:customStyle="1" w:styleId="a0">
+  <w:style w:type="paragraph" w:customStyle="1" w:styleId="25">
     <w:name w:val="柴_文档名"/>
-    <w:basedOn w:val="Title"/>
+    <w:basedOn w:val="19"/>
     <w:qFormat/>
+    <w:uiPriority w:val="0"/>
     <w:pPr>
       <w:spacing w:after="900" w:afterLines="900"/>
     </w:pPr>
     <w:rPr>
-      <w:rFonts w:ascii="黑体" w:eastAsia="黑体" w:hAnsi="黑体" w:cs="黑体"/>
+      <w:rFonts w:ascii="黑体" w:hAnsi="黑体" w:eastAsia="黑体" w:cs="黑体"/>
       <w:bCs/>
       <w:spacing w:val="-7"/>
       <w:sz w:val="52"/>
       <w:szCs w:val="52"/>
     </w:rPr>
   </w:style>
-  <w:style w:type="table" w:customStyle="1" w:styleId="TableNormal0">
+  <w:style w:type="table" w:customStyle="1" w:styleId="26">
     <w:name w:val="Table Normal_0"/>
     <w:semiHidden/>
     <w:unhideWhenUsed/>
     <w:qFormat/>
+    <w:uiPriority w:val="0"/>
     <w:tblPr>
       <w:tblCellMar>
         <w:top w:w="0" w:type="dxa"/>
@@ -7467,81 +7585,87 @@
       </w:tblCellMar>
     </w:tblPr>
   </w:style>
-  <w:style w:type="paragraph" w:customStyle="1" w:styleId="TableText">
+  <w:style w:type="paragraph" w:customStyle="1" w:styleId="27">
     <w:name w:val="Table Text"/>
-    <w:basedOn w:val="Normal"/>
+    <w:basedOn w:val="1"/>
     <w:semiHidden/>
     <w:qFormat/>
+    <w:uiPriority w:val="0"/>
     <w:rPr>
-      <w:rFonts w:ascii="宋体" w:eastAsia="宋体" w:hAnsi="宋体" w:cs="宋体"/>
+      <w:rFonts w:ascii="宋体" w:hAnsi="宋体" w:eastAsia="宋体" w:cs="宋体"/>
       <w:sz w:val="21"/>
       <w:szCs w:val="21"/>
       <w:lang w:val="en-US" w:eastAsia="en-US" w:bidi="ar-SA"/>
     </w:rPr>
   </w:style>
-  <w:style w:type="paragraph" w:customStyle="1" w:styleId="1">
+  <w:style w:type="paragraph" w:customStyle="1" w:styleId="28">
     <w:name w:val="柴_标题1"/>
-    <w:basedOn w:val="Heading1"/>
-    <w:next w:val="a1"/>
-    <w:link w:val="1Char"/>
+    <w:basedOn w:val="2"/>
+    <w:next w:val="29"/>
+    <w:link w:val="36"/>
     <w:qFormat/>
+    <w:uiPriority w:val="0"/>
     <w:pPr>
       <w:spacing w:before="100" w:after="90" w:line="360" w:lineRule="auto"/>
     </w:pPr>
     <w:rPr>
-      <w:rFonts w:ascii="Arial" w:eastAsia="宋体" w:hAnsi="Arial"/>
+      <w:rFonts w:ascii="Arial" w:hAnsi="Arial" w:eastAsia="宋体"/>
       <w:sz w:val="32"/>
     </w:rPr>
   </w:style>
-  <w:style w:type="paragraph" w:customStyle="1" w:styleId="a1">
+  <w:style w:type="paragraph" w:customStyle="1" w:styleId="29">
     <w:name w:val="柴_正文"/>
-    <w:basedOn w:val="BodyText"/>
-    <w:link w:val="Char"/>
+    <w:basedOn w:val="12"/>
+    <w:link w:val="42"/>
     <w:qFormat/>
+    <w:uiPriority w:val="0"/>
     <w:pPr>
       <w:spacing w:line="360" w:lineRule="auto"/>
       <w:ind w:firstLine="470" w:firstLineChars="200"/>
     </w:pPr>
     <w:rPr>
-      <w:rFonts w:ascii="Arial" w:eastAsia="宋体" w:hAnsi="Arial"/>
+      <w:rFonts w:ascii="Arial" w:hAnsi="Arial" w:eastAsia="宋体"/>
       <w:sz w:val="24"/>
       <w:lang w:eastAsia="zh-CN"/>
     </w:rPr>
   </w:style>
-  <w:style w:type="paragraph" w:customStyle="1" w:styleId="2">
+  <w:style w:type="paragraph" w:customStyle="1" w:styleId="30">
     <w:name w:val="柴_标题2"/>
-    <w:basedOn w:val="Heading2"/>
-    <w:next w:val="a1"/>
+    <w:basedOn w:val="3"/>
+    <w:next w:val="29"/>
     <w:qFormat/>
+    <w:uiPriority w:val="0"/>
     <w:pPr>
       <w:spacing w:line="360" w:lineRule="auto"/>
     </w:pPr>
     <w:rPr>
-      <w:rFonts w:ascii="Arial" w:eastAsia="宋体" w:hAnsi="Arial"/>
+      <w:rFonts w:ascii="Arial" w:hAnsi="Arial" w:eastAsia="宋体"/>
       <w:sz w:val="28"/>
     </w:rPr>
   </w:style>
-  <w:style w:type="paragraph" w:customStyle="1" w:styleId="3">
+  <w:style w:type="paragraph" w:customStyle="1" w:styleId="31">
     <w:name w:val="柴_标题3"/>
-    <w:basedOn w:val="Heading3"/>
-    <w:next w:val="a1"/>
+    <w:basedOn w:val="4"/>
+    <w:next w:val="29"/>
     <w:qFormat/>
+    <w:uiPriority w:val="0"/>
     <w:pPr>
       <w:spacing w:line="360" w:lineRule="auto"/>
       <w:ind w:left="0" w:firstLine="472" w:firstLineChars="200"/>
     </w:pPr>
     <w:rPr>
-      <w:rFonts w:ascii="宋体" w:eastAsia="宋体" w:hAnsi="宋体" w:cs="宋体"/>
+      <w:rFonts w:ascii="宋体" w:hAnsi="宋体" w:eastAsia="宋体" w:cs="宋体"/>
       <w:spacing w:val="-2"/>
       <w:sz w:val="24"/>
       <w:szCs w:val="24"/>
     </w:rPr>
   </w:style>
-  <w:style w:type="paragraph" w:customStyle="1" w:styleId="a2">
+  <w:style w:type="paragraph" w:customStyle="1" w:styleId="32">
     <w:name w:val="柴_目录"/>
-    <w:basedOn w:val="Normal"/>
-    <w:next w:val="BodyText"/>
+    <w:basedOn w:val="1"/>
+    <w:next w:val="12"/>
     <w:qFormat/>
+    <w:uiPriority w:val="0"/>
     <w:pPr>
       <w:tabs>
         <w:tab w:val="right" w:leader="dot" w:pos="8442"/>
@@ -7549,60 +7673,65 @@
       <w:ind w:left="0" w:leftChars="0"/>
     </w:pPr>
     <w:rPr>
-      <w:rFonts w:ascii="Arial" w:eastAsia="Microsoft JhengHei" w:hAnsi="Arial"/>
+      <w:rFonts w:ascii="Arial" w:hAnsi="Arial" w:eastAsia="Microsoft JhengHei"/>
       <w:sz w:val="24"/>
     </w:rPr>
   </w:style>
-  <w:style w:type="paragraph" w:customStyle="1" w:styleId="WPSOffice1">
+  <w:style w:type="paragraph" w:customStyle="1" w:styleId="33">
     <w:name w:val="WPSOffice手动目录 1"/>
     <w:qFormat/>
+    <w:uiPriority w:val="0"/>
     <w:pPr>
       <w:ind w:leftChars="0"/>
     </w:pPr>
     <w:rPr>
-      <w:rFonts w:ascii="Times New Roman" w:eastAsia="宋体" w:hAnsi="Times New Roman" w:cs="Times New Roman"/>
+      <w:rFonts w:ascii="Times New Roman" w:hAnsi="Times New Roman" w:eastAsia="宋体" w:cs="Times New Roman"/>
       <w:sz w:val="20"/>
       <w:szCs w:val="20"/>
     </w:rPr>
   </w:style>
-  <w:style w:type="paragraph" w:customStyle="1" w:styleId="WPSOffice2">
+  <w:style w:type="paragraph" w:customStyle="1" w:styleId="34">
     <w:name w:val="WPSOffice手动目录 2"/>
     <w:qFormat/>
+    <w:uiPriority w:val="0"/>
     <w:pPr>
       <w:ind w:leftChars="200"/>
     </w:pPr>
     <w:rPr>
-      <w:rFonts w:ascii="Times New Roman" w:eastAsia="宋体" w:hAnsi="Times New Roman" w:cs="Times New Roman"/>
+      <w:rFonts w:ascii="Times New Roman" w:hAnsi="Times New Roman" w:eastAsia="宋体" w:cs="Times New Roman"/>
       <w:sz w:val="20"/>
       <w:szCs w:val="20"/>
     </w:rPr>
   </w:style>
-  <w:style w:type="paragraph" w:customStyle="1" w:styleId="WPSOffice3">
+  <w:style w:type="paragraph" w:customStyle="1" w:styleId="35">
     <w:name w:val="WPSOffice手动目录 3"/>
     <w:qFormat/>
+    <w:uiPriority w:val="0"/>
     <w:pPr>
       <w:ind w:leftChars="400"/>
     </w:pPr>
     <w:rPr>
-      <w:rFonts w:ascii="Times New Roman" w:eastAsia="宋体" w:hAnsi="Times New Roman" w:cs="Times New Roman"/>
+      <w:rFonts w:ascii="Times New Roman" w:hAnsi="Times New Roman" w:eastAsia="宋体" w:cs="Times New Roman"/>
       <w:sz w:val="20"/>
       <w:szCs w:val="20"/>
     </w:rPr>
   </w:style>
-  <w:style w:type="character" w:customStyle="1" w:styleId="1Char">
+  <w:style w:type="character" w:customStyle="1" w:styleId="36">
     <w:name w:val="柴_标题1 Char"/>
-    <w:link w:val="1"/>
+    <w:link w:val="28"/>
     <w:qFormat/>
+    <w:uiPriority w:val="0"/>
     <w:rPr>
-      <w:rFonts w:ascii="Arial" w:eastAsia="宋体" w:hAnsi="Arial"/>
+      <w:rFonts w:ascii="Arial" w:hAnsi="Arial" w:eastAsia="宋体"/>
       <w:sz w:val="32"/>
     </w:rPr>
   </w:style>
-  <w:style w:type="table" w:customStyle="1" w:styleId="TableNormal1">
+  <w:style w:type="table" w:customStyle="1" w:styleId="37">
     <w:name w:val="Table Normal_1"/>
     <w:semiHidden/>
     <w:unhideWhenUsed/>
     <w:qFormat/>
+    <w:uiPriority w:val="0"/>
     <w:tblPr>
       <w:tblCellMar>
         <w:top w:w="0" w:type="dxa"/>
@@ -7612,19 +7741,21 @@
       </w:tblCellMar>
     </w:tblPr>
   </w:style>
-  <w:style w:type="paragraph" w:customStyle="1" w:styleId="Compact">
+  <w:style w:type="paragraph" w:customStyle="1" w:styleId="38">
     <w:name w:val="Compact"/>
-    <w:basedOn w:val="BodyText"/>
+    <w:basedOn w:val="12"/>
     <w:qFormat/>
+    <w:uiPriority w:val="0"/>
     <w:pPr>
       <w:spacing w:before="36" w:after="36"/>
     </w:pPr>
   </w:style>
-  <w:style w:type="table" w:customStyle="1" w:styleId="Table">
+  <w:style w:type="table" w:customStyle="1" w:styleId="39">
     <w:name w:val="Table"/>
     <w:semiHidden/>
     <w:unhideWhenUsed/>
     <w:qFormat/>
+    <w:uiPriority w:val="0"/>
     <w:tblPr>
       <w:tblCellMar>
         <w:top w:w="0" w:type="dxa"/>
@@ -7636,16 +7767,17 @@
     <w:tblStylePr w:type="firstRow">
       <w:tcPr>
         <w:tcBorders>
-          <w:bottom w:val="single" w:sz="0" w:space="0" w:color="auto"/>
+          <w:bottom w:val="single" w:color="auto" w:sz="0" w:space="0"/>
         </w:tcBorders>
         <w:vAlign w:val="bottom"/>
       </w:tcPr>
     </w:tblStylePr>
   </w:style>
-  <w:style w:type="paragraph" w:customStyle="1" w:styleId="a3">
+  <w:style w:type="paragraph" w:customStyle="1" w:styleId="40">
     <w:name w:val="柴_正文_无缩进"/>
-    <w:basedOn w:val="Normal"/>
+    <w:basedOn w:val="1"/>
     <w:qFormat/>
+    <w:uiPriority w:val="0"/>
     <w:pPr>
       <w:ind w:firstLine="0" w:firstLineChars="0"/>
     </w:pPr>
@@ -7655,29 +7787,31 @@
       <w:lang w:eastAsia="zh-CN"/>
     </w:rPr>
   </w:style>
-  <w:style w:type="paragraph" w:customStyle="1" w:styleId="4">
+  <w:style w:type="paragraph" w:customStyle="1" w:styleId="41">
     <w:name w:val="柴_标题4"/>
-    <w:basedOn w:val="Heading4"/>
-    <w:next w:val="Normal"/>
+    <w:basedOn w:val="5"/>
+    <w:next w:val="1"/>
     <w:qFormat/>
+    <w:uiPriority w:val="0"/>
     <w:pPr>
       <w:widowControl w:val="0"/>
       <w:spacing w:before="160" w:line="360" w:lineRule="auto"/>
-      <w:ind w:left="981" w:hanging="862" w:leftChars="300"/>
+      <w:ind w:left="981" w:leftChars="300" w:hanging="862"/>
     </w:pPr>
     <w:rPr>
-      <w:rFonts w:ascii="Calibri" w:eastAsia="宋体" w:hAnsi="Calibri" w:cs="宋体" w:hint="eastAsia"/>
+      <w:rFonts w:hint="eastAsia" w:ascii="Calibri" w:hAnsi="Calibri" w:eastAsia="宋体" w:cs="宋体"/>
       <w:sz w:val="24"/>
       <w:szCs w:val="24"/>
       <w:lang w:eastAsia="zh-CN" w:bidi="zh-CN"/>
     </w:rPr>
   </w:style>
-  <w:style w:type="character" w:customStyle="1" w:styleId="Char">
+  <w:style w:type="character" w:customStyle="1" w:styleId="42">
     <w:name w:val="柴_正文 Char"/>
-    <w:link w:val="a1"/>
+    <w:link w:val="29"/>
     <w:qFormat/>
+    <w:uiPriority w:val="0"/>
     <w:rPr>
-      <w:rFonts w:ascii="Arial" w:eastAsia="宋体" w:hAnsi="Arial"/>
+      <w:rFonts w:ascii="Arial" w:hAnsi="Arial" w:eastAsia="宋体"/>
       <w:sz w:val="24"/>
       <w:lang w:eastAsia="zh-CN"/>
     </w:rPr>

--- a/5-人员管理/流程制度规范类文件/050104-人员招聘管理制度.docx
+++ b/5-人员管理/流程制度规范类文件/050104-人员招聘管理制度.docx
@@ -1018,8 +1018,6 @@
               </w:rPr>
               <w:t>刘钢要</w:t>
             </w:r>
-            <w:bookmarkStart w:id="34" w:name="_GoBack"/>
-            <w:bookmarkEnd w:id="34"/>
           </w:p>
         </w:tc>
         <w:tc>
@@ -5150,9 +5148,9 @@
         <w:overflowPunct/>
         <w:bidi w:val="0"/>
       </w:pPr>
-      <w:bookmarkStart w:id="22" w:name="bookmark10"/>
+      <w:bookmarkStart w:id="22" w:name="bookmark9"/>
       <w:bookmarkEnd w:id="22"/>
-      <w:bookmarkStart w:id="23" w:name="bookmark9"/>
+      <w:bookmarkStart w:id="23" w:name="bookmark10"/>
       <w:bookmarkEnd w:id="23"/>
       <w:bookmarkStart w:id="24" w:name="_Toc31248"/>
       <w:r>
@@ -6210,7 +6208,7 @@
                 <w:kern w:val="0"/>
                 <w:sz w:val="18"/>
                 <w:szCs w:val="18"/>
-                <w:lang w:val="en-US" w:eastAsia="en-US" w:bidi="ar-SA"/>
+                <w:lang w:val="en-US" w:eastAsia="zh-CN" w:bidi="ar-SA"/>
               </w:rPr>
             </w:pPr>
             <w:r>
@@ -6221,6 +6219,17 @@
               </w:rPr>
               <w:t>每年</w:t>
             </w:r>
+            <w:r>
+              <w:rPr>
+                <w:rFonts w:hint="eastAsia" w:ascii="宋体" w:hAnsi="宋体" w:cs="宋体"/>
+                <w:sz w:val="18"/>
+                <w:szCs w:val="18"/>
+                <w:lang w:val="en-US" w:eastAsia="zh-CN"/>
+              </w:rPr>
+              <w:t>度</w:t>
+            </w:r>
+            <w:bookmarkStart w:id="34" w:name="_GoBack"/>
+            <w:bookmarkEnd w:id="34"/>
           </w:p>
         </w:tc>
       </w:tr>
